--- a/docs/reports/fase1/Laporan-Fase1-TEK1314-Kelompok4.docx
+++ b/docs/reports/fase1/Laporan-Fase1-TEK1314-Kelompok4.docx
@@ -363,6 +363,132 @@
       <w:pPr>
         <w:spacing w:after="40"/>
       </w:pPr>
+    </w:p>
+    <w:p>
+      <w:r>
+        <w:rPr>
+          <w:sz w:val="19"/>
+        </w:rPr>
+        <w:t xml:space="preserve">&gt; </w:t>
+      </w:r>
+      <w:r>
+        <w:rPr>
+          <w:b/>
+        </w:rPr>
+        <w:t>Catatan revisi (22 Oktober 2026).</w:t>
+      </w:r>
+      <w:r>
+        <w:rPr>
+          <w:sz w:val="19"/>
+        </w:rPr>
+        <w:t xml:space="preserve"> Laporan ini merekam apa yang benar-benar dijalankan pada</w:t>
+      </w:r>
+    </w:p>
+    <w:p>
+      <w:r>
+        <w:rPr>
+          <w:sz w:val="19"/>
+        </w:rPr>
+        <w:t>&gt; 20–21 Oktober, saat replika masih memakai stack sementara (nginx + PHP-FPM + MariaDB +</w:t>
+      </w:r>
+    </w:p>
+    <w:p>
+      <w:r>
+        <w:rPr>
+          <w:sz w:val="19"/>
+        </w:rPr>
+        <w:t xml:space="preserve">&gt; Mosquitto). Setelah produk asli diklarifikasi sebagai </w:t>
+      </w:r>
+      <w:r>
+        <w:rPr>
+          <w:b/>
+        </w:rPr>
+        <w:t>KABITA</w:t>
+      </w:r>
+      <w:r>
+        <w:rPr>
+          <w:sz w:val="19"/>
+        </w:rPr>
+        <w:t xml:space="preserve"> (pencatatan berat badan &amp;</w:t>
+      </w:r>
+    </w:p>
+    <w:p>
+      <w:r>
+        <w:rPr>
+          <w:sz w:val="19"/>
+        </w:rPr>
+        <w:t xml:space="preserve">&gt; pakan kambing) dengan backend </w:t>
+      </w:r>
+      <w:r>
+        <w:rPr>
+          <w:b/>
+        </w:rPr>
+        <w:t>ThingsBoard CE + PostgreSQL</w:t>
+      </w:r>
+      <w:r>
+        <w:rPr>
+          <w:sz w:val="19"/>
+        </w:rPr>
+        <w:t>, replika final mengikuti stack</w:t>
+      </w:r>
+    </w:p>
+    <w:p>
+      <w:r>
+        <w:rPr>
+          <w:sz w:val="19"/>
+        </w:rPr>
+        <w:t xml:space="preserve">&gt; tersebut — lihat </w:t>
+      </w:r>
+      <w:r>
+        <w:rPr>
+          <w:rFonts w:ascii="Consolas" w:hAnsi="Consolas"/>
+          <w:sz w:val="17"/>
+        </w:rPr>
+        <w:t>docs/presentation-minggu9/tech_stack_declaration.md</w:t>
+      </w:r>
+      <w:r>
+        <w:rPr>
+          <w:sz w:val="19"/>
+        </w:rPr>
+        <w:t xml:space="preserve"> dan</w:t>
+      </w:r>
+    </w:p>
+    <w:p>
+      <w:r>
+        <w:rPr>
+          <w:sz w:val="19"/>
+        </w:rPr>
+        <w:t xml:space="preserve">&gt; </w:t>
+      </w:r>
+      <w:r>
+        <w:rPr>
+          <w:rFonts w:ascii="Consolas" w:hAnsi="Consolas"/>
+          <w:sz w:val="17"/>
+        </w:rPr>
+        <w:t>docs/design/replica_setup.md</w:t>
+      </w:r>
+      <w:r>
+        <w:rPr>
+          <w:sz w:val="19"/>
+        </w:rPr>
+        <w:t>. Konsekuensinya: angka baseline dan bukti port di laporan ini</w:t>
+      </w:r>
+    </w:p>
+    <w:p>
+      <w:r>
+        <w:rPr>
+          <w:sz w:val="19"/>
+        </w:rPr>
+        <w:t>&gt; berlaku untuk stack sementara, dan wajib direkam ulang pada ThingsBoard (port 8080/1883/5432)</w:t>
+      </w:r>
+    </w:p>
+    <w:p>
+      <w:r>
+        <w:rPr>
+          <w:sz w:val="19"/>
+        </w:rPr>
+        <w:t>&gt; di awal Fase 2. Bagian yang tidak berubah: penyediaan VM, pengalamatan, ping, dan metode kerja.</w:t>
+      </w:r>
     </w:p>
     <w:p>
       <w:pPr>

--- a/docs/reports/fase1/Laporan-Fase1-TEK1314-Kelompok4.docx
+++ b/docs/reports/fase1/Laporan-Fase1-TEK1314-Kelompok4.docx
@@ -21,7 +21,7 @@
         <w:rPr>
           <w:sz w:val="19"/>
         </w:rPr>
-        <w:t xml:space="preserve"> TEK1314 Keamanan Siber (D4 Teknologi Rekayasa Komputer, SV IPB)</w:t>
+        <w:t xml:space="preserve"> TEK1314 Keamanan Siber · Kelas A · Kelompok 4</w:t>
       </w:r>
     </w:p>
     <w:p>
@@ -29,13 +29,13 @@
         <w:rPr>
           <w:b/>
         </w:rPr>
-        <w:t>Kelas / Kelompok:</w:t>
+        <w:t>Produk IoT:</w:t>
       </w:r>
       <w:r>
         <w:rPr>
           <w:sz w:val="19"/>
         </w:rPr>
-        <w:t xml:space="preserve"> TEK-A / Kelompok 4</w:t>
+        <w:t xml:space="preserve"> KABITA — pencatatan berat badan dan pakan kambing</w:t>
       </w:r>
     </w:p>
     <w:p>
@@ -43,27 +43,13 @@
         <w:rPr>
           <w:b/>
         </w:rPr>
-        <w:t>Periode Fase 1:</w:t>
+        <w:t>Periode:</w:t>
       </w:r>
       <w:r>
         <w:rPr>
           <w:sz w:val="19"/>
         </w:rPr>
-        <w:t xml:space="preserve"> Minggu 1–7 (penyelesaian lab dan dokumentasi: 20–21 Oktober 2026)</w:t>
-      </w:r>
-    </w:p>
-    <w:p>
-      <w:r>
-        <w:rPr>
-          <w:b/>
-        </w:rPr>
-        <w:t>Repositori:</w:t>
-      </w:r>
-      <w:r>
-        <w:rPr>
-          <w:sz w:val="19"/>
-        </w:rPr>
-        <w:t xml:space="preserve"> github.com/anggi267/TEK1314-2026-Kel04-KelasA</w:t>
+        <w:t xml:space="preserve"> Minggu 1-7 (penyelesaian lab: 20-22 Oktober 2026)</w:t>
       </w:r>
     </w:p>
     <w:tbl>
@@ -171,7 +157,7 @@
               <w:rPr>
                 <w:sz w:val="16"/>
               </w:rPr>
-              <w:t>Olan</w:t>
+              <w:t>Olan Elrai Ramotan Sibagariang</w:t>
             </w:r>
           </w:p>
         </w:tc>
@@ -188,7 +174,7 @@
               <w:rPr>
                 <w:sz w:val="16"/>
               </w:rPr>
-              <w:t>(lihat lampiran)</w:t>
+              <w:t>J0404241158</w:t>
             </w:r>
           </w:p>
         </w:tc>
@@ -335,7 +321,7 @@
               <w:rPr>
                 <w:sz w:val="16"/>
               </w:rPr>
-              <w:t>Zidan</w:t>
+              <w:t>Muhammad Zidan</w:t>
             </w:r>
           </w:p>
         </w:tc>
@@ -353,7 +339,7 @@
               <w:rPr>
                 <w:sz w:val="16"/>
               </w:rPr>
-              <w:t>(lihat lampiran)</w:t>
+              <w:t>J0404241173</w:t>
             </w:r>
           </w:p>
         </w:tc>
@@ -363,132 +349,6 @@
       <w:pPr>
         <w:spacing w:after="40"/>
       </w:pPr>
-    </w:p>
-    <w:p>
-      <w:r>
-        <w:rPr>
-          <w:sz w:val="19"/>
-        </w:rPr>
-        <w:t xml:space="preserve">&gt; </w:t>
-      </w:r>
-      <w:r>
-        <w:rPr>
-          <w:b/>
-        </w:rPr>
-        <w:t>Catatan revisi (22 Oktober 2026).</w:t>
-      </w:r>
-      <w:r>
-        <w:rPr>
-          <w:sz w:val="19"/>
-        </w:rPr>
-        <w:t xml:space="preserve"> Laporan ini merekam apa yang benar-benar dijalankan pada</w:t>
-      </w:r>
-    </w:p>
-    <w:p>
-      <w:r>
-        <w:rPr>
-          <w:sz w:val="19"/>
-        </w:rPr>
-        <w:t>&gt; 20–21 Oktober, saat replika masih memakai stack sementara (nginx + PHP-FPM + MariaDB +</w:t>
-      </w:r>
-    </w:p>
-    <w:p>
-      <w:r>
-        <w:rPr>
-          <w:sz w:val="19"/>
-        </w:rPr>
-        <w:t xml:space="preserve">&gt; Mosquitto). Setelah produk asli diklarifikasi sebagai </w:t>
-      </w:r>
-      <w:r>
-        <w:rPr>
-          <w:b/>
-        </w:rPr>
-        <w:t>KABITA</w:t>
-      </w:r>
-      <w:r>
-        <w:rPr>
-          <w:sz w:val="19"/>
-        </w:rPr>
-        <w:t xml:space="preserve"> (pencatatan berat badan &amp;</w:t>
-      </w:r>
-    </w:p>
-    <w:p>
-      <w:r>
-        <w:rPr>
-          <w:sz w:val="19"/>
-        </w:rPr>
-        <w:t xml:space="preserve">&gt; pakan kambing) dengan backend </w:t>
-      </w:r>
-      <w:r>
-        <w:rPr>
-          <w:b/>
-        </w:rPr>
-        <w:t>ThingsBoard CE + PostgreSQL</w:t>
-      </w:r>
-      <w:r>
-        <w:rPr>
-          <w:sz w:val="19"/>
-        </w:rPr>
-        <w:t>, replika final mengikuti stack</w:t>
-      </w:r>
-    </w:p>
-    <w:p>
-      <w:r>
-        <w:rPr>
-          <w:sz w:val="19"/>
-        </w:rPr>
-        <w:t xml:space="preserve">&gt; tersebut — lihat </w:t>
-      </w:r>
-      <w:r>
-        <w:rPr>
-          <w:rFonts w:ascii="Consolas" w:hAnsi="Consolas"/>
-          <w:sz w:val="17"/>
-        </w:rPr>
-        <w:t>docs/presentation-minggu9/tech_stack_declaration.md</w:t>
-      </w:r>
-      <w:r>
-        <w:rPr>
-          <w:sz w:val="19"/>
-        </w:rPr>
-        <w:t xml:space="preserve"> dan</w:t>
-      </w:r>
-    </w:p>
-    <w:p>
-      <w:r>
-        <w:rPr>
-          <w:sz w:val="19"/>
-        </w:rPr>
-        <w:t xml:space="preserve">&gt; </w:t>
-      </w:r>
-      <w:r>
-        <w:rPr>
-          <w:rFonts w:ascii="Consolas" w:hAnsi="Consolas"/>
-          <w:sz w:val="17"/>
-        </w:rPr>
-        <w:t>docs/design/replica_setup.md</w:t>
-      </w:r>
-      <w:r>
-        <w:rPr>
-          <w:sz w:val="19"/>
-        </w:rPr>
-        <w:t>. Konsekuensinya: angka baseline dan bukti port di laporan ini</w:t>
-      </w:r>
-    </w:p>
-    <w:p>
-      <w:r>
-        <w:rPr>
-          <w:sz w:val="19"/>
-        </w:rPr>
-        <w:t>&gt; berlaku untuk stack sementara, dan wajib direkam ulang pada ThingsBoard (port 8080/1883/5432)</w:t>
-      </w:r>
-    </w:p>
-    <w:p>
-      <w:r>
-        <w:rPr>
-          <w:sz w:val="19"/>
-        </w:rPr>
-        <w:t>&gt; di awal Fase 2. Bagian yang tidak berubah: penyediaan VM, pengalamatan, ping, dan metode kerja.</w:t>
-      </w:r>
     </w:p>
     <w:p>
       <w:pPr>
@@ -503,7 +363,7 @@
         <w:pStyle w:val="Heading2"/>
       </w:pPr>
       <w:r>
-        <w:t>Ringkasan Eksekutif</w:t>
+        <w:t>1. Ringkasan</w:t>
       </w:r>
     </w:p>
     <w:p>
@@ -511,7 +371,7 @@
         <w:rPr>
           <w:sz w:val="19"/>
         </w:rPr>
-        <w:t xml:space="preserve">Fase 1 membangun fondasi proyek SOC Engagement: tiga node lab pada segmen </w:t>
+        <w:t xml:space="preserve">Fase 1 membangun fondasi proyek: laboratorium tiga node pada segmen </w:t>
       </w:r>
       <w:r>
         <w:rPr>
@@ -520,13 +380,11 @@
         </w:rPr>
         <w:t>192.168.4.0/24</w:t>
       </w:r>
-    </w:p>
-    <w:p>
       <w:r>
         <w:rPr>
           <w:sz w:val="19"/>
         </w:rPr>
-        <w:t>(Attacker Kali, Target Ubuntu Server, Monitoring Security Onion), replika backend IoT yang</w:t>
+        <w:t>, replika</w:t>
       </w:r>
     </w:p>
     <w:p>
@@ -534,7 +392,7 @@
         <w:rPr>
           <w:sz w:val="19"/>
         </w:rPr>
-        <w:t>sengaja memiliki kelemahan terkontrol, hardening awal, dan baseline traffic normal sebagai</w:t>
+        <w:t>backend KABITA, hardening awal, dan baseline traffic normal sebagai pembanding deteksi.</w:t>
       </w:r>
     </w:p>
     <w:p>
@@ -542,15 +400,7 @@
         <w:rPr>
           <w:sz w:val="19"/>
         </w:rPr>
-        <w:t>pembanding deteksi di Fase 2.</w:t>
-      </w:r>
-    </w:p>
-    <w:p>
-      <w:r>
-        <w:rPr>
-          <w:sz w:val="19"/>
-        </w:rPr>
-        <w:t>Hasil utama:</w:t>
+        <w:t>Hasil:</w:t>
       </w:r>
     </w:p>
     <w:p>
@@ -562,7 +412,7 @@
         <w:rPr>
           <w:sz w:val="19"/>
         </w:rPr>
-        <w:t xml:space="preserve">Target Node berjalan </w:t>
+        <w:t xml:space="preserve">Target Node menjalankan </w:t>
       </w:r>
       <w:r>
         <w:rPr>
@@ -574,7 +424,19 @@
         <w:rPr>
           <w:sz w:val="19"/>
         </w:rPr>
-        <w:t xml:space="preserve"> (dipasang unattended) dengan replika</w:t>
+        <w:t xml:space="preserve"> dengan aplikasi </w:t>
+      </w:r>
+      <w:r>
+        <w:rPr>
+          <w:b/>
+        </w:rPr>
+        <w:t>Nuxt 4 (Nitro)</w:t>
+      </w:r>
+      <w:r>
+        <w:rPr>
+          <w:sz w:val="19"/>
+        </w:rPr>
+        <w:t xml:space="preserve"> di</w:t>
       </w:r>
     </w:p>
     <w:p>
@@ -582,119 +444,26 @@
         <w:rPr>
           <w:sz w:val="19"/>
         </w:rPr>
-        <w:t>backend IoT: Nginx + PHP-FPM, MariaDB (</w:t>
+        <w:t xml:space="preserve">port 80 dan </w:t>
+      </w:r>
+      <w:r>
+        <w:rPr>
+          <w:b/>
+        </w:rPr>
+        <w:t>PostgreSQL 18</w:t>
+      </w:r>
+      <w:r>
+        <w:rPr>
+          <w:sz w:val="19"/>
+        </w:rPr>
+        <w:t xml:space="preserve"> pada database </w:t>
       </w:r>
       <w:r>
         <w:rPr>
           <w:rFonts w:ascii="Consolas" w:hAnsi="Consolas"/>
           <w:sz w:val="17"/>
         </w:rPr>
-        <w:t>iot_db</w:t>
-      </w:r>
-      <w:r>
-        <w:rPr>
-          <w:sz w:val="19"/>
-        </w:rPr>
-        <w:t>), Mosquitto, dashboard dan API.</w:t>
-      </w:r>
-    </w:p>
-    <w:p>
-      <w:pPr>
-        <w:pStyle w:val="ListNumber"/>
-        <w:spacing w:after="40"/>
-      </w:pPr>
-      <w:r>
-        <w:rPr>
-          <w:b/>
-        </w:rPr>
-        <w:t>Keenam arah ping</w:t>
-      </w:r>
-      <w:r>
-        <w:rPr>
-          <w:sz w:val="19"/>
-        </w:rPr>
-        <w:t xml:space="preserve"> antar tiga node berhasil dengan 0% packet loss, dan sensor Security Onion</w:t>
-      </w:r>
-    </w:p>
-    <w:p>
-      <w:r>
-        <w:rPr>
-          <w:sz w:val="19"/>
-        </w:rPr>
-        <w:t>terbukti merekam trafik lab (promiscuous bekerja).</w:t>
-      </w:r>
-    </w:p>
-    <w:p>
-      <w:pPr>
-        <w:pStyle w:val="ListNumber"/>
-        <w:spacing w:after="40"/>
-      </w:pPr>
-      <w:r>
-        <w:rPr>
-          <w:b/>
-        </w:rPr>
-        <w:t>Hardening awal</w:t>
-      </w:r>
-      <w:r>
-        <w:rPr>
-          <w:sz w:val="19"/>
-        </w:rPr>
-        <w:t xml:space="preserve"> diterapkan: patch paket, minimalisasi service, firewall </w:t>
-      </w:r>
-      <w:r>
-        <w:rPr>
-          <w:rFonts w:ascii="Consolas" w:hAnsi="Consolas"/>
-          <w:sz w:val="17"/>
-        </w:rPr>
-        <w:t>ufw</w:t>
-      </w:r>
-    </w:p>
-    <w:p>
-      <w:r>
-        <w:rPr>
-          <w:sz w:val="19"/>
-        </w:rPr>
-        <w:t xml:space="preserve">(default-deny), dan </w:t>
-      </w:r>
-      <w:r>
-        <w:rPr>
-          <w:rFonts w:ascii="Consolas" w:hAnsi="Consolas"/>
-          <w:sz w:val="17"/>
-        </w:rPr>
-        <w:t>fail2ban</w:t>
-      </w:r>
-      <w:r>
-        <w:rPr>
-          <w:sz w:val="19"/>
-        </w:rPr>
-        <w:t xml:space="preserve"> — tanpa memutus layanan (dashboard tetap HTTP 200).</w:t>
-      </w:r>
-    </w:p>
-    <w:p>
-      <w:pPr>
-        <w:pStyle w:val="ListNumber"/>
-        <w:spacing w:after="40"/>
-      </w:pPr>
-      <w:r>
-        <w:rPr>
-          <w:b/>
-        </w:rPr>
-        <w:t>Baseline traffic normal</w:t>
-      </w:r>
-      <w:r>
-        <w:rPr>
-          <w:sz w:val="19"/>
-        </w:rPr>
-        <w:t xml:space="preserve"> terekam: 440 paket dalam 41,3 detik, tersimpan sebagai</w:t>
-      </w:r>
-    </w:p>
-    <w:p>
-      <w:r>
-        <w:rPr>
-          <w:rFonts w:ascii="Consolas" w:hAnsi="Consolas"/>
-          <w:sz w:val="17"/>
-        </w:rPr>
-        <w:t>baseline_minggu9.pcap</w:t>
+        <w:t>kabita</w:t>
       </w:r>
       <w:r>
         <w:rPr>
@@ -712,83 +481,7 @@
         <w:rPr>
           <w:sz w:val="19"/>
         </w:rPr>
-        <w:t>Kelemahan yang menjadi sasaran Fase 2 (kredensial lemah, SQL injection, MQTT tanpa</w:t>
-      </w:r>
-    </w:p>
-    <w:p>
-      <w:r>
-        <w:rPr>
-          <w:sz w:val="19"/>
-        </w:rPr>
-        <w:t xml:space="preserve">autentikasi) </w:t>
-      </w:r>
-      <w:r>
-        <w:rPr>
-          <w:b/>
-        </w:rPr>
-        <w:t>sengaja dipertahankan</w:t>
-      </w:r>
-      <w:r>
-        <w:rPr>
-          <w:sz w:val="19"/>
-        </w:rPr>
-        <w:t xml:space="preserve"> dan didokumentasikan agar siklus Purple Team punya</w:t>
-      </w:r>
-    </w:p>
-    <w:p>
-      <w:r>
-        <w:rPr>
-          <w:sz w:val="19"/>
-        </w:rPr>
-        <w:t>sasaran nyata.</w:t>
-      </w:r>
-    </w:p>
-    <w:p>
-      <w:pPr>
-        <w:pBdr>
-          <w:bottom w:val="single" w:sz="6" w:space="1" w:color="D5DED9"/>
-        </w:pBdr>
-        <w:spacing w:after="80"/>
-      </w:pPr>
-    </w:p>
-    <w:p>
-      <w:pPr>
-        <w:pStyle w:val="Heading2"/>
-      </w:pPr>
-      <w:r>
-        <w:t>1. Konteks dan Tujuan Fase 1</w:t>
-      </w:r>
-    </w:p>
-    <w:p>
-      <w:r>
-        <w:rPr>
-          <w:sz w:val="19"/>
-        </w:rPr>
-        <w:t>Panduan PBL menetapkan Fase 1 (sampai Minggu ke-7) sebagai tahap **hardening awal dan</w:t>
-      </w:r>
-    </w:p>
-    <w:p>
-      <w:r>
-        <w:rPr>
-          <w:sz w:val="19"/>
-        </w:rPr>
-        <w:t>dokumentasi baseline traffic normal**, dengan prinsip "infrastruktur baru dibangun — pastikan</w:t>
-      </w:r>
-    </w:p>
-    <w:p>
-      <w:r>
-        <w:rPr>
-          <w:sz w:val="19"/>
-        </w:rPr>
-        <w:t>baseline aman sebelum go-live".</w:t>
-      </w:r>
-    </w:p>
-    <w:p>
-      <w:r>
-        <w:rPr>
-          <w:sz w:val="19"/>
-        </w:rPr>
-        <w:t>Tujuan teknis yang ditetapkan kelompok:</w:t>
+        <w:t>Data awal: 2 kandang, 6 kambing ber-RFID, 60 baris telemetri (10 hari), 2 token perangkat.</w:t>
       </w:r>
     </w:p>
     <w:p>
@@ -800,15 +493,7 @@
         <w:rPr>
           <w:sz w:val="19"/>
         </w:rPr>
-        <w:t>Menyediakan laboratorium tertutup tiga node sesuai skenario SOC, tanpa koneksi ke sistem</w:t>
-      </w:r>
-    </w:p>
-    <w:p>
-      <w:r>
-        <w:rPr>
-          <w:sz w:val="19"/>
-        </w:rPr>
-        <w:t>Mitra.</w:t>
+        <w:t>Ketiga node saling terhubung; sensor Security Onion menerima trafik segmen lab.</w:t>
       </w:r>
     </w:p>
     <w:p>
@@ -820,7 +505,7 @@
         <w:rPr>
           <w:sz w:val="19"/>
         </w:rPr>
-        <w:t>Membangun replika backend IoT yang mewakili komponen nyata (dashboard, API, basis data,</w:t>
+        <w:t>Hardening awal: 2 kontrol selesai (B-1, B-2), 1 sebagian (B-3), tanpa memutus layanan</w:t>
       </w:r>
     </w:p>
     <w:p>
@@ -828,7 +513,7 @@
         <w:rPr>
           <w:sz w:val="19"/>
         </w:rPr>
-        <w:t>protokol MQTT).</w:t>
+        <w:t>(dashboard tetap HTTP 200 dari node penyerang).</w:t>
       </w:r>
     </w:p>
     <w:p>
@@ -840,15 +525,19 @@
         <w:rPr>
           <w:sz w:val="19"/>
         </w:rPr>
-        <w:t>Menerapkan kontrol keamanan dasar yang tidak menutup celah yang sengaja dipakai untuk latihan</w:t>
+        <w:t xml:space="preserve">Baseline terekam: </w:t>
       </w:r>
-    </w:p>
-    <w:p>
+      <w:r>
+        <w:rPr>
+          <w:b/>
+        </w:rPr>
+        <w:t>482 paket</w:t>
+      </w:r>
       <w:r>
         <w:rPr>
           <w:sz w:val="19"/>
         </w:rPr>
-        <w:t>serangan Fase 2.</w:t>
+        <w:t>, 452 di antaranya trafik port 80.</w:t>
       </w:r>
     </w:p>
     <w:p>
@@ -860,43 +549,15 @@
         <w:rPr>
           <w:sz w:val="19"/>
         </w:rPr>
-        <w:t>Merekam traffic normal sebagai pembanding (baseline) sebelum ada aktivitas penyerangan.</w:t>
+        <w:t>Enam celah sengaja dipertahankan sebagai sasaran Fase 2 dan sudah dibuktikan bisa ditembus.</w:t>
       </w:r>
-    </w:p>
-    <w:p>
-      <w:pPr>
-        <w:pStyle w:val="ListNumber"/>
-        <w:spacing w:after="40"/>
-      </w:pPr>
-      <w:r>
-        <w:rPr>
-          <w:sz w:val="19"/>
-        </w:rPr>
-        <w:t>Menyimpan seluruh bukti (konfigurasi, keluaran perintah, pcap) di repositori.</w:t>
-      </w:r>
-    </w:p>
-    <w:p>
-      <w:pPr>
-        <w:pBdr>
-          <w:bottom w:val="single" w:sz="6" w:space="1" w:color="D5DED9"/>
-        </w:pBdr>
-        <w:spacing w:after="80"/>
-      </w:pPr>
     </w:p>
     <w:p>
       <w:pPr>
         <w:pStyle w:val="Heading2"/>
       </w:pPr>
       <w:r>
-        <w:t>2. Arsitektur dan Pengalamatan</w:t>
-      </w:r>
-    </w:p>
-    <w:p>
-      <w:pPr>
-        <w:pStyle w:val="Heading3"/>
-      </w:pPr>
-      <w:r>
-        <w:t>2.1 Tiga node</w:t>
+        <w:t>2. Arsitektur</w:t>
       </w:r>
     </w:p>
     <w:tbl>
@@ -907,16 +568,15 @@
         <w:tblLook w:firstColumn="1" w:firstRow="1" w:lastColumn="0" w:lastRow="0" w:noHBand="0" w:noVBand="1" w:val="04A0"/>
       </w:tblPr>
       <w:tblGrid>
-        <w:gridCol w:w="2017"/>
-        <w:gridCol w:w="2017"/>
-        <w:gridCol w:w="2017"/>
-        <w:gridCol w:w="2017"/>
-        <w:gridCol w:w="2017"/>
+        <w:gridCol w:w="2521"/>
+        <w:gridCol w:w="2521"/>
+        <w:gridCol w:w="2521"/>
+        <w:gridCol w:w="2521"/>
       </w:tblGrid>
       <w:tr>
         <w:tc>
           <w:tcPr>
-            <w:tcW w:type="dxa" w:w="2017"/>
+            <w:tcW w:type="dxa" w:w="2521"/>
             <w:shd w:val="clear" w:color="auto" w:fill="0B6B4F"/>
           </w:tcPr>
           <w:p>
@@ -936,27 +596,7 @@
         </w:tc>
         <w:tc>
           <w:tcPr>
-            <w:tcW w:type="dxa" w:w="2017"/>
-            <w:shd w:val="clear" w:color="auto" w:fill="0B6B4F"/>
-          </w:tcPr>
-          <w:p>
-            <w:pPr>
-              <w:spacing w:after="0"/>
-            </w:pPr>
-            <w:r/>
-            <w:r>
-              <w:rPr>
-                <w:b/>
-                <w:color w:val="FFFFFF"/>
-                <w:sz w:val="16"/>
-              </w:rPr>
-              <w:t>VM VirtualBox</w:t>
-            </w:r>
-          </w:p>
-        </w:tc>
-        <w:tc>
-          <w:tcPr>
-            <w:tcW w:type="dxa" w:w="2017"/>
+            <w:tcW w:type="dxa" w:w="2521"/>
             <w:shd w:val="clear" w:color="auto" w:fill="0B6B4F"/>
           </w:tcPr>
           <w:p>
@@ -976,7 +616,7 @@
         </w:tc>
         <w:tc>
           <w:tcPr>
-            <w:tcW w:type="dxa" w:w="2017"/>
+            <w:tcW w:type="dxa" w:w="2521"/>
             <w:shd w:val="clear" w:color="auto" w:fill="0B6B4F"/>
           </w:tcPr>
           <w:p>
@@ -990,13 +630,13 @@
                 <w:color w:val="FFFFFF"/>
                 <w:sz w:val="16"/>
               </w:rPr>
-              <w:t>Segmen lab</w:t>
+              <w:t>IP lab</w:t>
             </w:r>
           </w:p>
         </w:tc>
         <w:tc>
           <w:tcPr>
-            <w:tcW w:type="dxa" w:w="2017"/>
+            <w:tcW w:type="dxa" w:w="2521"/>
             <w:shd w:val="clear" w:color="auto" w:fill="0B6B4F"/>
           </w:tcPr>
           <w:p>
@@ -1010,7 +650,7 @@
                 <w:color w:val="FFFFFF"/>
                 <w:sz w:val="16"/>
               </w:rPr>
-              <w:t>Adapter kedua</w:t>
+              <w:t>Peran</w:t>
             </w:r>
           </w:p>
         </w:tc>
@@ -1018,7 +658,7 @@
       <w:tr>
         <w:tc>
           <w:tcPr>
-            <w:tcW w:type="dxa" w:w="2017"/>
+            <w:tcW w:type="dxa" w:w="2521"/>
           </w:tcPr>
           <w:p>
             <w:pPr>
@@ -1035,25 +675,7 @@
         </w:tc>
         <w:tc>
           <w:tcPr>
-            <w:tcW w:type="dxa" w:w="2017"/>
-          </w:tcPr>
-          <w:p>
-            <w:pPr>
-              <w:spacing w:after="0" w:line="240" w:lineRule="auto"/>
-            </w:pPr>
-            <w:r/>
-            <w:r>
-              <w:rPr>
-                <w:rFonts w:ascii="Consolas" w:hAnsi="Consolas"/>
-                <w:sz w:val="17"/>
-              </w:rPr>
-              <w:t>PBL-K4-02-Attacker-Kali</w:t>
-            </w:r>
-          </w:p>
-        </w:tc>
-        <w:tc>
-          <w:tcPr>
-            <w:tcW w:type="dxa" w:w="2017"/>
+            <w:tcW w:type="dxa" w:w="2521"/>
           </w:tcPr>
           <w:p>
             <w:pPr>
@@ -1070,25 +692,7 @@
         </w:tc>
         <w:tc>
           <w:tcPr>
-            <w:tcW w:type="dxa" w:w="2017"/>
-          </w:tcPr>
-          <w:p>
-            <w:pPr>
-              <w:spacing w:after="0" w:line="240" w:lineRule="auto"/>
-            </w:pPr>
-            <w:r/>
-            <w:r>
-              <w:rPr>
-                <w:rFonts w:ascii="Consolas" w:hAnsi="Consolas"/>
-                <w:sz w:val="17"/>
-              </w:rPr>
-              <w:t>192.168.4.100/24</w:t>
-            </w:r>
-          </w:p>
-        </w:tc>
-        <w:tc>
-          <w:tcPr>
-            <w:tcW w:type="dxa" w:w="2017"/>
+            <w:tcW w:type="dxa" w:w="2521"/>
           </w:tcPr>
           <w:p>
             <w:pPr>
@@ -1099,7 +703,24 @@
               <w:rPr>
                 <w:sz w:val="16"/>
               </w:rPr>
-              <w:t>NAT</w:t>
+              <w:t>192.168.4.100</w:t>
+            </w:r>
+          </w:p>
+        </w:tc>
+        <w:tc>
+          <w:tcPr>
+            <w:tcW w:type="dxa" w:w="2521"/>
+          </w:tcPr>
+          <w:p>
+            <w:pPr>
+              <w:spacing w:after="0" w:line="240" w:lineRule="auto"/>
+            </w:pPr>
+            <w:r/>
+            <w:r>
+              <w:rPr>
+                <w:sz w:val="16"/>
+              </w:rPr>
+              <w:t>menjalankan serangan</w:t>
             </w:r>
           </w:p>
         </w:tc>
@@ -1107,7 +728,7 @@
       <w:tr>
         <w:tc>
           <w:tcPr>
-            <w:tcW w:type="dxa" w:w="2017"/>
+            <w:tcW w:type="dxa" w:w="2521"/>
             <w:shd w:val="clear" w:color="auto" w:fill="F2F6F4"/>
           </w:tcPr>
           <w:p>
@@ -1125,26 +746,7 @@
         </w:tc>
         <w:tc>
           <w:tcPr>
-            <w:tcW w:type="dxa" w:w="2017"/>
-            <w:shd w:val="clear" w:color="auto" w:fill="F2F6F4"/>
-          </w:tcPr>
-          <w:p>
-            <w:pPr>
-              <w:spacing w:after="0" w:line="240" w:lineRule="auto"/>
-            </w:pPr>
-            <w:r/>
-            <w:r>
-              <w:rPr>
-                <w:rFonts w:ascii="Consolas" w:hAnsi="Consolas"/>
-                <w:sz w:val="17"/>
-              </w:rPr>
-              <w:t>PBL-K4-01-Target-Ubuntu</w:t>
-            </w:r>
-          </w:p>
-        </w:tc>
-        <w:tc>
-          <w:tcPr>
-            <w:tcW w:type="dxa" w:w="2017"/>
+            <w:tcW w:type="dxa" w:w="2521"/>
             <w:shd w:val="clear" w:color="auto" w:fill="F2F6F4"/>
           </w:tcPr>
           <w:p>
@@ -1156,32 +758,13 @@
               <w:rPr>
                 <w:sz w:val="16"/>
               </w:rPr>
-              <w:t>Ubuntu Server 26.04.1 LTS</w:t>
+              <w:t>Ubuntu Server 26.04.1</w:t>
             </w:r>
           </w:p>
         </w:tc>
         <w:tc>
           <w:tcPr>
-            <w:tcW w:type="dxa" w:w="2017"/>
-            <w:shd w:val="clear" w:color="auto" w:fill="F2F6F4"/>
-          </w:tcPr>
-          <w:p>
-            <w:pPr>
-              <w:spacing w:after="0" w:line="240" w:lineRule="auto"/>
-            </w:pPr>
-            <w:r/>
-            <w:r>
-              <w:rPr>
-                <w:rFonts w:ascii="Consolas" w:hAnsi="Consolas"/>
-                <w:sz w:val="17"/>
-              </w:rPr>
-              <w:t>192.168.4.5/24</w:t>
-            </w:r>
-          </w:p>
-        </w:tc>
-        <w:tc>
-          <w:tcPr>
-            <w:tcW w:type="dxa" w:w="2017"/>
+            <w:tcW w:type="dxa" w:w="2521"/>
             <w:shd w:val="clear" w:color="auto" w:fill="F2F6F4"/>
           </w:tcPr>
           <w:p>
@@ -1193,7 +776,25 @@
               <w:rPr>
                 <w:sz w:val="16"/>
               </w:rPr>
-              <w:t>NAT (port-forward 2222→22)</w:t>
+              <w:t>192.168.4.5</w:t>
+            </w:r>
+          </w:p>
+        </w:tc>
+        <w:tc>
+          <w:tcPr>
+            <w:tcW w:type="dxa" w:w="2521"/>
+            <w:shd w:val="clear" w:color="auto" w:fill="F2F6F4"/>
+          </w:tcPr>
+          <w:p>
+            <w:pPr>
+              <w:spacing w:after="0" w:line="240" w:lineRule="auto"/>
+            </w:pPr>
+            <w:r/>
+            <w:r>
+              <w:rPr>
+                <w:sz w:val="16"/>
+              </w:rPr>
+              <w:t>KABITA (Nuxt 4, PostgreSQL 18)</w:t>
             </w:r>
           </w:p>
         </w:tc>
@@ -1201,7 +802,7 @@
       <w:tr>
         <w:tc>
           <w:tcPr>
-            <w:tcW w:type="dxa" w:w="2017"/>
+            <w:tcW w:type="dxa" w:w="2521"/>
           </w:tcPr>
           <w:p>
             <w:pPr>
@@ -1218,25 +819,7 @@
         </w:tc>
         <w:tc>
           <w:tcPr>
-            <w:tcW w:type="dxa" w:w="2017"/>
-          </w:tcPr>
-          <w:p>
-            <w:pPr>
-              <w:spacing w:after="0" w:line="240" w:lineRule="auto"/>
-            </w:pPr>
-            <w:r/>
-            <w:r>
-              <w:rPr>
-                <w:rFonts w:ascii="Consolas" w:hAnsi="Consolas"/>
-                <w:sz w:val="17"/>
-              </w:rPr>
-              <w:t>PBL-K4-03-Monitoring-Onion</w:t>
-            </w:r>
-          </w:p>
-        </w:tc>
-        <w:tc>
-          <w:tcPr>
-            <w:tcW w:type="dxa" w:w="2017"/>
+            <w:tcW w:type="dxa" w:w="2521"/>
           </w:tcPr>
           <w:p>
             <w:pPr>
@@ -1247,31 +830,13 @@
               <w:rPr>
                 <w:sz w:val="16"/>
               </w:rPr>
-              <w:t>Security Onion 2.x (Ubuntu 16.04)</w:t>
+              <w:t>Security Onion 2.x</w:t>
             </w:r>
           </w:p>
         </w:tc>
         <w:tc>
           <w:tcPr>
-            <w:tcW w:type="dxa" w:w="2017"/>
-          </w:tcPr>
-          <w:p>
-            <w:pPr>
-              <w:spacing w:after="0" w:line="240" w:lineRule="auto"/>
-            </w:pPr>
-            <w:r/>
-            <w:r>
-              <w:rPr>
-                <w:rFonts w:ascii="Consolas" w:hAnsi="Consolas"/>
-                <w:sz w:val="17"/>
-              </w:rPr>
-              <w:t>192.168.4.200/24</w:t>
-            </w:r>
-          </w:p>
-        </w:tc>
-        <w:tc>
-          <w:tcPr>
-            <w:tcW w:type="dxa" w:w="2017"/>
+            <w:tcW w:type="dxa" w:w="2521"/>
           </w:tcPr>
           <w:p>
             <w:pPr>
@@ -1282,7 +847,24 @@
               <w:rPr>
                 <w:sz w:val="16"/>
               </w:rPr>
-              <w:t>Host-only 192.168.56.1</w:t>
+              <w:t>192.168.4.200</w:t>
+            </w:r>
+          </w:p>
+        </w:tc>
+        <w:tc>
+          <w:tcPr>
+            <w:tcW w:type="dxa" w:w="2521"/>
+          </w:tcPr>
+          <w:p>
+            <w:pPr>
+              <w:spacing w:after="0" w:line="240" w:lineRule="auto"/>
+            </w:pPr>
+            <w:r/>
+            <w:r>
+              <w:rPr>
+                <w:sz w:val="16"/>
+              </w:rPr>
+              <w:t>sensor pasif</w:t>
             </w:r>
           </w:p>
         </w:tc>
@@ -1298,32 +880,7 @@
         <w:rPr>
           <w:sz w:val="19"/>
         </w:rPr>
-        <w:t xml:space="preserve">Segmen lab memakai </w:t>
-      </w:r>
-      <w:r>
-        <w:rPr>
-          <w:b/>
-        </w:rPr>
-        <w:t>Internal Network</w:t>
-      </w:r>
-      <w:r>
-        <w:rPr>
-          <w:sz w:val="19"/>
-        </w:rPr>
-        <w:t xml:space="preserve"> VirtualBox bernama </w:t>
-      </w:r>
-      <w:r>
-        <w:rPr>
-          <w:rFonts w:ascii="Consolas" w:hAnsi="Consolas"/>
-          <w:sz w:val="17"/>
-        </w:rPr>
-        <w:t>pbl-kel4</w:t>
-      </w:r>
-      <w:r>
-        <w:rPr>
-          <w:sz w:val="19"/>
-        </w:rPr>
-        <w:t>: tidak ada DHCP, tidak ada</w:t>
+        <w:t>Subnet dan IP sama dengan Minggu 4. Yang berubah hanya Target Node: semula direncanakan</w:t>
       </w:r>
     </w:p>
     <w:p>
@@ -1331,7 +888,7 @@
         <w:rPr>
           <w:sz w:val="19"/>
         </w:rPr>
-        <w:t>rute ke internet, sehingga seluruh uji terisolasi. Adapter kedua hanya dipakai untuk pembaruan</w:t>
+        <w:t>Metasploitable2, diganti Ubuntu Server agar replika menyerupai backend IoT nyata dan kontrol</w:t>
       </w:r>
     </w:p>
     <w:p>
@@ -1339,365 +896,15 @@
         <w:rPr>
           <w:sz w:val="19"/>
         </w:rPr>
-        <w:t>paket dan akses administrasi.</w:t>
+        <w:t>hardening bisa dibuktikan.</w:t>
       </w:r>
-    </w:p>
-    <w:p>
-      <w:pPr>
-        <w:pStyle w:val="Heading3"/>
-      </w:pPr>
-      <w:r>
-        <w:t>2.2 Mengapa target memakai Ubuntu Server</w:t>
-      </w:r>
-    </w:p>
-    <w:p>
-      <w:r>
-        <w:rPr>
-          <w:sz w:val="19"/>
-        </w:rPr>
-        <w:t>Keputusan Minggu 4 semula menetapkan Metasploitable2. Pada pelaksanaan, kelompok mengganti target</w:t>
-      </w:r>
-    </w:p>
-    <w:p>
-      <w:r>
-        <w:rPr>
-          <w:sz w:val="19"/>
-        </w:rPr>
-        <w:t>ke Ubuntu Server karena tiga alasan yang dapat dipertanggungjawabkan:</w:t>
-      </w:r>
-    </w:p>
-    <w:p>
-      <w:pPr>
-        <w:pStyle w:val="ListNumber"/>
-        <w:spacing w:after="40"/>
-      </w:pPr>
-      <w:r>
-        <w:rPr>
-          <w:sz w:val="19"/>
-        </w:rPr>
-        <w:t>Replika menjadi menyerupai backend IoT sesungguhnya (Nginx, MariaDB, Mosquitto), bukan</w:t>
-      </w:r>
-    </w:p>
-    <w:p>
-      <w:r>
-        <w:rPr>
-          <w:sz w:val="19"/>
-        </w:rPr>
-        <w:t>kumpulan layanan acak.</w:t>
-      </w:r>
-    </w:p>
-    <w:p>
-      <w:pPr>
-        <w:pStyle w:val="ListNumber"/>
-        <w:spacing w:after="40"/>
-      </w:pPr>
-      <w:r>
-        <w:rPr>
-          <w:rFonts w:ascii="Consolas" w:hAnsi="Consolas"/>
-          <w:sz w:val="17"/>
-        </w:rPr>
-        <w:t>apt</w:t>
-      </w:r>
-      <w:r>
-        <w:rPr>
-          <w:sz w:val="19"/>
-        </w:rPr>
-        <w:t xml:space="preserve">, </w:t>
-      </w:r>
-      <w:r>
-        <w:rPr>
-          <w:rFonts w:ascii="Consolas" w:hAnsi="Consolas"/>
-          <w:sz w:val="17"/>
-        </w:rPr>
-        <w:t>ufw</w:t>
-      </w:r>
-      <w:r>
-        <w:rPr>
-          <w:sz w:val="19"/>
-        </w:rPr>
-        <w:t xml:space="preserve">, </w:t>
-      </w:r>
-      <w:r>
-        <w:rPr>
-          <w:rFonts w:ascii="Consolas" w:hAnsi="Consolas"/>
-          <w:sz w:val="17"/>
-        </w:rPr>
-        <w:t>fail2ban</w:t>
-      </w:r>
-      <w:r>
-        <w:rPr>
-          <w:sz w:val="19"/>
-        </w:rPr>
-        <w:t xml:space="preserve">, dan </w:t>
-      </w:r>
-      <w:r>
-        <w:rPr>
-          <w:rFonts w:ascii="Consolas" w:hAnsi="Consolas"/>
-          <w:sz w:val="17"/>
-        </w:rPr>
-        <w:t>systemctl</w:t>
-      </w:r>
-      <w:r>
-        <w:rPr>
-          <w:sz w:val="19"/>
-        </w:rPr>
-        <w:t xml:space="preserve"> berfungsi normal, sehingga kontrol hardening dapat</w:t>
-      </w:r>
-    </w:p>
-    <w:p>
-      <w:r>
-        <w:rPr>
-          <w:sz w:val="19"/>
-        </w:rPr>
-        <w:t>dibuktikan before/after. Basis Metasploitable2 (Ubuntu 8.04) sudah EOL dan repositorinya</w:t>
-      </w:r>
-    </w:p>
-    <w:p>
-      <w:r>
-        <w:rPr>
-          <w:sz w:val="19"/>
-        </w:rPr>
-        <w:t>tertutup.</w:t>
-      </w:r>
-    </w:p>
-    <w:p>
-      <w:pPr>
-        <w:pStyle w:val="ListNumber"/>
-        <w:spacing w:after="40"/>
-      </w:pPr>
-      <w:r>
-        <w:rPr>
-          <w:sz w:val="19"/>
-        </w:rPr>
-        <w:t>Kelemahan dapat dirancang eksplisit dan masing-masing punya kontrol penutup yang akan diuji</w:t>
-      </w:r>
-    </w:p>
-    <w:p>
-      <w:r>
-        <w:rPr>
-          <w:sz w:val="19"/>
-        </w:rPr>
-        <w:t>pada Fase 2.</w:t>
-      </w:r>
-    </w:p>
-    <w:p>
-      <w:r>
-        <w:rPr>
-          <w:sz w:val="19"/>
-        </w:rPr>
-        <w:t xml:space="preserve">Diagram terbaru: </w:t>
-      </w:r>
-      <w:r>
-        <w:rPr>
-          <w:rFonts w:ascii="Consolas" w:hAnsi="Consolas"/>
-          <w:sz w:val="17"/>
-        </w:rPr>
-        <w:t>docs/design/topology-v2.png</w:t>
-      </w:r>
-      <w:r>
-        <w:rPr>
-          <w:sz w:val="19"/>
-        </w:rPr>
-        <w:t>. Alokasi IP tidak berubah dari Minggu 4.</w:t>
-      </w:r>
-    </w:p>
-    <w:p>
-      <w:pPr>
-        <w:pBdr>
-          <w:bottom w:val="single" w:sz="6" w:space="1" w:color="D5DED9"/>
-        </w:pBdr>
-        <w:spacing w:after="80"/>
-      </w:pPr>
     </w:p>
     <w:p>
       <w:pPr>
         <w:pStyle w:val="Heading2"/>
       </w:pPr>
       <w:r>
-        <w:t>3. Penyediaan Laboratorium</w:t>
-      </w:r>
-    </w:p>
-    <w:p>
-      <w:pPr>
-        <w:pStyle w:val="Heading3"/>
-      </w:pPr>
-      <w:r>
-        <w:t>3.1 Konfigurasi host (VirtualBox)</w:t>
-      </w:r>
-    </w:p>
-    <w:p>
-      <w:r>
-        <w:rPr>
-          <w:sz w:val="19"/>
-        </w:rPr>
-        <w:t xml:space="preserve">Nama VM diseragamkan menjadi </w:t>
-      </w:r>
-      <w:r>
-        <w:rPr>
-          <w:rFonts w:ascii="Consolas" w:hAnsi="Consolas"/>
-          <w:sz w:val="17"/>
-        </w:rPr>
-        <w:t>PBL-K4-0X-Peran-OS</w:t>
-      </w:r>
-      <w:r>
-        <w:rPr>
-          <w:sz w:val="19"/>
-        </w:rPr>
-        <w:t xml:space="preserve"> dan diberi deskripsi peran serta IP agar tidak</w:t>
-      </w:r>
-    </w:p>
-    <w:p>
-      <w:r>
-        <w:rPr>
-          <w:sz w:val="19"/>
-        </w:rPr>
-        <w:t xml:space="preserve">tertukar. Seluruh adapter pertama dipindahkan ke Internal Network </w:t>
-      </w:r>
-      <w:r>
-        <w:rPr>
-          <w:rFonts w:ascii="Consolas" w:hAnsi="Consolas"/>
-          <w:sz w:val="17"/>
-        </w:rPr>
-        <w:t>pbl-kel4</w:t>
-      </w:r>
-      <w:r>
-        <w:rPr>
-          <w:sz w:val="19"/>
-        </w:rPr>
-        <w:t>; adapter sensor</w:t>
-      </w:r>
-    </w:p>
-    <w:p>
-      <w:r>
-        <w:rPr>
-          <w:sz w:val="19"/>
-        </w:rPr>
-        <w:t xml:space="preserve">diberi promiscuous </w:t>
-      </w:r>
-      <w:r>
-        <w:rPr>
-          <w:rFonts w:ascii="Consolas" w:hAnsi="Consolas"/>
-          <w:sz w:val="17"/>
-        </w:rPr>
-        <w:t>allow-all</w:t>
-      </w:r>
-      <w:r>
-        <w:rPr>
-          <w:sz w:val="19"/>
-        </w:rPr>
-        <w:t>. Audio dimatikan, vCPU diset 2, dan snapshot dasar dibuat pada</w:t>
-      </w:r>
-    </w:p>
-    <w:p>
-      <w:r>
-        <w:rPr>
-          <w:sz w:val="19"/>
-        </w:rPr>
-        <w:t>ketiga VM.</w:t>
-      </w:r>
-    </w:p>
-    <w:p>
-      <w:pPr>
-        <w:pStyle w:val="Heading3"/>
-      </w:pPr>
-      <w:r>
-        <w:t>3.2 Instalasi target secara unattended</w:t>
-      </w:r>
-    </w:p>
-    <w:p>
-      <w:r>
-        <w:rPr>
-          <w:sz w:val="19"/>
-        </w:rPr>
-        <w:t xml:space="preserve">Target dipasang menggunakan mekanisme </w:t>
-      </w:r>
-      <w:r>
-        <w:rPr>
-          <w:b/>
-        </w:rPr>
-        <w:t>autoinstall</w:t>
-      </w:r>
-      <w:r>
-        <w:rPr>
-          <w:sz w:val="19"/>
-        </w:rPr>
-        <w:t xml:space="preserve"> Ubuntu Server dengan seed cloud-init</w:t>
-      </w:r>
-    </w:p>
-    <w:p>
-      <w:r>
-        <w:rPr>
-          <w:sz w:val="19"/>
-        </w:rPr>
-        <w:t xml:space="preserve">NoCloud (volume berlabel </w:t>
-      </w:r>
-      <w:r>
-        <w:rPr>
-          <w:rFonts w:ascii="Consolas" w:hAnsi="Consolas"/>
-          <w:sz w:val="17"/>
-        </w:rPr>
-        <w:t>CIDATA</w:t>
-      </w:r>
-      <w:r>
-        <w:rPr>
-          <w:sz w:val="19"/>
-        </w:rPr>
-        <w:t xml:space="preserve">), berisi: hostname </w:t>
-      </w:r>
-      <w:r>
-        <w:rPr>
-          <w:rFonts w:ascii="Consolas" w:hAnsi="Consolas"/>
-          <w:sz w:val="17"/>
-        </w:rPr>
-        <w:t>target-iot</w:t>
-      </w:r>
-      <w:r>
-        <w:rPr>
-          <w:sz w:val="19"/>
-        </w:rPr>
-        <w:t xml:space="preserve">, user </w:t>
-      </w:r>
-      <w:r>
-        <w:rPr>
-          <w:rFonts w:ascii="Consolas" w:hAnsi="Consolas"/>
-          <w:sz w:val="17"/>
-        </w:rPr>
-        <w:t>iotadmin</w:t>
-      </w:r>
-      <w:r>
-        <w:rPr>
-          <w:sz w:val="19"/>
-        </w:rPr>
-        <w:t>, server SSH,</w:t>
-      </w:r>
-    </w:p>
-    <w:p>
-      <w:r>
-        <w:rPr>
-          <w:sz w:val="19"/>
-        </w:rPr>
-        <w:t xml:space="preserve">zona waktu Asia/Jakarta, dan </w:t>
-      </w:r>
-      <w:r>
-        <w:rPr>
-          <w:rFonts w:ascii="Consolas" w:hAnsi="Consolas"/>
-          <w:sz w:val="17"/>
-        </w:rPr>
-        <w:t>shutdown: poweroff</w:t>
-      </w:r>
-      <w:r>
-        <w:rPr>
-          <w:sz w:val="19"/>
-        </w:rPr>
-        <w:t xml:space="preserve"> setelah selesai.</w:t>
-      </w:r>
-    </w:p>
-    <w:p>
-      <w:r>
-        <w:rPr>
-          <w:sz w:val="19"/>
-        </w:rPr>
-        <w:t>Beberapa kendala instalasi yang ditemukan dan solusinya:</w:t>
+        <w:t>3. Replika backend KABITA</w:t>
       </w:r>
     </w:p>
     <w:tbl>
@@ -1729,7 +936,7 @@
                 <w:color w:val="FFFFFF"/>
                 <w:sz w:val="16"/>
               </w:rPr>
-              <w:t>Gejala</w:t>
+              <w:t>Lapisan</w:t>
             </w:r>
           </w:p>
         </w:tc>
@@ -1749,7 +956,7 @@
                 <w:color w:val="FFFFFF"/>
                 <w:sz w:val="16"/>
               </w:rPr>
-              <w:t>Penyebab</w:t>
+              <w:t>Teknologi</w:t>
             </w:r>
           </w:p>
         </w:tc>
@@ -1769,7 +976,7 @@
                 <w:color w:val="FFFFFF"/>
                 <w:sz w:val="16"/>
               </w:rPr>
-              <w:t>Solusi</w:t>
+              <w:t>Port</w:t>
             </w:r>
           </w:p>
         </w:tc>
@@ -1788,7 +995,7 @@
               <w:rPr>
                 <w:sz w:val="16"/>
               </w:rPr>
-              <w:t>Boot berhenti di "Loading essential drivers"</w:t>
+              <w:t>Aplikasi</w:t>
             </w:r>
           </w:p>
         </w:tc>
@@ -1805,7 +1012,7 @@
               <w:rPr>
                 <w:sz w:val="16"/>
               </w:rPr>
-              <w:t>floppy controller aktif tanpa media</w:t>
+              <w:t>Nuxt 4 + Nitro (SSR + API)</w:t>
             </w:r>
           </w:p>
         </w:tc>
@@ -1820,10 +1027,9 @@
             <w:r/>
             <w:r>
               <w:rPr>
-                <w:rFonts w:ascii="Consolas" w:hAnsi="Consolas"/>
-                <w:sz w:val="17"/>
+                <w:sz w:val="16"/>
               </w:rPr>
-              <w:t>--floppy disabled</w:t>
+              <w:t>80</w:t>
             </w:r>
           </w:p>
         </w:tc>
@@ -1843,7 +1049,7 @@
               <w:rPr>
                 <w:sz w:val="16"/>
               </w:rPr>
-              <w:t>Installer lama tanpa menulis disk</w:t>
+              <w:t>Runtime</w:t>
             </w:r>
           </w:p>
         </w:tc>
@@ -1861,14 +1067,14 @@
               <w:rPr>
                 <w:sz w:val="16"/>
               </w:rPr>
-              <w:t xml:space="preserve">menunggu jawaban </w:t>
+              <w:t xml:space="preserve">Node.js 22, systemd </w:t>
             </w:r>
             <w:r>
               <w:rPr>
                 <w:rFonts w:ascii="Consolas" w:hAnsi="Consolas"/>
                 <w:sz w:val="17"/>
               </w:rPr>
-              <w:t>Continue with autoinstall?</w:t>
+              <w:t>kabita.service</w:t>
             </w:r>
           </w:p>
         </w:tc>
@@ -1886,20 +1092,7 @@
               <w:rPr>
                 <w:sz w:val="16"/>
               </w:rPr>
-              <w:t xml:space="preserve">jawab </w:t>
-            </w:r>
-            <w:r>
-              <w:rPr>
-                <w:rFonts w:ascii="Consolas" w:hAnsi="Consolas"/>
-                <w:sz w:val="17"/>
-              </w:rPr>
-              <w:t>yes</w:t>
-            </w:r>
-            <w:r>
-              <w:rPr>
-                <w:sz w:val="16"/>
-              </w:rPr>
-              <w:t xml:space="preserve"> pada konsol</w:t>
+              <w:t>-</w:t>
             </w:r>
           </w:p>
         </w:tc>
@@ -1918,7 +1111,7 @@
               <w:rPr>
                 <w:sz w:val="16"/>
               </w:rPr>
-              <w:t>DVD tidak bootable setelah pindah controller</w:t>
+              <w:t>Basis data</w:t>
             </w:r>
           </w:p>
         </w:tc>
@@ -1935,7 +1128,14 @@
               <w:rPr>
                 <w:sz w:val="16"/>
               </w:rPr>
-              <w:t>posisi ISO berubah saat port SATA diubah</w:t>
+              <w:t xml:space="preserve">PostgreSQL 18, database </w:t>
+            </w:r>
+            <w:r>
+              <w:rPr>
+                <w:rFonts w:ascii="Consolas" w:hAnsi="Consolas"/>
+                <w:sz w:val="17"/>
+              </w:rPr>
+              <w:t>kabita</w:t>
             </w:r>
           </w:p>
         </w:tc>
@@ -1952,7 +1152,7 @@
               <w:rPr>
                 <w:sz w:val="16"/>
               </w:rPr>
-              <w:t>ISO installer di IDE 0-1, seed di IDE 1-0</w:t>
+              <w:t>5432 (localhost)</w:t>
             </w:r>
           </w:p>
         </w:tc>
@@ -1972,14 +1172,7 @@
               <w:rPr>
                 <w:sz w:val="16"/>
               </w:rPr>
-              <w:t xml:space="preserve">Proses menggantung di </w:t>
-            </w:r>
-            <w:r>
-              <w:rPr>
-                <w:rFonts w:ascii="Consolas" w:hAnsi="Consolas"/>
-                <w:sz w:val="17"/>
-              </w:rPr>
-              <w:t>wait_for_apply</w:t>
+              <w:t>Perlindungan</w:t>
             </w:r>
           </w:p>
         </w:tc>
@@ -1997,7 +1190,7 @@
               <w:rPr>
                 <w:sz w:val="16"/>
               </w:rPr>
-              <w:t>NIC lab tanpa DHCP</w:t>
+              <w:t>ufw, fail2ban</w:t>
             </w:r>
           </w:p>
         </w:tc>
@@ -2015,60 +1208,7 @@
               <w:rPr>
                 <w:sz w:val="16"/>
               </w:rPr>
-              <w:t>NIC lab dinonaktifkan sementara saat instalasi</w:t>
-            </w:r>
-          </w:p>
-        </w:tc>
-      </w:tr>
-      <w:tr>
-        <w:tc>
-          <w:tcPr>
-            <w:tcW w:type="dxa" w:w="3362"/>
-          </w:tcPr>
-          <w:p>
-            <w:pPr>
-              <w:spacing w:after="0" w:line="240" w:lineRule="auto"/>
-            </w:pPr>
-            <w:r/>
-            <w:r>
-              <w:rPr>
-                <w:sz w:val="16"/>
-              </w:rPr>
-              <w:t>Ekstraksi image macet</w:t>
-            </w:r>
-          </w:p>
-        </w:tc>
-        <w:tc>
-          <w:tcPr>
-            <w:tcW w:type="dxa" w:w="3362"/>
-          </w:tcPr>
-          <w:p>
-            <w:pPr>
-              <w:spacing w:after="0" w:line="240" w:lineRule="auto"/>
-            </w:pPr>
-            <w:r/>
-            <w:r>
-              <w:rPr>
-                <w:sz w:val="16"/>
-              </w:rPr>
-              <w:t>disk dinamis + RAM 3 GB</w:t>
-            </w:r>
-          </w:p>
-        </w:tc>
-        <w:tc>
-          <w:tcPr>
-            <w:tcW w:type="dxa" w:w="3362"/>
-          </w:tcPr>
-          <w:p>
-            <w:pPr>
-              <w:spacing w:after="0" w:line="240" w:lineRule="auto"/>
-            </w:pPr>
-            <w:r/>
-            <w:r>
-              <w:rPr>
-                <w:sz w:val="16"/>
-              </w:rPr>
-              <w:t>disk fixed 25 GB + RAM 4 GB</w:t>
+              <w:t>-</w:t>
             </w:r>
           </w:p>
         </w:tc>
@@ -2084,40 +1224,66 @@
         <w:rPr>
           <w:sz w:val="19"/>
         </w:rPr>
-        <w:t xml:space="preserve">Hasil verifikasi guest: </w:t>
+        <w:t xml:space="preserve">Endpoint: </w:t>
       </w:r>
       <w:r>
         <w:rPr>
           <w:rFonts w:ascii="Consolas" w:hAnsi="Consolas"/>
           <w:sz w:val="17"/>
         </w:rPr>
-        <w:t>Ubuntu 26.04.1 LTS</w:t>
+        <w:t>/</w:t>
       </w:r>
       <w:r>
         <w:rPr>
           <w:sz w:val="19"/>
         </w:rPr>
-        <w:t xml:space="preserve">, kernel </w:t>
+        <w:t xml:space="preserve"> (dashboard), </w:t>
       </w:r>
       <w:r>
         <w:rPr>
           <w:rFonts w:ascii="Consolas" w:hAnsi="Consolas"/>
           <w:sz w:val="17"/>
         </w:rPr>
-        <w:t>7.0.0-38-generic</w:t>
+        <w:t>/login</w:t>
       </w:r>
       <w:r>
         <w:rPr>
           <w:sz w:val="19"/>
         </w:rPr>
-        <w:t xml:space="preserve">, hostname </w:t>
+        <w:t xml:space="preserve">, </w:t>
       </w:r>
       <w:r>
         <w:rPr>
           <w:rFonts w:ascii="Consolas" w:hAnsi="Consolas"/>
           <w:sz w:val="17"/>
         </w:rPr>
-        <w:t>target-iot</w:t>
+        <w:t>/api/login</w:t>
+      </w:r>
+      <w:r>
+        <w:rPr>
+          <w:sz w:val="19"/>
+        </w:rPr>
+        <w:t xml:space="preserve">, </w:t>
+      </w:r>
+      <w:r>
+        <w:rPr>
+          <w:rFonts w:ascii="Consolas" w:hAnsi="Consolas"/>
+          <w:sz w:val="17"/>
+        </w:rPr>
+        <w:t>/api/kambing</w:t>
+      </w:r>
+      <w:r>
+        <w:rPr>
+          <w:sz w:val="19"/>
+        </w:rPr>
+        <w:t xml:space="preserve">, </w:t>
+      </w:r>
+      <w:r>
+        <w:rPr>
+          <w:rFonts w:ascii="Consolas" w:hAnsi="Consolas"/>
+          <w:sz w:val="17"/>
+        </w:rPr>
+        <w:t>/api/ringkasan</w:t>
       </w:r>
       <w:r>
         <w:rPr>
@@ -2129,30 +1295,16 @@
     <w:p>
       <w:r>
         <w:rPr>
-          <w:sz w:val="19"/>
-        </w:rPr>
-        <w:t xml:space="preserve">user </w:t>
-      </w:r>
-      <w:r>
-        <w:rPr>
           <w:rFonts w:ascii="Consolas" w:hAnsi="Consolas"/>
           <w:sz w:val="17"/>
         </w:rPr>
-        <w:t>iotadmin</w:t>
+        <w:t>/api/telemetri</w:t>
       </w:r>
       <w:r>
         <w:rPr>
           <w:sz w:val="19"/>
         </w:rPr>
-        <w:t xml:space="preserve"> (anggota grup sudo), sshd OpenSSH 10.2p1, disk 25 GB terpakai 7,4 GB.</w:t>
-      </w:r>
-    </w:p>
-    <w:p>
-      <w:pPr>
-        <w:pStyle w:val="Heading3"/>
-      </w:pPr>
-      <w:r>
-        <w:t>3.3 Akses administrasi</w:t>
+        <w:t xml:space="preserve"> (GET riwayat, POST ingest dengan token perangkat).</w:t>
       </w:r>
     </w:p>
     <w:p>
@@ -2160,20 +1312,7 @@
         <w:rPr>
           <w:sz w:val="19"/>
         </w:rPr>
-        <w:t xml:space="preserve">Sudo tanpa password untuk </w:t>
-      </w:r>
-      <w:r>
-        <w:rPr>
-          <w:rFonts w:ascii="Consolas" w:hAnsi="Consolas"/>
-          <w:sz w:val="17"/>
-        </w:rPr>
-        <w:t>iotadmin</w:t>
-      </w:r>
-      <w:r>
-        <w:rPr>
-          <w:sz w:val="19"/>
-        </w:rPr>
-        <w:t xml:space="preserve"> diaktifkan agar proses otomasi berjalan (keputusan</w:t>
+        <w:t>Keputusan teknis: tanpa nginx (Nitro langsung port 80), tanpa broker MQTT (ingest lewat HTTP),</w:t>
       </w:r>
     </w:p>
     <w:p>
@@ -2181,73 +1320,15 @@
         <w:rPr>
           <w:sz w:val="19"/>
         </w:rPr>
-        <w:t>operasional laboratorium; dicatat sebagai hal yang harus dicabut sebelum penilaian akhir).</w:t>
+        <w:t>tanpa container. Tujuannya satu: lebih sedikit lapisan, lebih sedikit permukaan serangan.</w:t>
       </w:r>
-    </w:p>
-    <w:p>
-      <w:r>
-        <w:rPr>
-          <w:sz w:val="19"/>
-        </w:rPr>
-        <w:t>Sudo ini diset melalui root shell GRUB (</w:t>
-      </w:r>
-      <w:r>
-        <w:rPr>
-          <w:rFonts w:ascii="Consolas" w:hAnsi="Consolas"/>
-          <w:sz w:val="17"/>
-        </w:rPr>
-        <w:t>init=/bin/bash</w:t>
-      </w:r>
-      <w:r>
-        <w:rPr>
-          <w:sz w:val="19"/>
-        </w:rPr>
-        <w:t xml:space="preserve">) karena </w:t>
-      </w:r>
-      <w:r>
-        <w:rPr>
-          <w:rFonts w:ascii="Consolas" w:hAnsi="Consolas"/>
-          <w:sz w:val="17"/>
-        </w:rPr>
-        <w:t>cloud-init</w:t>
-      </w:r>
-      <w:r>
-        <w:rPr>
-          <w:sz w:val="19"/>
-        </w:rPr>
-        <w:t xml:space="preserve"> pada sistem hasil</w:t>
-      </w:r>
-    </w:p>
-    <w:p>
-      <w:r>
-        <w:rPr>
-          <w:sz w:val="19"/>
-        </w:rPr>
-        <w:t>autoinstall berstatus *disabled*.</w:t>
-      </w:r>
-    </w:p>
-    <w:p>
-      <w:pPr>
-        <w:pBdr>
-          <w:bottom w:val="single" w:sz="6" w:space="1" w:color="D5DED9"/>
-        </w:pBdr>
-        <w:spacing w:after="80"/>
-      </w:pPr>
     </w:p>
     <w:p>
       <w:pPr>
         <w:pStyle w:val="Heading2"/>
       </w:pPr>
       <w:r>
-        <w:t>4. Replika Backend IoT</w:t>
-      </w:r>
-    </w:p>
-    <w:p>
-      <w:pPr>
-        <w:pStyle w:val="Heading3"/>
-      </w:pPr>
-      <w:r>
-        <w:t>4.1 Stack yang terpasang di Target Node</w:t>
+        <w:t>4. Celah yang sengaja dipertahankan</w:t>
       </w:r>
     </w:p>
     <w:tbl>
@@ -2258,752 +1339,15 @@
         <w:tblLook w:firstColumn="1" w:firstRow="1" w:lastColumn="0" w:lastRow="0" w:noHBand="0" w:noVBand="1" w:val="04A0"/>
       </w:tblPr>
       <w:tblGrid>
-        <w:gridCol w:w="2017"/>
-        <w:gridCol w:w="2017"/>
-        <w:gridCol w:w="2017"/>
-        <w:gridCol w:w="2017"/>
-        <w:gridCol w:w="2017"/>
+        <w:gridCol w:w="2521"/>
+        <w:gridCol w:w="2521"/>
+        <w:gridCol w:w="2521"/>
+        <w:gridCol w:w="2521"/>
       </w:tblGrid>
       <w:tr>
         <w:tc>
           <w:tcPr>
-            <w:tcW w:type="dxa" w:w="2017"/>
-            <w:shd w:val="clear" w:color="auto" w:fill="0B6B4F"/>
-          </w:tcPr>
-          <w:p>
-            <w:pPr>
-              <w:spacing w:after="0"/>
-            </w:pPr>
-            <w:r/>
-            <w:r>
-              <w:rPr>
-                <w:b/>
-                <w:color w:val="FFFFFF"/>
-                <w:sz w:val="16"/>
-              </w:rPr>
-              <w:t>Komponen</w:t>
-            </w:r>
-          </w:p>
-        </w:tc>
-        <w:tc>
-          <w:tcPr>
-            <w:tcW w:type="dxa" w:w="2017"/>
-            <w:shd w:val="clear" w:color="auto" w:fill="0B6B4F"/>
-          </w:tcPr>
-          <w:p>
-            <w:pPr>
-              <w:spacing w:after="0"/>
-            </w:pPr>
-            <w:r/>
-            <w:r>
-              <w:rPr>
-                <w:b/>
-                <w:color w:val="FFFFFF"/>
-                <w:sz w:val="16"/>
-              </w:rPr>
-              <w:t>Perangkat lunak</w:t>
-            </w:r>
-          </w:p>
-        </w:tc>
-        <w:tc>
-          <w:tcPr>
-            <w:tcW w:type="dxa" w:w="2017"/>
-            <w:shd w:val="clear" w:color="auto" w:fill="0B6B4F"/>
-          </w:tcPr>
-          <w:p>
-            <w:pPr>
-              <w:spacing w:after="0"/>
-            </w:pPr>
-            <w:r/>
-            <w:r>
-              <w:rPr>
-                <w:b/>
-                <w:color w:val="FFFFFF"/>
-                <w:sz w:val="16"/>
-              </w:rPr>
-              <w:t>Versi</w:t>
-            </w:r>
-          </w:p>
-        </w:tc>
-        <w:tc>
-          <w:tcPr>
-            <w:tcW w:type="dxa" w:w="2017"/>
-            <w:shd w:val="clear" w:color="auto" w:fill="0B6B4F"/>
-          </w:tcPr>
-          <w:p>
-            <w:pPr>
-              <w:spacing w:after="0"/>
-            </w:pPr>
-            <w:r/>
-            <w:r>
-              <w:rPr>
-                <w:b/>
-                <w:color w:val="FFFFFF"/>
-                <w:sz w:val="16"/>
-              </w:rPr>
-              <w:t>Port</w:t>
-            </w:r>
-          </w:p>
-        </w:tc>
-        <w:tc>
-          <w:tcPr>
-            <w:tcW w:type="dxa" w:w="2017"/>
-            <w:shd w:val="clear" w:color="auto" w:fill="0B6B4F"/>
-          </w:tcPr>
-          <w:p>
-            <w:pPr>
-              <w:spacing w:after="0"/>
-            </w:pPr>
-            <w:r/>
-            <w:r>
-              <w:rPr>
-                <w:b/>
-                <w:color w:val="FFFFFF"/>
-                <w:sz w:val="16"/>
-              </w:rPr>
-              <w:t>Keterangan</w:t>
-            </w:r>
-          </w:p>
-        </w:tc>
-      </w:tr>
-      <w:tr>
-        <w:tc>
-          <w:tcPr>
-            <w:tcW w:type="dxa" w:w="2017"/>
-          </w:tcPr>
-          <w:p>
-            <w:pPr>
-              <w:spacing w:after="0" w:line="240" w:lineRule="auto"/>
-            </w:pPr>
-            <w:r/>
-            <w:r>
-              <w:rPr>
-                <w:sz w:val="16"/>
-              </w:rPr>
-              <w:t>Web server / dashboard</w:t>
-            </w:r>
-          </w:p>
-        </w:tc>
-        <w:tc>
-          <w:tcPr>
-            <w:tcW w:type="dxa" w:w="2017"/>
-          </w:tcPr>
-          <w:p>
-            <w:pPr>
-              <w:spacing w:after="0" w:line="240" w:lineRule="auto"/>
-            </w:pPr>
-            <w:r/>
-            <w:r>
-              <w:rPr>
-                <w:sz w:val="16"/>
-              </w:rPr>
-              <w:t>Nginx</w:t>
-            </w:r>
-          </w:p>
-        </w:tc>
-        <w:tc>
-          <w:tcPr>
-            <w:tcW w:type="dxa" w:w="2017"/>
-          </w:tcPr>
-          <w:p>
-            <w:pPr>
-              <w:spacing w:after="0" w:line="240" w:lineRule="auto"/>
-            </w:pPr>
-            <w:r/>
-            <w:r>
-              <w:rPr>
-                <w:sz w:val="16"/>
-              </w:rPr>
-              <w:t>1.28.3</w:t>
-            </w:r>
-          </w:p>
-        </w:tc>
-        <w:tc>
-          <w:tcPr>
-            <w:tcW w:type="dxa" w:w="2017"/>
-          </w:tcPr>
-          <w:p>
-            <w:pPr>
-              <w:spacing w:after="0" w:line="240" w:lineRule="auto"/>
-            </w:pPr>
-            <w:r/>
-            <w:r>
-              <w:rPr>
-                <w:sz w:val="16"/>
-              </w:rPr>
-              <w:t>80</w:t>
-            </w:r>
-          </w:p>
-        </w:tc>
-        <w:tc>
-          <w:tcPr>
-            <w:tcW w:type="dxa" w:w="2017"/>
-          </w:tcPr>
-          <w:p>
-            <w:pPr>
-              <w:spacing w:after="0" w:line="240" w:lineRule="auto"/>
-            </w:pPr>
-            <w:r/>
-            <w:r>
-              <w:rPr>
-                <w:sz w:val="16"/>
-              </w:rPr>
-              <w:t xml:space="preserve">menyajikan </w:t>
-            </w:r>
-            <w:r>
-              <w:rPr>
-                <w:rFonts w:ascii="Consolas" w:hAnsi="Consolas"/>
-                <w:sz w:val="17"/>
-              </w:rPr>
-              <w:t>index.php</w:t>
-            </w:r>
-            <w:r>
-              <w:rPr>
-                <w:sz w:val="16"/>
-              </w:rPr>
-              <w:t xml:space="preserve">, </w:t>
-            </w:r>
-            <w:r>
-              <w:rPr>
-                <w:rFonts w:ascii="Consolas" w:hAnsi="Consolas"/>
-                <w:sz w:val="17"/>
-              </w:rPr>
-              <w:t>login.php</w:t>
-            </w:r>
-          </w:p>
-        </w:tc>
-      </w:tr>
-      <w:tr>
-        <w:tc>
-          <w:tcPr>
-            <w:tcW w:type="dxa" w:w="2017"/>
-            <w:shd w:val="clear" w:color="auto" w:fill="F2F6F4"/>
-          </w:tcPr>
-          <w:p>
-            <w:pPr>
-              <w:spacing w:after="0" w:line="240" w:lineRule="auto"/>
-            </w:pPr>
-            <w:r/>
-            <w:r>
-              <w:rPr>
-                <w:sz w:val="16"/>
-              </w:rPr>
-              <w:t>Application runtime</w:t>
-            </w:r>
-          </w:p>
-        </w:tc>
-        <w:tc>
-          <w:tcPr>
-            <w:tcW w:type="dxa" w:w="2017"/>
-            <w:shd w:val="clear" w:color="auto" w:fill="F2F6F4"/>
-          </w:tcPr>
-          <w:p>
-            <w:pPr>
-              <w:spacing w:after="0" w:line="240" w:lineRule="auto"/>
-            </w:pPr>
-            <w:r/>
-            <w:r>
-              <w:rPr>
-                <w:sz w:val="16"/>
-              </w:rPr>
-              <w:t>PHP-FPM</w:t>
-            </w:r>
-          </w:p>
-        </w:tc>
-        <w:tc>
-          <w:tcPr>
-            <w:tcW w:type="dxa" w:w="2017"/>
-            <w:shd w:val="clear" w:color="auto" w:fill="F2F6F4"/>
-          </w:tcPr>
-          <w:p>
-            <w:pPr>
-              <w:spacing w:after="0" w:line="240" w:lineRule="auto"/>
-            </w:pPr>
-            <w:r/>
-            <w:r>
-              <w:rPr>
-                <w:sz w:val="16"/>
-              </w:rPr>
-              <w:t>8.5.4</w:t>
-            </w:r>
-          </w:p>
-        </w:tc>
-        <w:tc>
-          <w:tcPr>
-            <w:tcW w:type="dxa" w:w="2017"/>
-            <w:shd w:val="clear" w:color="auto" w:fill="F2F6F4"/>
-          </w:tcPr>
-          <w:p>
-            <w:pPr>
-              <w:spacing w:after="0" w:line="240" w:lineRule="auto"/>
-            </w:pPr>
-            <w:r/>
-            <w:r>
-              <w:rPr>
-                <w:sz w:val="16"/>
-              </w:rPr>
-              <w:t>—</w:t>
-            </w:r>
-          </w:p>
-        </w:tc>
-        <w:tc>
-          <w:tcPr>
-            <w:tcW w:type="dxa" w:w="2017"/>
-            <w:shd w:val="clear" w:color="auto" w:fill="F2F6F4"/>
-          </w:tcPr>
-          <w:p>
-            <w:pPr>
-              <w:spacing w:after="0" w:line="240" w:lineRule="auto"/>
-            </w:pPr>
-            <w:r/>
-            <w:r>
-              <w:rPr>
-                <w:sz w:val="16"/>
-              </w:rPr>
-              <w:t xml:space="preserve">socket </w:t>
-            </w:r>
-            <w:r>
-              <w:rPr>
-                <w:rFonts w:ascii="Consolas" w:hAnsi="Consolas"/>
-                <w:sz w:val="17"/>
-              </w:rPr>
-              <w:t>php8.5-fpm.sock</w:t>
-            </w:r>
-          </w:p>
-        </w:tc>
-      </w:tr>
-      <w:tr>
-        <w:tc>
-          <w:tcPr>
-            <w:tcW w:type="dxa" w:w="2017"/>
-          </w:tcPr>
-          <w:p>
-            <w:pPr>
-              <w:spacing w:after="0" w:line="240" w:lineRule="auto"/>
-            </w:pPr>
-            <w:r/>
-            <w:r>
-              <w:rPr>
-                <w:sz w:val="16"/>
-              </w:rPr>
-              <w:t>Basis data</w:t>
-            </w:r>
-          </w:p>
-        </w:tc>
-        <w:tc>
-          <w:tcPr>
-            <w:tcW w:type="dxa" w:w="2017"/>
-          </w:tcPr>
-          <w:p>
-            <w:pPr>
-              <w:spacing w:after="0" w:line="240" w:lineRule="auto"/>
-            </w:pPr>
-            <w:r/>
-            <w:r>
-              <w:rPr>
-                <w:sz w:val="16"/>
-              </w:rPr>
-              <w:t>MariaDB</w:t>
-            </w:r>
-          </w:p>
-        </w:tc>
-        <w:tc>
-          <w:tcPr>
-            <w:tcW w:type="dxa" w:w="2017"/>
-          </w:tcPr>
-          <w:p>
-            <w:pPr>
-              <w:spacing w:after="0" w:line="240" w:lineRule="auto"/>
-            </w:pPr>
-            <w:r/>
-            <w:r>
-              <w:rPr>
-                <w:sz w:val="16"/>
-              </w:rPr>
-              <w:t>11.8.6</w:t>
-            </w:r>
-          </w:p>
-        </w:tc>
-        <w:tc>
-          <w:tcPr>
-            <w:tcW w:type="dxa" w:w="2017"/>
-          </w:tcPr>
-          <w:p>
-            <w:pPr>
-              <w:spacing w:after="0" w:line="240" w:lineRule="auto"/>
-            </w:pPr>
-            <w:r/>
-            <w:r>
-              <w:rPr>
-                <w:sz w:val="16"/>
-              </w:rPr>
-              <w:t>3306</w:t>
-            </w:r>
-          </w:p>
-        </w:tc>
-        <w:tc>
-          <w:tcPr>
-            <w:tcW w:type="dxa" w:w="2017"/>
-          </w:tcPr>
-          <w:p>
-            <w:pPr>
-              <w:spacing w:after="0" w:line="240" w:lineRule="auto"/>
-            </w:pPr>
-            <w:r/>
-            <w:r>
-              <w:rPr>
-                <w:sz w:val="16"/>
-              </w:rPr>
-              <w:t xml:space="preserve">hanya </w:t>
-            </w:r>
-            <w:r>
-              <w:rPr>
-                <w:rFonts w:ascii="Consolas" w:hAnsi="Consolas"/>
-                <w:sz w:val="17"/>
-              </w:rPr>
-              <w:t>127.0.0.1</w:t>
-            </w:r>
-            <w:r>
-              <w:rPr>
-                <w:sz w:val="16"/>
-              </w:rPr>
-              <w:t xml:space="preserve">, database </w:t>
-            </w:r>
-            <w:r>
-              <w:rPr>
-                <w:rFonts w:ascii="Consolas" w:hAnsi="Consolas"/>
-                <w:sz w:val="17"/>
-              </w:rPr>
-              <w:t>iot_db</w:t>
-            </w:r>
-          </w:p>
-        </w:tc>
-      </w:tr>
-      <w:tr>
-        <w:tc>
-          <w:tcPr>
-            <w:tcW w:type="dxa" w:w="2017"/>
-            <w:shd w:val="clear" w:color="auto" w:fill="F2F6F4"/>
-          </w:tcPr>
-          <w:p>
-            <w:pPr>
-              <w:spacing w:after="0" w:line="240" w:lineRule="auto"/>
-            </w:pPr>
-            <w:r/>
-            <w:r>
-              <w:rPr>
-                <w:sz w:val="16"/>
-              </w:rPr>
-              <w:t>Broker MQTT</w:t>
-            </w:r>
-          </w:p>
-        </w:tc>
-        <w:tc>
-          <w:tcPr>
-            <w:tcW w:type="dxa" w:w="2017"/>
-            <w:shd w:val="clear" w:color="auto" w:fill="F2F6F4"/>
-          </w:tcPr>
-          <w:p>
-            <w:pPr>
-              <w:spacing w:after="0" w:line="240" w:lineRule="auto"/>
-            </w:pPr>
-            <w:r/>
-            <w:r>
-              <w:rPr>
-                <w:sz w:val="16"/>
-              </w:rPr>
-              <w:t>Mosquitto</w:t>
-            </w:r>
-          </w:p>
-        </w:tc>
-        <w:tc>
-          <w:tcPr>
-            <w:tcW w:type="dxa" w:w="2017"/>
-            <w:shd w:val="clear" w:color="auto" w:fill="F2F6F4"/>
-          </w:tcPr>
-          <w:p>
-            <w:pPr>
-              <w:spacing w:after="0" w:line="240" w:lineRule="auto"/>
-            </w:pPr>
-            <w:r/>
-            <w:r>
-              <w:rPr>
-                <w:sz w:val="16"/>
-              </w:rPr>
-              <w:t>2.x</w:t>
-            </w:r>
-          </w:p>
-        </w:tc>
-        <w:tc>
-          <w:tcPr>
-            <w:tcW w:type="dxa" w:w="2017"/>
-            <w:shd w:val="clear" w:color="auto" w:fill="F2F6F4"/>
-          </w:tcPr>
-          <w:p>
-            <w:pPr>
-              <w:spacing w:after="0" w:line="240" w:lineRule="auto"/>
-            </w:pPr>
-            <w:r/>
-            <w:r>
-              <w:rPr>
-                <w:sz w:val="16"/>
-              </w:rPr>
-              <w:t>1883</w:t>
-            </w:r>
-          </w:p>
-        </w:tc>
-        <w:tc>
-          <w:tcPr>
-            <w:tcW w:type="dxa" w:w="2017"/>
-            <w:shd w:val="clear" w:color="auto" w:fill="F2F6F4"/>
-          </w:tcPr>
-          <w:p>
-            <w:pPr>
-              <w:spacing w:after="0" w:line="240" w:lineRule="auto"/>
-            </w:pPr>
-            <w:r/>
-            <w:r>
-              <w:rPr>
-                <w:rFonts w:ascii="Consolas" w:hAnsi="Consolas"/>
-                <w:sz w:val="17"/>
-              </w:rPr>
-              <w:t>allow_anonymous true</w:t>
-            </w:r>
-            <w:r>
-              <w:rPr>
-                <w:sz w:val="16"/>
-              </w:rPr>
-              <w:t xml:space="preserve"> (kelemahan disengaja)</w:t>
-            </w:r>
-          </w:p>
-        </w:tc>
-      </w:tr>
-      <w:tr>
-        <w:tc>
-          <w:tcPr>
-            <w:tcW w:type="dxa" w:w="2017"/>
-          </w:tcPr>
-          <w:p>
-            <w:pPr>
-              <w:spacing w:after="0" w:line="240" w:lineRule="auto"/>
-            </w:pPr>
-            <w:r/>
-            <w:r>
-              <w:rPr>
-                <w:sz w:val="16"/>
-              </w:rPr>
-              <w:t>Manajemen</w:t>
-            </w:r>
-          </w:p>
-        </w:tc>
-        <w:tc>
-          <w:tcPr>
-            <w:tcW w:type="dxa" w:w="2017"/>
-          </w:tcPr>
-          <w:p>
-            <w:pPr>
-              <w:spacing w:after="0" w:line="240" w:lineRule="auto"/>
-            </w:pPr>
-            <w:r/>
-            <w:r>
-              <w:rPr>
-                <w:sz w:val="16"/>
-              </w:rPr>
-              <w:t>OpenSSH</w:t>
-            </w:r>
-          </w:p>
-        </w:tc>
-        <w:tc>
-          <w:tcPr>
-            <w:tcW w:type="dxa" w:w="2017"/>
-          </w:tcPr>
-          <w:p>
-            <w:pPr>
-              <w:spacing w:after="0" w:line="240" w:lineRule="auto"/>
-            </w:pPr>
-            <w:r/>
-            <w:r>
-              <w:rPr>
-                <w:sz w:val="16"/>
-              </w:rPr>
-              <w:t>10.2p1</w:t>
-            </w:r>
-          </w:p>
-        </w:tc>
-        <w:tc>
-          <w:tcPr>
-            <w:tcW w:type="dxa" w:w="2017"/>
-          </w:tcPr>
-          <w:p>
-            <w:pPr>
-              <w:spacing w:after="0" w:line="240" w:lineRule="auto"/>
-            </w:pPr>
-            <w:r/>
-            <w:r>
-              <w:rPr>
-                <w:sz w:val="16"/>
-              </w:rPr>
-              <w:t>22</w:t>
-            </w:r>
-          </w:p>
-        </w:tc>
-        <w:tc>
-          <w:tcPr>
-            <w:tcW w:type="dxa" w:w="2017"/>
-          </w:tcPr>
-          <w:p>
-            <w:pPr>
-              <w:spacing w:after="0" w:line="240" w:lineRule="auto"/>
-            </w:pPr>
-            <w:r/>
-            <w:r>
-              <w:rPr>
-                <w:sz w:val="16"/>
-              </w:rPr>
-              <w:t>password auth aktif (kelemahan disengaja)</w:t>
-            </w:r>
-          </w:p>
-        </w:tc>
-      </w:tr>
-    </w:tbl>
-    <w:p>
-      <w:pPr>
-        <w:spacing w:after="40"/>
-      </w:pPr>
-    </w:p>
-    <w:p>
-      <w:pPr>
-        <w:pStyle w:val="Heading3"/>
-      </w:pPr>
-      <w:r>
-        <w:t>4.2 Skema data</w:t>
-      </w:r>
-    </w:p>
-    <w:p>
-      <w:r>
-        <w:rPr>
-          <w:sz w:val="19"/>
-        </w:rPr>
-        <w:t xml:space="preserve">Tabel </w:t>
-      </w:r>
-      <w:r>
-        <w:rPr>
-          <w:rFonts w:ascii="Consolas" w:hAnsi="Consolas"/>
-          <w:sz w:val="17"/>
-        </w:rPr>
-        <w:t>users</w:t>
-      </w:r>
-      <w:r>
-        <w:rPr>
-          <w:sz w:val="19"/>
-        </w:rPr>
-        <w:t xml:space="preserve"> (id, username, password, role) dan </w:t>
-      </w:r>
-      <w:r>
-        <w:rPr>
-          <w:rFonts w:ascii="Consolas" w:hAnsi="Consolas"/>
-          <w:sz w:val="17"/>
-        </w:rPr>
-        <w:t>sensor_readings</w:t>
-      </w:r>
-      <w:r>
-        <w:rPr>
-          <w:sz w:val="19"/>
-        </w:rPr>
-        <w:t xml:space="preserve"> (id, moisture, ts) dengan data</w:t>
-      </w:r>
-    </w:p>
-    <w:p>
-      <w:r>
-        <w:rPr>
-          <w:sz w:val="19"/>
-        </w:rPr>
-        <w:t>contoh lima pembacaan kelembapan. Endpoint yang tersedia:</w:t>
-      </w:r>
-    </w:p>
-    <w:p>
-      <w:pPr>
-        <w:pStyle w:val="ListBullet"/>
-        <w:spacing w:after="40"/>
-      </w:pPr>
-      <w:r>
-        <w:rPr>
-          <w:rFonts w:ascii="Consolas" w:hAnsi="Consolas"/>
-          <w:sz w:val="17"/>
-        </w:rPr>
-        <w:t>GET /</w:t>
-      </w:r>
-      <w:r>
-        <w:rPr>
-          <w:sz w:val="19"/>
-        </w:rPr>
-        <w:t xml:space="preserve"> — dashboard menampilkan lima pembacaan terakhir.</w:t>
-      </w:r>
-    </w:p>
-    <w:p>
-      <w:pPr>
-        <w:pStyle w:val="ListBullet"/>
-        <w:spacing w:after="40"/>
-      </w:pPr>
-      <w:r>
-        <w:rPr>
-          <w:rFonts w:ascii="Consolas" w:hAnsi="Consolas"/>
-          <w:sz w:val="17"/>
-        </w:rPr>
-        <w:t>GET /login.php</w:t>
-      </w:r>
-      <w:r>
-        <w:rPr>
-          <w:sz w:val="19"/>
-        </w:rPr>
-        <w:t xml:space="preserve"> — formulir login operator.</w:t>
-      </w:r>
-    </w:p>
-    <w:p>
-      <w:pPr>
-        <w:pStyle w:val="ListBullet"/>
-        <w:spacing w:after="40"/>
-      </w:pPr>
-      <w:r>
-        <w:rPr>
-          <w:rFonts w:ascii="Consolas" w:hAnsi="Consolas"/>
-          <w:sz w:val="17"/>
-        </w:rPr>
-        <w:t>GET /api.php?id=N</w:t>
-      </w:r>
-      <w:r>
-        <w:rPr>
-          <w:sz w:val="19"/>
-        </w:rPr>
-        <w:t xml:space="preserve"> — API data sensor dalam JSON.</w:t>
-      </w:r>
-    </w:p>
-    <w:p>
-      <w:pPr>
-        <w:pStyle w:val="Heading3"/>
-      </w:pPr>
-      <w:r>
-        <w:t>4.3 Kelemahan yang sengaja dipertahankan (sasaran Fase 2)</w:t>
-      </w:r>
-    </w:p>
-    <w:tbl>
-      <w:tblPr>
-        <w:tblStyle w:val="TableGrid"/>
-        <w:tblW w:type="auto" w:w="0"/>
-        <w:jc w:val="center"/>
-        <w:tblLook w:firstColumn="1" w:firstRow="1" w:lastColumn="0" w:lastRow="0" w:noHBand="0" w:noVBand="1" w:val="04A0"/>
-      </w:tblPr>
-      <w:tblGrid>
-        <w:gridCol w:w="2017"/>
-        <w:gridCol w:w="2017"/>
-        <w:gridCol w:w="2017"/>
-        <w:gridCol w:w="2017"/>
-        <w:gridCol w:w="2017"/>
-      </w:tblGrid>
-      <w:tr>
-        <w:tc>
-          <w:tcPr>
-            <w:tcW w:type="dxa" w:w="2017"/>
+            <w:tcW w:type="dxa" w:w="2521"/>
             <w:shd w:val="clear" w:color="auto" w:fill="0B6B4F"/>
           </w:tcPr>
           <w:p>
@@ -3023,7 +1367,7 @@
         </w:tc>
         <w:tc>
           <w:tcPr>
-            <w:tcW w:type="dxa" w:w="2017"/>
+            <w:tcW w:type="dxa" w:w="2521"/>
             <w:shd w:val="clear" w:color="auto" w:fill="0B6B4F"/>
           </w:tcPr>
           <w:p>
@@ -3037,13 +1381,13 @@
                 <w:color w:val="FFFFFF"/>
                 <w:sz w:val="16"/>
               </w:rPr>
-              <w:t>Kelemahan</w:t>
+              <w:t>Celah</w:t>
             </w:r>
           </w:p>
         </w:tc>
         <w:tc>
           <w:tcPr>
-            <w:tcW w:type="dxa" w:w="2017"/>
+            <w:tcW w:type="dxa" w:w="2521"/>
             <w:shd w:val="clear" w:color="auto" w:fill="0B6B4F"/>
           </w:tcPr>
           <w:p>
@@ -3057,13 +1401,13 @@
                 <w:color w:val="FFFFFF"/>
                 <w:sz w:val="16"/>
               </w:rPr>
-              <w:t>Lokasi</w:t>
+              <w:t>Uji</w:t>
             </w:r>
           </w:p>
         </w:tc>
         <w:tc>
           <w:tcPr>
-            <w:tcW w:type="dxa" w:w="2017"/>
+            <w:tcW w:type="dxa" w:w="2521"/>
             <w:shd w:val="clear" w:color="auto" w:fill="0B6B4F"/>
           </w:tcPr>
           <w:p>
@@ -3077,27 +1421,7 @@
                 <w:color w:val="FFFFFF"/>
                 <w:sz w:val="16"/>
               </w:rPr>
-              <w:t>Skenario</w:t>
-            </w:r>
-          </w:p>
-        </w:tc>
-        <w:tc>
-          <w:tcPr>
-            <w:tcW w:type="dxa" w:w="2017"/>
-            <w:shd w:val="clear" w:color="auto" w:fill="0B6B4F"/>
-          </w:tcPr>
-          <w:p>
-            <w:pPr>
-              <w:spacing w:after="0"/>
-            </w:pPr>
-            <w:r/>
-            <w:r>
-              <w:rPr>
-                <w:b/>
-                <w:color w:val="FFFFFF"/>
-                <w:sz w:val="16"/>
-              </w:rPr>
-              <w:t>Ditutup pada Fase 2 oleh</w:t>
+              <w:t>Ditutup</w:t>
             </w:r>
           </w:p>
         </w:tc>
@@ -3105,7 +1429,7 @@
       <w:tr>
         <w:tc>
           <w:tcPr>
-            <w:tcW w:type="dxa" w:w="2017"/>
+            <w:tcW w:type="dxa" w:w="2521"/>
           </w:tcPr>
           <w:p>
             <w:pPr>
@@ -3122,122 +1446,7 @@
         </w:tc>
         <w:tc>
           <w:tcPr>
-            <w:tcW w:type="dxa" w:w="2017"/>
-          </w:tcPr>
-          <w:p>
-            <w:pPr>
-              <w:spacing w:after="0" w:line="240" w:lineRule="auto"/>
-            </w:pPr>
-            <w:r/>
-            <w:r>
-              <w:rPr>
-                <w:sz w:val="16"/>
-              </w:rPr>
-              <w:t xml:space="preserve">Kredensial lemah </w:t>
-            </w:r>
-            <w:r>
-              <w:rPr>
-                <w:rFonts w:ascii="Consolas" w:hAnsi="Consolas"/>
-                <w:sz w:val="17"/>
-              </w:rPr>
-              <w:t>iotadmin</w:t>
-            </w:r>
-            <w:r>
-              <w:rPr>
-                <w:sz w:val="16"/>
-              </w:rPr>
-              <w:t>/</w:t>
-            </w:r>
-            <w:r>
-              <w:rPr>
-                <w:rFonts w:ascii="Consolas" w:hAnsi="Consolas"/>
-                <w:sz w:val="17"/>
-              </w:rPr>
-              <w:t>123</w:t>
-            </w:r>
-            <w:r>
-              <w:rPr>
-                <w:sz w:val="16"/>
-              </w:rPr>
-              <w:t xml:space="preserve"> + password auth aktif</w:t>
-            </w:r>
-          </w:p>
-        </w:tc>
-        <w:tc>
-          <w:tcPr>
-            <w:tcW w:type="dxa" w:w="2017"/>
-          </w:tcPr>
-          <w:p>
-            <w:pPr>
-              <w:spacing w:after="0" w:line="240" w:lineRule="auto"/>
-            </w:pPr>
-            <w:r/>
-            <w:r>
-              <w:rPr>
-                <w:sz w:val="16"/>
-              </w:rPr>
-              <w:t>22</w:t>
-            </w:r>
-          </w:p>
-        </w:tc>
-        <w:tc>
-          <w:tcPr>
-            <w:tcW w:type="dxa" w:w="2017"/>
-          </w:tcPr>
-          <w:p>
-            <w:pPr>
-              <w:spacing w:after="0" w:line="240" w:lineRule="auto"/>
-            </w:pPr>
-            <w:r/>
-            <w:r>
-              <w:rPr>
-                <w:sz w:val="16"/>
-              </w:rPr>
-              <w:t>RT-02</w:t>
-            </w:r>
-          </w:p>
-        </w:tc>
-        <w:tc>
-          <w:tcPr>
-            <w:tcW w:type="dxa" w:w="2017"/>
-          </w:tcPr>
-          <w:p>
-            <w:pPr>
-              <w:spacing w:after="0" w:line="240" w:lineRule="auto"/>
-            </w:pPr>
-            <w:r/>
-            <w:r>
-              <w:rPr>
-                <w:sz w:val="16"/>
-              </w:rPr>
-              <w:t>A-1, A-2, A-4, B-3</w:t>
-            </w:r>
-          </w:p>
-        </w:tc>
-      </w:tr>
-      <w:tr>
-        <w:tc>
-          <w:tcPr>
-            <w:tcW w:type="dxa" w:w="2017"/>
-            <w:shd w:val="clear" w:color="auto" w:fill="F2F6F4"/>
-          </w:tcPr>
-          <w:p>
-            <w:pPr>
-              <w:spacing w:after="0" w:line="240" w:lineRule="auto"/>
-            </w:pPr>
-            <w:r/>
-            <w:r>
-              <w:rPr>
-                <w:sz w:val="16"/>
-              </w:rPr>
-              <w:t>2</w:t>
-            </w:r>
-          </w:p>
-        </w:tc>
-        <w:tc>
-          <w:tcPr>
-            <w:tcW w:type="dxa" w:w="2017"/>
-            <w:shd w:val="clear" w:color="auto" w:fill="F2F6F4"/>
+            <w:tcW w:type="dxa" w:w="2521"/>
           </w:tcPr>
           <w:p>
             <w:pPr>
@@ -3255,7 +1464,7 @@
                 <w:rFonts w:ascii="Consolas" w:hAnsi="Consolas"/>
                 <w:sz w:val="17"/>
               </w:rPr>
-              <w:t>api.php</w:t>
+              <w:t>/api/telemetri</w:t>
             </w:r>
             <w:r>
               <w:rPr>
@@ -3268,32 +1477,13 @@
                 <w:rFonts w:ascii="Consolas" w:hAnsi="Consolas"/>
                 <w:sz w:val="17"/>
               </w:rPr>
-              <w:t>login.php</w:t>
+              <w:t>/api/login</w:t>
             </w:r>
           </w:p>
         </w:tc>
         <w:tc>
           <w:tcPr>
-            <w:tcW w:type="dxa" w:w="2017"/>
-            <w:shd w:val="clear" w:color="auto" w:fill="F2F6F4"/>
-          </w:tcPr>
-          <w:p>
-            <w:pPr>
-              <w:spacing w:after="0" w:line="240" w:lineRule="auto"/>
-            </w:pPr>
-            <w:r/>
-            <w:r>
-              <w:rPr>
-                <w:sz w:val="16"/>
-              </w:rPr>
-              <w:t>80</w:t>
-            </w:r>
-          </w:p>
-        </w:tc>
-        <w:tc>
-          <w:tcPr>
-            <w:tcW w:type="dxa" w:w="2017"/>
-            <w:shd w:val="clear" w:color="auto" w:fill="F2F6F4"/>
+            <w:tcW w:type="dxa" w:w="2521"/>
           </w:tcPr>
           <w:p>
             <w:pPr>
@@ -3310,95 +1500,7 @@
         </w:tc>
         <w:tc>
           <w:tcPr>
-            <w:tcW w:type="dxa" w:w="2017"/>
-            <w:shd w:val="clear" w:color="auto" w:fill="F2F6F4"/>
-          </w:tcPr>
-          <w:p>
-            <w:pPr>
-              <w:spacing w:after="0" w:line="240" w:lineRule="auto"/>
-            </w:pPr>
-            <w:r/>
-            <w:r>
-              <w:rPr>
-                <w:sz w:val="16"/>
-              </w:rPr>
-              <w:t>C-2, C-3</w:t>
-            </w:r>
-          </w:p>
-        </w:tc>
-      </w:tr>
-      <w:tr>
-        <w:tc>
-          <w:tcPr>
-            <w:tcW w:type="dxa" w:w="2017"/>
-          </w:tcPr>
-          <w:p>
-            <w:pPr>
-              <w:spacing w:after="0" w:line="240" w:lineRule="auto"/>
-            </w:pPr>
-            <w:r/>
-            <w:r>
-              <w:rPr>
-                <w:sz w:val="16"/>
-              </w:rPr>
-              <w:t>3</w:t>
-            </w:r>
-          </w:p>
-        </w:tc>
-        <w:tc>
-          <w:tcPr>
-            <w:tcW w:type="dxa" w:w="2017"/>
-          </w:tcPr>
-          <w:p>
-            <w:pPr>
-              <w:spacing w:after="0" w:line="240" w:lineRule="auto"/>
-            </w:pPr>
-            <w:r/>
-            <w:r>
-              <w:rPr>
-                <w:sz w:val="16"/>
-              </w:rPr>
-              <w:t>MQTT anonim tanpa ACL</w:t>
-            </w:r>
-          </w:p>
-        </w:tc>
-        <w:tc>
-          <w:tcPr>
-            <w:tcW w:type="dxa" w:w="2017"/>
-          </w:tcPr>
-          <w:p>
-            <w:pPr>
-              <w:spacing w:after="0" w:line="240" w:lineRule="auto"/>
-            </w:pPr>
-            <w:r/>
-            <w:r>
-              <w:rPr>
-                <w:sz w:val="16"/>
-              </w:rPr>
-              <w:t>1883</w:t>
-            </w:r>
-          </w:p>
-        </w:tc>
-        <w:tc>
-          <w:tcPr>
-            <w:tcW w:type="dxa" w:w="2017"/>
-          </w:tcPr>
-          <w:p>
-            <w:pPr>
-              <w:spacing w:after="0" w:line="240" w:lineRule="auto"/>
-            </w:pPr>
-            <w:r/>
-            <w:r>
-              <w:rPr>
-                <w:sz w:val="16"/>
-              </w:rPr>
-              <w:t>RT-04</w:t>
-            </w:r>
-          </w:p>
-        </w:tc>
-        <w:tc>
-          <w:tcPr>
-            <w:tcW w:type="dxa" w:w="2017"/>
+            <w:tcW w:type="dxa" w:w="2521"/>
           </w:tcPr>
           <w:p>
             <w:pPr>
@@ -3417,7 +1519,158 @@
       <w:tr>
         <w:tc>
           <w:tcPr>
-            <w:tcW w:type="dxa" w:w="2017"/>
+            <w:tcW w:type="dxa" w:w="2521"/>
+            <w:shd w:val="clear" w:color="auto" w:fill="F2F6F4"/>
+          </w:tcPr>
+          <w:p>
+            <w:pPr>
+              <w:spacing w:after="0" w:line="240" w:lineRule="auto"/>
+            </w:pPr>
+            <w:r/>
+            <w:r>
+              <w:rPr>
+                <w:sz w:val="16"/>
+              </w:rPr>
+              <w:t>2</w:t>
+            </w:r>
+          </w:p>
+        </w:tc>
+        <w:tc>
+          <w:tcPr>
+            <w:tcW w:type="dxa" w:w="2521"/>
+            <w:shd w:val="clear" w:color="auto" w:fill="F2F6F4"/>
+          </w:tcPr>
+          <w:p>
+            <w:pPr>
+              <w:spacing w:after="0" w:line="240" w:lineRule="auto"/>
+            </w:pPr>
+            <w:r/>
+            <w:r>
+              <w:rPr>
+                <w:sz w:val="16"/>
+              </w:rPr>
+              <w:t xml:space="preserve">Password plaintext, kredensial </w:t>
+            </w:r>
+            <w:r>
+              <w:rPr>
+                <w:rFonts w:ascii="Consolas" w:hAnsi="Consolas"/>
+                <w:sz w:val="17"/>
+              </w:rPr>
+              <w:t>admin/admin123</w:t>
+            </w:r>
+          </w:p>
+        </w:tc>
+        <w:tc>
+          <w:tcPr>
+            <w:tcW w:type="dxa" w:w="2521"/>
+            <w:shd w:val="clear" w:color="auto" w:fill="F2F6F4"/>
+          </w:tcPr>
+          <w:p>
+            <w:pPr>
+              <w:spacing w:after="0" w:line="240" w:lineRule="auto"/>
+            </w:pPr>
+            <w:r/>
+            <w:r>
+              <w:rPr>
+                <w:sz w:val="16"/>
+              </w:rPr>
+              <w:t>RT-02/RT-03</w:t>
+            </w:r>
+          </w:p>
+        </w:tc>
+        <w:tc>
+          <w:tcPr>
+            <w:tcW w:type="dxa" w:w="2521"/>
+            <w:shd w:val="clear" w:color="auto" w:fill="F2F6F4"/>
+          </w:tcPr>
+          <w:p>
+            <w:pPr>
+              <w:spacing w:after="0" w:line="240" w:lineRule="auto"/>
+            </w:pPr>
+            <w:r/>
+            <w:r>
+              <w:rPr>
+                <w:sz w:val="16"/>
+              </w:rPr>
+              <w:t>A-1, C-2</w:t>
+            </w:r>
+          </w:p>
+        </w:tc>
+      </w:tr>
+      <w:tr>
+        <w:tc>
+          <w:tcPr>
+            <w:tcW w:type="dxa" w:w="2521"/>
+          </w:tcPr>
+          <w:p>
+            <w:pPr>
+              <w:spacing w:after="0" w:line="240" w:lineRule="auto"/>
+            </w:pPr>
+            <w:r/>
+            <w:r>
+              <w:rPr>
+                <w:sz w:val="16"/>
+              </w:rPr>
+              <w:t>3</w:t>
+            </w:r>
+          </w:p>
+        </w:tc>
+        <w:tc>
+          <w:tcPr>
+            <w:tcW w:type="dxa" w:w="2521"/>
+          </w:tcPr>
+          <w:p>
+            <w:pPr>
+              <w:spacing w:after="0" w:line="240" w:lineRule="auto"/>
+            </w:pPr>
+            <w:r/>
+            <w:r>
+              <w:rPr>
+                <w:sz w:val="16"/>
+              </w:rPr>
+              <w:t>Token device statis di query string</w:t>
+            </w:r>
+          </w:p>
+        </w:tc>
+        <w:tc>
+          <w:tcPr>
+            <w:tcW w:type="dxa" w:w="2521"/>
+          </w:tcPr>
+          <w:p>
+            <w:pPr>
+              <w:spacing w:after="0" w:line="240" w:lineRule="auto"/>
+            </w:pPr>
+            <w:r/>
+            <w:r>
+              <w:rPr>
+                <w:sz w:val="16"/>
+              </w:rPr>
+              <w:t>RT-03</w:t>
+            </w:r>
+          </w:p>
+        </w:tc>
+        <w:tc>
+          <w:tcPr>
+            <w:tcW w:type="dxa" w:w="2521"/>
+          </w:tcPr>
+          <w:p>
+            <w:pPr>
+              <w:spacing w:after="0" w:line="240" w:lineRule="auto"/>
+            </w:pPr>
+            <w:r/>
+            <w:r>
+              <w:rPr>
+                <w:sz w:val="16"/>
+              </w:rPr>
+              <w:t>C-3</w:t>
+            </w:r>
+          </w:p>
+        </w:tc>
+      </w:tr>
+      <w:tr>
+        <w:tc>
+          <w:tcPr>
+            <w:tcW w:type="dxa" w:w="2521"/>
             <w:shd w:val="clear" w:color="auto" w:fill="F2F6F4"/>
           </w:tcPr>
           <w:p>
@@ -3435,7 +1688,7 @@
         </w:tc>
         <w:tc>
           <w:tcPr>
-            <w:tcW w:type="dxa" w:w="2017"/>
+            <w:tcW w:type="dxa" w:w="2521"/>
             <w:shd w:val="clear" w:color="auto" w:fill="F2F6F4"/>
           </w:tcPr>
           <w:p>
@@ -3447,31 +1700,13 @@
               <w:rPr>
                 <w:sz w:val="16"/>
               </w:rPr>
-              <w:t>Layar dashboard tanpa TLS</w:t>
+              <w:t>Telemetri tanpa validasi rentang</w:t>
             </w:r>
           </w:p>
         </w:tc>
         <w:tc>
           <w:tcPr>
-            <w:tcW w:type="dxa" w:w="2017"/>
-            <w:shd w:val="clear" w:color="auto" w:fill="F2F6F4"/>
-          </w:tcPr>
-          <w:p>
-            <w:pPr>
-              <w:spacing w:after="0" w:line="240" w:lineRule="auto"/>
-            </w:pPr>
-            <w:r/>
-            <w:r>
-              <w:rPr>
-                <w:sz w:val="16"/>
-              </w:rPr>
-              <w:t>80</w:t>
-            </w:r>
-          </w:p>
-        </w:tc>
-        <w:tc>
-          <w:tcPr>
-            <w:tcW w:type="dxa" w:w="2017"/>
+            <w:tcW w:type="dxa" w:w="2521"/>
             <w:shd w:val="clear" w:color="auto" w:fill="F2F6F4"/>
           </w:tcPr>
           <w:p>
@@ -3489,7 +1724,7 @@
         </w:tc>
         <w:tc>
           <w:tcPr>
-            <w:tcW w:type="dxa" w:w="2017"/>
+            <w:tcW w:type="dxa" w:w="2521"/>
             <w:shd w:val="clear" w:color="auto" w:fill="F2F6F4"/>
           </w:tcPr>
           <w:p>
@@ -3501,7 +1736,7 @@
               <w:rPr>
                 <w:sz w:val="16"/>
               </w:rPr>
-              <w:t>(temuan, dicatat)</w:t>
+              <w:t>C-3</w:t>
             </w:r>
           </w:p>
         </w:tc>
@@ -3509,7 +1744,7 @@
       <w:tr>
         <w:tc>
           <w:tcPr>
-            <w:tcW w:type="dxa" w:w="2017"/>
+            <w:tcW w:type="dxa" w:w="2521"/>
           </w:tcPr>
           <w:p>
             <w:pPr>
@@ -3526,7 +1761,7 @@
         </w:tc>
         <w:tc>
           <w:tcPr>
-            <w:tcW w:type="dxa" w:w="2017"/>
+            <w:tcW w:type="dxa" w:w="2521"/>
           </w:tcPr>
           <w:p>
             <w:pPr>
@@ -3537,13 +1772,13 @@
               <w:rPr>
                 <w:sz w:val="16"/>
               </w:rPr>
-              <w:t>Service tidak terpakai masih aktif</w:t>
+              <w:t>Cookie sesi tanpa tanda tangan</w:t>
             </w:r>
           </w:p>
         </w:tc>
         <w:tc>
           <w:tcPr>
-            <w:tcW w:type="dxa" w:w="2017"/>
+            <w:tcW w:type="dxa" w:w="2521"/>
           </w:tcPr>
           <w:p>
             <w:pPr>
@@ -3554,13 +1789,13 @@
               <w:rPr>
                 <w:sz w:val="16"/>
               </w:rPr>
-              <w:t>lokal</w:t>
+              <w:t>RT-04</w:t>
             </w:r>
           </w:p>
         </w:tc>
         <w:tc>
           <w:tcPr>
-            <w:tcW w:type="dxa" w:w="2017"/>
+            <w:tcW w:type="dxa" w:w="2521"/>
           </w:tcPr>
           <w:p>
             <w:pPr>
@@ -3571,24 +1806,7 @@
               <w:rPr>
                 <w:sz w:val="16"/>
               </w:rPr>
-              <w:t>RT-01</w:t>
-            </w:r>
-          </w:p>
-        </w:tc>
-        <w:tc>
-          <w:tcPr>
-            <w:tcW w:type="dxa" w:w="2017"/>
-          </w:tcPr>
-          <w:p>
-            <w:pPr>
-              <w:spacing w:after="0" w:line="240" w:lineRule="auto"/>
-            </w:pPr>
-            <w:r/>
-            <w:r>
-              <w:rPr>
-                <w:sz w:val="16"/>
-              </w:rPr>
-              <w:t>B-1</w:t>
+              <w:t>A-1, C-1</w:t>
             </w:r>
           </w:p>
         </w:tc>
@@ -3596,7 +1814,7 @@
       <w:tr>
         <w:tc>
           <w:tcPr>
-            <w:tcW w:type="dxa" w:w="2017"/>
+            <w:tcW w:type="dxa" w:w="2521"/>
             <w:shd w:val="clear" w:color="auto" w:fill="F2F6F4"/>
           </w:tcPr>
           <w:p>
@@ -3614,7 +1832,7 @@
         </w:tc>
         <w:tc>
           <w:tcPr>
-            <w:tcW w:type="dxa" w:w="2017"/>
+            <w:tcW w:type="dxa" w:w="2521"/>
             <w:shd w:val="clear" w:color="auto" w:fill="F2F6F4"/>
           </w:tcPr>
           <w:p>
@@ -3626,13 +1844,13 @@
               <w:rPr>
                 <w:sz w:val="16"/>
               </w:rPr>
-              <w:t>Tanpa rate limit pada HTTP</w:t>
+              <w:t>SSH password auth, tanpa TLS</w:t>
             </w:r>
           </w:p>
         </w:tc>
         <w:tc>
           <w:tcPr>
-            <w:tcW w:type="dxa" w:w="2017"/>
+            <w:tcW w:type="dxa" w:w="2521"/>
             <w:shd w:val="clear" w:color="auto" w:fill="F2F6F4"/>
           </w:tcPr>
           <w:p>
@@ -3644,13 +1862,13 @@
               <w:rPr>
                 <w:sz w:val="16"/>
               </w:rPr>
-              <w:t>80</w:t>
+              <w:t>RT-02/RT-01</w:t>
             </w:r>
           </w:p>
         </w:tc>
         <w:tc>
           <w:tcPr>
-            <w:tcW w:type="dxa" w:w="2017"/>
+            <w:tcW w:type="dxa" w:w="2521"/>
             <w:shd w:val="clear" w:color="auto" w:fill="F2F6F4"/>
           </w:tcPr>
           <w:p>
@@ -3662,25 +1880,7 @@
               <w:rPr>
                 <w:sz w:val="16"/>
               </w:rPr>
-              <w:t>RT-05</w:t>
-            </w:r>
-          </w:p>
-        </w:tc>
-        <w:tc>
-          <w:tcPr>
-            <w:tcW w:type="dxa" w:w="2017"/>
-            <w:shd w:val="clear" w:color="auto" w:fill="F2F6F4"/>
-          </w:tcPr>
-          <w:p>
-            <w:pPr>
-              <w:spacing w:after="0" w:line="240" w:lineRule="auto"/>
-            </w:pPr>
-            <w:r/>
-            <w:r>
-              <w:rPr>
-                <w:sz w:val="16"/>
-              </w:rPr>
-              <w:t>ufw limit</w:t>
+              <w:t>A-2, C-1</w:t>
             </w:r>
           </w:p>
         </w:tc>
@@ -3696,59 +1896,67 @@
         <w:rPr>
           <w:sz w:val="19"/>
         </w:rPr>
-        <w:t xml:space="preserve">Pemisahan ini disengaja: Fase 1 hanya mengerjakan kontrol yang </w:t>
-      </w:r>
-      <w:r>
-        <w:rPr>
-          <w:b/>
-        </w:rPr>
-        <w:t>tidak menghilangkan</w:t>
-      </w:r>
-      <w:r>
-        <w:rPr>
-          <w:sz w:val="19"/>
-        </w:rPr>
-        <w:t xml:space="preserve"> sasaran</w:t>
-      </w:r>
-    </w:p>
-    <w:p>
-      <w:r>
-        <w:rPr>
-          <w:sz w:val="19"/>
-        </w:rPr>
-        <w:t>serangan, sedangkan kontrol yang menutup celah tersebut dikerjakan pada siklus Purple Team Fase 2</w:t>
-      </w:r>
-    </w:p>
-    <w:p>
-      <w:r>
-        <w:rPr>
-          <w:sz w:val="19"/>
-        </w:rPr>
-        <w:t>sehingga bukti before/after-nya nyata.</w:t>
+        <w:t>Semua sudah dibuktikan dapat ditembus, bukan asumsi:</w:t>
       </w:r>
     </w:p>
     <w:p>
       <w:pPr>
-        <w:pBdr>
-          <w:bottom w:val="single" w:sz="6" w:space="1" w:color="D5DED9"/>
-        </w:pBdr>
-        <w:spacing w:after="80"/>
+        <w:spacing w:before="40" w:after="120"/>
+        <w:ind w:left="227"/>
       </w:pPr>
+      <w:r>
+        <w:rPr>
+          <w:rFonts w:ascii="Consolas" w:hAnsi="Consolas"/>
+          <w:sz w:val="16"/>
+        </w:rPr>
+        <w:t>curl -s -X POST http://127.0.0.1/api/login -H 'Content-Type: application/json' \</w:t>
+        <w:br/>
+      </w:r>
+      <w:r>
+        <w:rPr>
+          <w:rFonts w:ascii="Consolas" w:hAnsi="Consolas"/>
+          <w:sz w:val="16"/>
+        </w:rPr>
+        <w:t xml:space="preserve">  -d '{"username":"admin'\'' --","password":"x"}'</w:t>
+        <w:br/>
+      </w:r>
+      <w:r>
+        <w:rPr>
+          <w:rFonts w:ascii="Consolas" w:hAnsi="Consolas"/>
+          <w:sz w:val="16"/>
+        </w:rPr>
+        <w:t># -&gt; {"ok":true,"user":{"username":"admin","role":"admin"}}</w:t>
+        <w:br/>
+      </w:r>
+      <w:r>
+        <w:rPr>
+          <w:rFonts w:ascii="Consolas" w:hAnsi="Consolas"/>
+          <w:sz w:val="16"/>
+        </w:rPr>
+        <w:br/>
+      </w:r>
+      <w:r>
+        <w:rPr>
+          <w:rFonts w:ascii="Consolas" w:hAnsi="Consolas"/>
+          <w:sz w:val="16"/>
+        </w:rPr>
+        <w:t>curl -s "http://127.0.0.1/api/telemetri?kambing=1%20OR%201=1&amp;limit=3"</w:t>
+        <w:br/>
+      </w:r>
+      <w:r>
+        <w:rPr>
+          <w:rFonts w:ascii="Consolas" w:hAnsi="Consolas"/>
+          <w:sz w:val="16"/>
+        </w:rPr>
+        <w:t># -&gt; seluruh baris telemetri terbaca</w:t>
+      </w:r>
     </w:p>
     <w:p>
       <w:pPr>
         <w:pStyle w:val="Heading2"/>
       </w:pPr>
       <w:r>
-        <w:t>5. Hardening Awal (Fase 1)</w:t>
-      </w:r>
-    </w:p>
-    <w:p>
-      <w:pPr>
-        <w:pStyle w:val="Heading3"/>
-      </w:pPr>
-      <w:r>
-        <w:t>5.1 Kontrol yang diterapkan</w:t>
+        <w:t>5. Hardening awal</w:t>
       </w:r>
     </w:p>
     <w:tbl>
@@ -3759,14 +1967,15 @@
         <w:tblLook w:firstColumn="1" w:firstRow="1" w:lastColumn="0" w:lastRow="0" w:noHBand="0" w:noVBand="1" w:val="04A0"/>
       </w:tblPr>
       <w:tblGrid>
-        <w:gridCol w:w="3362"/>
-        <w:gridCol w:w="3362"/>
-        <w:gridCol w:w="3362"/>
+        <w:gridCol w:w="2521"/>
+        <w:gridCol w:w="2521"/>
+        <w:gridCol w:w="2521"/>
+        <w:gridCol w:w="2521"/>
       </w:tblGrid>
       <w:tr>
         <w:tc>
           <w:tcPr>
-            <w:tcW w:type="dxa" w:w="3362"/>
+            <w:tcW w:type="dxa" w:w="2521"/>
             <w:shd w:val="clear" w:color="auto" w:fill="0B6B4F"/>
           </w:tcPr>
           <w:p>
@@ -3786,7 +1995,7 @@
         </w:tc>
         <w:tc>
           <w:tcPr>
-            <w:tcW w:type="dxa" w:w="3362"/>
+            <w:tcW w:type="dxa" w:w="2521"/>
             <w:shd w:val="clear" w:color="auto" w:fill="0B6B4F"/>
           </w:tcPr>
           <w:p>
@@ -3806,7 +2015,7 @@
         </w:tc>
         <w:tc>
           <w:tcPr>
-            <w:tcW w:type="dxa" w:w="3362"/>
+            <w:tcW w:type="dxa" w:w="2521"/>
             <w:shd w:val="clear" w:color="auto" w:fill="0B6B4F"/>
           </w:tcPr>
           <w:p>
@@ -3820,7 +2029,27 @@
                 <w:color w:val="FFFFFF"/>
                 <w:sz w:val="16"/>
               </w:rPr>
-              <w:t>Bukti</w:t>
+              <w:t>Hasil</w:t>
+            </w:r>
+          </w:p>
+        </w:tc>
+        <w:tc>
+          <w:tcPr>
+            <w:tcW w:type="dxa" w:w="2521"/>
+            <w:shd w:val="clear" w:color="auto" w:fill="0B6B4F"/>
+          </w:tcPr>
+          <w:p>
+            <w:pPr>
+              <w:spacing w:after="0"/>
+            </w:pPr>
+            <w:r/>
+            <w:r>
+              <w:rPr>
+                <w:b/>
+                <w:color w:val="FFFFFF"/>
+                <w:sz w:val="16"/>
+              </w:rPr>
+              <w:t>Status</w:t>
             </w:r>
           </w:p>
         </w:tc>
@@ -3828,7 +2057,7 @@
       <w:tr>
         <w:tc>
           <w:tcPr>
-            <w:tcW w:type="dxa" w:w="3362"/>
+            <w:tcW w:type="dxa" w:w="2521"/>
           </w:tcPr>
           <w:p>
             <w:pPr>
@@ -3839,13 +2068,13 @@
               <w:rPr>
                 <w:sz w:val="16"/>
               </w:rPr>
-              <w:t>Patch sistem</w:t>
+              <w:t>B-1</w:t>
             </w:r>
           </w:p>
         </w:tc>
         <w:tc>
           <w:tcPr>
-            <w:tcW w:type="dxa" w:w="3362"/>
+            <w:tcW w:type="dxa" w:w="2521"/>
           </w:tcPr>
           <w:p>
             <w:pPr>
@@ -3854,42 +2083,15 @@
             <w:r/>
             <w:r>
               <w:rPr>
-                <w:rFonts w:ascii="Consolas" w:hAnsi="Consolas"/>
-                <w:sz w:val="17"/>
-              </w:rPr>
-              <w:t>apt-get update</w:t>
-            </w:r>
-            <w:r>
-              <w:rPr>
                 <w:sz w:val="16"/>
               </w:rPr>
-              <w:t xml:space="preserve"> + </w:t>
-            </w:r>
-            <w:r>
-              <w:rPr>
-                <w:rFonts w:ascii="Consolas" w:hAnsi="Consolas"/>
-                <w:sz w:val="17"/>
-              </w:rPr>
-              <w:t>upgrade</w:t>
-            </w:r>
-            <w:r>
-              <w:rPr>
-                <w:sz w:val="16"/>
-              </w:rPr>
-              <w:t xml:space="preserve"> + </w:t>
-            </w:r>
-            <w:r>
-              <w:rPr>
-                <w:rFonts w:ascii="Consolas" w:hAnsi="Consolas"/>
-                <w:sz w:val="17"/>
-              </w:rPr>
-              <w:t>full-upgrade</w:t>
+              <w:t>matikan ModemManager, snapd, fwupd, multipathd, upower, udisks2</w:t>
             </w:r>
           </w:p>
         </w:tc>
         <w:tc>
           <w:tcPr>
-            <w:tcW w:type="dxa" w:w="3362"/>
+            <w:tcW w:type="dxa" w:w="2521"/>
           </w:tcPr>
           <w:p>
             <w:pPr>
@@ -3898,29 +2100,26 @@
             <w:r/>
             <w:r>
               <w:rPr>
-                <w:rFonts w:ascii="Consolas" w:hAnsi="Consolas"/>
-                <w:sz w:val="17"/>
+                <w:sz w:val="16"/>
               </w:rPr>
-              <w:t>before.txt</w:t>
+              <w:t>service aktif 24 ke 18</w:t>
             </w:r>
+          </w:p>
+        </w:tc>
+        <w:tc>
+          <w:tcPr>
+            <w:tcW w:type="dxa" w:w="2521"/>
+          </w:tcPr>
+          <w:p>
+            <w:pPr>
+              <w:spacing w:after="0" w:line="240" w:lineRule="auto"/>
+            </w:pPr>
+            <w:r/>
             <w:r>
               <w:rPr>
                 <w:sz w:val="16"/>
               </w:rPr>
-              <w:t>/</w:t>
-            </w:r>
-            <w:r>
-              <w:rPr>
-                <w:rFonts w:ascii="Consolas" w:hAnsi="Consolas"/>
-                <w:sz w:val="17"/>
-              </w:rPr>
-              <w:t>after.txt</w:t>
-            </w:r>
-            <w:r>
-              <w:rPr>
-                <w:sz w:val="16"/>
-              </w:rPr>
-              <w:t xml:space="preserve"> (15 paket tersisa ditahan *phased update* Ubuntu)</w:t>
+              <w:t>Selesai</w:t>
             </w:r>
           </w:p>
         </w:tc>
@@ -3928,7 +2127,7 @@
       <w:tr>
         <w:tc>
           <w:tcPr>
-            <w:tcW w:type="dxa" w:w="3362"/>
+            <w:tcW w:type="dxa" w:w="2521"/>
             <w:shd w:val="clear" w:color="auto" w:fill="F2F6F4"/>
           </w:tcPr>
           <w:p>
@@ -3940,13 +2139,13 @@
               <w:rPr>
                 <w:sz w:val="16"/>
               </w:rPr>
-              <w:t>Minimalisasi service</w:t>
+              <w:t>B-2</w:t>
             </w:r>
           </w:p>
         </w:tc>
         <w:tc>
           <w:tcPr>
-            <w:tcW w:type="dxa" w:w="3362"/>
+            <w:tcW w:type="dxa" w:w="2521"/>
             <w:shd w:val="clear" w:color="auto" w:fill="F2F6F4"/>
           </w:tcPr>
           <w:p>
@@ -3958,176 +2157,13 @@
               <w:rPr>
                 <w:sz w:val="16"/>
               </w:rPr>
-              <w:t xml:space="preserve">menonaktifkan </w:t>
-            </w:r>
-            <w:r>
-              <w:rPr>
-                <w:rFonts w:ascii="Consolas" w:hAnsi="Consolas"/>
-                <w:sz w:val="17"/>
-              </w:rPr>
-              <w:t>ModemManager</w:t>
-            </w:r>
-            <w:r>
-              <w:rPr>
-                <w:sz w:val="16"/>
-              </w:rPr>
-              <w:t>; service lain (avahi, cups, rpcbind, bluetooth) tidak terpasang pada instalasi minimal</w:t>
+              <w:t>ufw default deny, allow 22 dan 80 (80 hanya dari lab)</w:t>
             </w:r>
           </w:p>
         </w:tc>
         <w:tc>
           <w:tcPr>
-            <w:tcW w:type="dxa" w:w="3362"/>
-            <w:shd w:val="clear" w:color="auto" w:fill="F2F6F4"/>
-          </w:tcPr>
-          <w:p>
-            <w:pPr>
-              <w:spacing w:after="0" w:line="240" w:lineRule="auto"/>
-            </w:pPr>
-            <w:r/>
-            <w:r>
-              <w:rPr>
-                <w:sz w:val="16"/>
-              </w:rPr>
-              <w:t xml:space="preserve">daftar service </w:t>
-            </w:r>
-            <w:r>
-              <w:rPr>
-                <w:rFonts w:ascii="Consolas" w:hAnsi="Consolas"/>
-                <w:sz w:val="17"/>
-              </w:rPr>
-              <w:t>after.txt</w:t>
-            </w:r>
-          </w:p>
-        </w:tc>
-      </w:tr>
-      <w:tr>
-        <w:tc>
-          <w:tcPr>
-            <w:tcW w:type="dxa" w:w="3362"/>
-          </w:tcPr>
-          <w:p>
-            <w:pPr>
-              <w:spacing w:after="0" w:line="240" w:lineRule="auto"/>
-            </w:pPr>
-            <w:r/>
-            <w:r>
-              <w:rPr>
-                <w:sz w:val="16"/>
-              </w:rPr>
-              <w:t>Firewall</w:t>
-            </w:r>
-          </w:p>
-        </w:tc>
-        <w:tc>
-          <w:tcPr>
-            <w:tcW w:type="dxa" w:w="3362"/>
-          </w:tcPr>
-          <w:p>
-            <w:pPr>
-              <w:spacing w:after="0" w:line="240" w:lineRule="auto"/>
-            </w:pPr>
-            <w:r/>
-            <w:r>
-              <w:rPr>
-                <w:rFonts w:ascii="Consolas" w:hAnsi="Consolas"/>
-                <w:sz w:val="17"/>
-              </w:rPr>
-              <w:t>ufw</w:t>
-            </w:r>
-            <w:r>
-              <w:rPr>
-                <w:sz w:val="16"/>
-              </w:rPr>
-              <w:t xml:space="preserve"> default </w:t>
-            </w:r>
-            <w:r>
-              <w:rPr>
-                <w:b/>
-              </w:rPr>
-              <w:t>deny incoming</w:t>
-            </w:r>
-            <w:r>
-              <w:rPr>
-                <w:sz w:val="16"/>
-              </w:rPr>
-              <w:t xml:space="preserve">, allow 22/tcp, 80/tcp, 1883/tcp hanya dari </w:t>
-            </w:r>
-            <w:r>
-              <w:rPr>
-                <w:rFonts w:ascii="Consolas" w:hAnsi="Consolas"/>
-                <w:sz w:val="17"/>
-              </w:rPr>
-              <w:t>192.168.4.0/24</w:t>
-            </w:r>
-          </w:p>
-        </w:tc>
-        <w:tc>
-          <w:tcPr>
-            <w:tcW w:type="dxa" w:w="3362"/>
-          </w:tcPr>
-          <w:p>
-            <w:pPr>
-              <w:spacing w:after="0" w:line="240" w:lineRule="auto"/>
-            </w:pPr>
-            <w:r/>
-            <w:r>
-              <w:rPr>
-                <w:rFonts w:ascii="Consolas" w:hAnsi="Consolas"/>
-                <w:sz w:val="17"/>
-              </w:rPr>
-              <w:t>sudo ufw status verbose</w:t>
-            </w:r>
-          </w:p>
-        </w:tc>
-      </w:tr>
-      <w:tr>
-        <w:tc>
-          <w:tcPr>
-            <w:tcW w:type="dxa" w:w="3362"/>
-            <w:shd w:val="clear" w:color="auto" w:fill="F2F6F4"/>
-          </w:tcPr>
-          <w:p>
-            <w:pPr>
-              <w:spacing w:after="0" w:line="240" w:lineRule="auto"/>
-            </w:pPr>
-            <w:r/>
-            <w:r>
-              <w:rPr>
-                <w:sz w:val="16"/>
-              </w:rPr>
-              <w:t>Pembatasan basis data</w:t>
-            </w:r>
-          </w:p>
-        </w:tc>
-        <w:tc>
-          <w:tcPr>
-            <w:tcW w:type="dxa" w:w="3362"/>
-            <w:shd w:val="clear" w:color="auto" w:fill="F2F6F4"/>
-          </w:tcPr>
-          <w:p>
-            <w:pPr>
-              <w:spacing w:after="0" w:line="240" w:lineRule="auto"/>
-            </w:pPr>
-            <w:r/>
-            <w:r>
-              <w:rPr>
-                <w:sz w:val="16"/>
-              </w:rPr>
-              <w:t xml:space="preserve">MariaDB hanya mendengarkan </w:t>
-            </w:r>
-            <w:r>
-              <w:rPr>
-                <w:rFonts w:ascii="Consolas" w:hAnsi="Consolas"/>
-                <w:sz w:val="17"/>
-              </w:rPr>
-              <w:t>127.0.0.1:3306</w:t>
-            </w:r>
-          </w:p>
-        </w:tc>
-        <w:tc>
-          <w:tcPr>
-            <w:tcW w:type="dxa" w:w="3362"/>
+            <w:tcW w:type="dxa" w:w="2521"/>
             <w:shd w:val="clear" w:color="auto" w:fill="F2F6F4"/>
           </w:tcPr>
           <w:p>
@@ -4140,15 +2176,20 @@
                 <w:rFonts w:ascii="Consolas" w:hAnsi="Consolas"/>
                 <w:sz w:val="17"/>
               </w:rPr>
-              <w:t>ss -tulpn</w:t>
+              <w:t>Status: active</w:t>
+            </w:r>
+            <w:r>
+              <w:rPr>
+                <w:sz w:val="16"/>
+              </w:rPr>
+              <w:t>, 2 rule</w:t>
             </w:r>
           </w:p>
         </w:tc>
-      </w:tr>
-      <w:tr>
         <w:tc>
           <w:tcPr>
-            <w:tcW w:type="dxa" w:w="3362"/>
+            <w:tcW w:type="dxa" w:w="2521"/>
+            <w:shd w:val="clear" w:color="auto" w:fill="F2F6F4"/>
           </w:tcPr>
           <w:p>
             <w:pPr>
@@ -4159,13 +2200,32 @@
               <w:rPr>
                 <w:sz w:val="16"/>
               </w:rPr>
-              <w:t>Proteksi brute force</w:t>
+              <w:t>Selesai</w:t>
+            </w:r>
+          </w:p>
+        </w:tc>
+      </w:tr>
+      <w:tr>
+        <w:tc>
+          <w:tcPr>
+            <w:tcW w:type="dxa" w:w="2521"/>
+          </w:tcPr>
+          <w:p>
+            <w:pPr>
+              <w:spacing w:after="0" w:line="240" w:lineRule="auto"/>
+            </w:pPr>
+            <w:r/>
+            <w:r>
+              <w:rPr>
+                <w:sz w:val="16"/>
+              </w:rPr>
+              <w:t>B-3</w:t>
             </w:r>
           </w:p>
         </w:tc>
         <w:tc>
           <w:tcPr>
-            <w:tcW w:type="dxa" w:w="3362"/>
+            <w:tcW w:type="dxa" w:w="2521"/>
           </w:tcPr>
           <w:p>
             <w:pPr>
@@ -4177,47 +2237,19 @@
                 <w:rFonts w:ascii="Consolas" w:hAnsi="Consolas"/>
                 <w:sz w:val="17"/>
               </w:rPr>
-              <w:t>fail2ban</w:t>
+              <w:t>apt full-upgrade</w:t>
             </w:r>
             <w:r>
               <w:rPr>
                 <w:sz w:val="16"/>
               </w:rPr>
-              <w:t xml:space="preserve"> aktif dengan jail </w:t>
-            </w:r>
-            <w:r>
-              <w:rPr>
-                <w:rFonts w:ascii="Consolas" w:hAnsi="Consolas"/>
-                <w:sz w:val="17"/>
-              </w:rPr>
-              <w:t>sshd</w:t>
+              <w:t>, unattended-upgrades</w:t>
             </w:r>
           </w:p>
         </w:tc>
         <w:tc>
           <w:tcPr>
-            <w:tcW w:type="dxa" w:w="3362"/>
-          </w:tcPr>
-          <w:p>
-            <w:pPr>
-              <w:spacing w:after="0" w:line="240" w:lineRule="auto"/>
-            </w:pPr>
-            <w:r/>
-            <w:r>
-              <w:rPr>
-                <w:rFonts w:ascii="Consolas" w:hAnsi="Consolas"/>
-                <w:sz w:val="17"/>
-              </w:rPr>
-              <w:t>fail2ban-client status sshd</w:t>
-            </w:r>
-          </w:p>
-        </w:tc>
-      </w:tr>
-      <w:tr>
-        <w:tc>
-          <w:tcPr>
-            <w:tcW w:type="dxa" w:w="3362"/>
-            <w:shd w:val="clear" w:color="auto" w:fill="F2F6F4"/>
+            <w:tcW w:type="dxa" w:w="2521"/>
           </w:tcPr>
           <w:p>
             <w:pPr>
@@ -4228,52 +2260,13 @@
               <w:rPr>
                 <w:sz w:val="16"/>
               </w:rPr>
-              <w:t>Logging</w:t>
+              <w:t>10 paket systemd ditahan phased update</w:t>
             </w:r>
           </w:p>
         </w:tc>
         <w:tc>
           <w:tcPr>
-            <w:tcW w:type="dxa" w:w="3362"/>
-            <w:shd w:val="clear" w:color="auto" w:fill="F2F6F4"/>
-          </w:tcPr>
-          <w:p>
-            <w:pPr>
-              <w:spacing w:after="0" w:line="240" w:lineRule="auto"/>
-            </w:pPr>
-            <w:r/>
-            <w:r>
-              <w:rPr>
-                <w:rFonts w:ascii="Consolas" w:hAnsi="Consolas"/>
-                <w:sz w:val="17"/>
-              </w:rPr>
-              <w:t>rsyslog</w:t>
-            </w:r>
-            <w:r>
-              <w:rPr>
-                <w:sz w:val="16"/>
-              </w:rPr>
-              <w:t xml:space="preserve"> aktif; </w:t>
-            </w:r>
-            <w:r>
-              <w:rPr>
-                <w:rFonts w:ascii="Consolas" w:hAnsi="Consolas"/>
-                <w:sz w:val="17"/>
-              </w:rPr>
-              <w:t>ufw</w:t>
-            </w:r>
-            <w:r>
-              <w:rPr>
-                <w:sz w:val="16"/>
-              </w:rPr>
-              <w:t xml:space="preserve"> logging level low</w:t>
-            </w:r>
-          </w:p>
-        </w:tc>
-        <w:tc>
-          <w:tcPr>
-            <w:tcW w:type="dxa" w:w="3362"/>
-            <w:shd w:val="clear" w:color="auto" w:fill="F2F6F4"/>
+            <w:tcW w:type="dxa" w:w="2521"/>
           </w:tcPr>
           <w:p>
             <w:pPr>
@@ -4284,7 +2277,7 @@
               <w:rPr>
                 <w:sz w:val="16"/>
               </w:rPr>
-              <w:t>daftar service</w:t>
+              <w:t>Sebagian</w:t>
             </w:r>
           </w:p>
         </w:tc>
@@ -4296,56 +2289,24 @@
       </w:pPr>
     </w:p>
     <w:p>
-      <w:pPr>
-        <w:pStyle w:val="Heading3"/>
-      </w:pPr>
-      <w:r>
-        <w:t>5.2 Status port setelah hardening</w:t>
-      </w:r>
-    </w:p>
-    <w:p>
-      <w:pPr>
-        <w:spacing w:before="40" w:after="120"/>
-        <w:ind w:left="227"/>
-      </w:pPr>
       <w:r>
         <w:rPr>
-          <w:rFonts w:ascii="Consolas" w:hAnsi="Consolas"/>
-          <w:sz w:val="16"/>
+          <w:sz w:val="19"/>
         </w:rPr>
-        <w:t>tcp LISTEN 0 80    127.0.0.1:3306     (MariaDB, lokal)</w:t>
-        <w:br/>
+        <w:t xml:space="preserve">Port yang terbuka ke lab hanya 22 dan 80. PostgreSQL hanya </w:t>
       </w:r>
       <w:r>
         <w:rPr>
           <w:rFonts w:ascii="Consolas" w:hAnsi="Consolas"/>
-          <w:sz w:val="16"/>
+          <w:sz w:val="17"/>
         </w:rPr>
-        <w:t>tcp LISTEN 0 100   0.0.0.0:1883       (Mosquitto)</w:t>
-        <w:br/>
+        <w:t>127.0.0.1:5432</w:t>
       </w:r>
       <w:r>
         <w:rPr>
-          <w:rFonts w:ascii="Consolas" w:hAnsi="Consolas"/>
-          <w:sz w:val="16"/>
+          <w:sz w:val="19"/>
         </w:rPr>
-        <w:t>tcp LISTEN 0 4096  127.0.0.53%lo:53   (systemd-resolved, lokal)</w:t>
-        <w:br/>
-      </w:r>
-      <w:r>
-        <w:rPr>
-          <w:rFonts w:ascii="Consolas" w:hAnsi="Consolas"/>
-          <w:sz w:val="16"/>
-        </w:rPr>
-        <w:t>tcp LISTEN 0 4096  0.0.0.0:22         (SSH)</w:t>
-        <w:br/>
-      </w:r>
-      <w:r>
-        <w:rPr>
-          <w:rFonts w:ascii="Consolas" w:hAnsi="Consolas"/>
-          <w:sz w:val="16"/>
-        </w:rPr>
-        <w:t>tcp LISTEN 0 511   0.0.0.0:80         (Nginx)</w:t>
+        <w:t xml:space="preserve"> sehingga tidak</w:t>
       </w:r>
     </w:p>
     <w:p>
@@ -4353,7 +2314,7 @@
         <w:rPr>
           <w:sz w:val="19"/>
         </w:rPr>
-        <w:t>Empat port yang benar-benar terbuka ke segmen lab: 22, 80, 1883 (dibatasi firewall), dan 3306</w:t>
+        <w:t>terlihat dari hasil pemindaian.</w:t>
       </w:r>
     </w:p>
     <w:p>
@@ -4361,23 +2322,7 @@
         <w:rPr>
           <w:sz w:val="19"/>
         </w:rPr>
-        <w:t>yang hanya lokal pada host.</w:t>
-      </w:r>
-    </w:p>
-    <w:p>
-      <w:pPr>
-        <w:pStyle w:val="Heading3"/>
-      </w:pPr>
-      <w:r>
-        <w:t>5.3 Uji bahwa hardening tidak memutus layanan</w:t>
-      </w:r>
-    </w:p>
-    <w:p>
-      <w:r>
-        <w:rPr>
-          <w:sz w:val="19"/>
-        </w:rPr>
-        <w:t>Dari Attacker Node:</w:t>
+        <w:t>Uji bahwa hardening tidak memutus layanan, dijalankan dari Attacker Node:</w:t>
       </w:r>
     </w:p>
     <w:p>
@@ -4398,7 +2343,15 @@
           <w:rFonts w:ascii="Consolas" w:hAnsi="Consolas"/>
           <w:sz w:val="16"/>
         </w:rPr>
-        <w:t>[{"id":3,"moisture":44,"ts":"2026-10-21 16:55:30"}]</w:t>
+        <w:t>{"jumlah_kambing":"6","rata_berat":"31.3","pakan_hari_ini":"8.78","catatan_hari_ini":"6"}</w:t>
+      </w:r>
+    </w:p>
+    <w:p>
+      <w:pPr>
+        <w:pStyle w:val="Heading2"/>
+      </w:pPr>
+      <w:r>
+        <w:t>6. Baseline traffic normal</w:t>
       </w:r>
     </w:p>
     <w:p>
@@ -4406,28 +2359,20 @@
         <w:rPr>
           <w:sz w:val="19"/>
         </w:rPr>
-        <w:t xml:space="preserve">Dashboard tetap dapat diakses dan API mengembalikan JSON yang valid setelah </w:t>
+        <w:t xml:space="preserve">Pengambilan: </w:t>
       </w:r>
       <w:r>
         <w:rPr>
           <w:rFonts w:ascii="Consolas" w:hAnsi="Consolas"/>
           <w:sz w:val="17"/>
         </w:rPr>
-        <w:t>ufw</w:t>
+        <w:t>sudo tcpdump -i enp0s3 -nn -w ~/baseline.pcap -c 900</w:t>
       </w:r>
       <w:r>
         <w:rPr>
           <w:sz w:val="19"/>
         </w:rPr>
-        <w:t xml:space="preserve"> diaktifkan.</w:t>
-      </w:r>
-    </w:p>
-    <w:p>
-      <w:pPr>
-        <w:pStyle w:val="Heading3"/>
-      </w:pPr>
-      <w:r>
-        <w:t>5.4 Kontrol yang sengaja BELUM dikerjakan</w:t>
+        <w:t xml:space="preserve"> di Target Node, sementara</w:t>
       </w:r>
     </w:p>
     <w:p>
@@ -4435,164 +2380,7 @@
         <w:rPr>
           <w:sz w:val="19"/>
         </w:rPr>
-        <w:t>Kontrol A-2 (key-based SSH), A-3 (ganti port), C-2 (prepared statement), C-3 (least privilege),</w:t>
-      </w:r>
-    </w:p>
-    <w:p>
-      <w:r>
-        <w:rPr>
-          <w:sz w:val="19"/>
-        </w:rPr>
-        <w:t xml:space="preserve">dan B-3 (hapus kredensial default) </w:t>
-      </w:r>
-      <w:r>
-        <w:rPr>
-          <w:b/>
-        </w:rPr>
-        <w:t>belum</w:t>
-      </w:r>
-      <w:r>
-        <w:rPr>
-          <w:sz w:val="19"/>
-        </w:rPr>
-        <w:t xml:space="preserve"> dikerjakan pada Fase 1 karena akan menghilangkan</w:t>
-      </w:r>
-    </w:p>
-    <w:p>
-      <w:r>
-        <w:rPr>
-          <w:sz w:val="19"/>
-        </w:rPr>
-        <w:t>sasaran skenario RT-02/RT-03. Kontrol tersebut dijadwalkan pada Fase 2 dengan bukti before/after</w:t>
-      </w:r>
-    </w:p>
-    <w:p>
-      <w:r>
-        <w:rPr>
-          <w:sz w:val="19"/>
-        </w:rPr>
-        <w:t xml:space="preserve">di </w:t>
-      </w:r>
-      <w:r>
-        <w:rPr>
-          <w:rFonts w:ascii="Consolas" w:hAnsi="Consolas"/>
-          <w:sz w:val="17"/>
-        </w:rPr>
-        <w:t>docs/blueteam/hardening_checklist.md</w:t>
-      </w:r>
-      <w:r>
-        <w:rPr>
-          <w:sz w:val="19"/>
-        </w:rPr>
-        <w:t>.</w:t>
-      </w:r>
-    </w:p>
-    <w:p>
-      <w:pPr>
-        <w:pBdr>
-          <w:bottom w:val="single" w:sz="6" w:space="1" w:color="D5DED9"/>
-        </w:pBdr>
-        <w:spacing w:after="80"/>
-      </w:pPr>
-    </w:p>
-    <w:p>
-      <w:pPr>
-        <w:pStyle w:val="Heading2"/>
-      </w:pPr>
-      <w:r>
-        <w:t>6. Baseline Traffic Normal</w:t>
-      </w:r>
-    </w:p>
-    <w:p>
-      <w:pPr>
-        <w:pStyle w:val="Heading3"/>
-      </w:pPr>
-      <w:r>
-        <w:t>6.1 Cara pengambilan</w:t>
-      </w:r>
-    </w:p>
-    <w:p>
-      <w:r>
-        <w:rPr>
-          <w:sz w:val="19"/>
-        </w:rPr>
-        <w:t>Capture dilakukan pada interface lab Target Node (</w:t>
-      </w:r>
-      <w:r>
-        <w:rPr>
-          <w:rFonts w:ascii="Consolas" w:hAnsi="Consolas"/>
-          <w:sz w:val="17"/>
-        </w:rPr>
-        <w:t>enp0s3</w:t>
-      </w:r>
-      <w:r>
-        <w:rPr>
-          <w:sz w:val="19"/>
-        </w:rPr>
-        <w:t>) sambil membangkitkan traffic normal</w:t>
-      </w:r>
-    </w:p>
-    <w:p>
-      <w:r>
-        <w:rPr>
-          <w:sz w:val="19"/>
-        </w:rPr>
-        <w:t>dari Attacker Node selama 100 detik: ping ICMP periodik, permintaan dashboard (</w:t>
-      </w:r>
-      <w:r>
-        <w:rPr>
-          <w:rFonts w:ascii="Consolas" w:hAnsi="Consolas"/>
-          <w:sz w:val="17"/>
-        </w:rPr>
-        <w:t>/</w:t>
-      </w:r>
-      <w:r>
-        <w:rPr>
-          <w:sz w:val="19"/>
-        </w:rPr>
-        <w:t>), dan</w:t>
-      </w:r>
-    </w:p>
-    <w:p>
-      <w:r>
-        <w:rPr>
-          <w:sz w:val="19"/>
-        </w:rPr>
-        <w:t>permintaan API (</w:t>
-      </w:r>
-      <w:r>
-        <w:rPr>
-          <w:rFonts w:ascii="Consolas" w:hAnsi="Consolas"/>
-          <w:sz w:val="17"/>
-        </w:rPr>
-        <w:t>/api.php?id=N</w:t>
-      </w:r>
-      <w:r>
-        <w:rPr>
-          <w:sz w:val="19"/>
-        </w:rPr>
-        <w:t>) setiap dua detik.</w:t>
-      </w:r>
-    </w:p>
-    <w:p>
-      <w:pPr>
-        <w:spacing w:before="40" w:after="120"/>
-        <w:ind w:left="227"/>
-      </w:pPr>
-      <w:r>
-        <w:rPr>
-          <w:rFonts w:ascii="Consolas" w:hAnsi="Consolas"/>
-          <w:sz w:val="16"/>
-        </w:rPr>
-        <w:t>sudo tcpdump -i enp0s3 -nn -w /tmp/base2.pcap -c 800</w:t>
-      </w:r>
-    </w:p>
-    <w:p>
-      <w:pPr>
-        <w:pStyle w:val="Heading3"/>
-      </w:pPr>
-      <w:r>
-        <w:t>6.2 Metrik baseline</w:t>
+        <w:t>Attacker Node menjalankan 15 putaran permintaan dashboard, API kambing, dan ping.</w:t>
       </w:r>
     </w:p>
     <w:tbl>
@@ -4679,7 +2467,7 @@
               <w:rPr>
                 <w:sz w:val="16"/>
               </w:rPr>
-              <w:t>440</w:t>
+              <w:t>482</w:t>
             </w:r>
           </w:p>
         </w:tc>
@@ -4699,7 +2487,7 @@
               <w:rPr>
                 <w:sz w:val="16"/>
               </w:rPr>
-              <w:t>Durasi capture</w:t>
+              <w:t>Trafik port 80</w:t>
             </w:r>
           </w:p>
         </w:tc>
@@ -4717,7 +2505,7 @@
               <w:rPr>
                 <w:sz w:val="16"/>
               </w:rPr>
-              <w:t>41,3 detik (17:05:07 – 17:05:48)</w:t>
+              <w:t>452</w:t>
             </w:r>
           </w:p>
         </w:tc>
@@ -4736,7 +2524,7 @@
               <w:rPr>
                 <w:sz w:val="16"/>
               </w:rPr>
-              <w:t>Paket ICMP</w:t>
+              <w:t>Koneksi baru (SYN)</w:t>
             </w:r>
           </w:p>
         </w:tc>
@@ -4753,7 +2541,7 @@
               <w:rPr>
                 <w:sz w:val="16"/>
               </w:rPr>
-              <w:t>40 (ping 1 paket per iterasi)</w:t>
+              <w:t>45</w:t>
             </w:r>
           </w:p>
         </w:tc>
@@ -4773,7 +2561,7 @@
               <w:rPr>
                 <w:sz w:val="16"/>
               </w:rPr>
-              <w:t>Paket TCP</w:t>
+              <w:t>Paket ICMP</w:t>
             </w:r>
           </w:p>
         </w:tc>
@@ -4791,7 +2579,7 @@
               <w:rPr>
                 <w:sz w:val="16"/>
               </w:rPr>
-              <w:t>400</w:t>
+              <w:t>30</w:t>
             </w:r>
           </w:p>
         </w:tc>
@@ -4810,7 +2598,7 @@
               <w:rPr>
                 <w:sz w:val="16"/>
               </w:rPr>
-              <w:t>Paket yang menyentuh port 80</w:t>
+              <w:t>Dari 192.168.4.100</w:t>
             </w:r>
           </w:p>
         </w:tc>
@@ -4827,7 +2615,7 @@
               <w:rPr>
                 <w:sz w:val="16"/>
               </w:rPr>
-              <w:t>240 (handshake + request/response HTTP)</w:t>
+              <w:t>286</w:t>
             </w:r>
           </w:p>
         </w:tc>
@@ -4847,7 +2635,7 @@
               <w:rPr>
                 <w:sz w:val="16"/>
               </w:rPr>
-              <w:t>Sumber paket</w:t>
+              <w:t>Dari 192.168.4.5</w:t>
             </w:r>
           </w:p>
         </w:tc>
@@ -4863,29 +2651,9 @@
             <w:r/>
             <w:r>
               <w:rPr>
-                <w:rFonts w:ascii="Consolas" w:hAnsi="Consolas"/>
-                <w:sz w:val="17"/>
-              </w:rPr>
-              <w:t>192.168.4.100</w:t>
-            </w:r>
-            <w:r>
-              <w:rPr>
                 <w:sz w:val="16"/>
               </w:rPr>
-              <w:t xml:space="preserve"> = 260 paket, </w:t>
-            </w:r>
-            <w:r>
-              <w:rPr>
-                <w:rFonts w:ascii="Consolas" w:hAnsi="Consolas"/>
-                <w:sz w:val="17"/>
-              </w:rPr>
-              <w:t>192.168.4.5</w:t>
-            </w:r>
-            <w:r>
-              <w:rPr>
-                <w:sz w:val="16"/>
-              </w:rPr>
-              <w:t xml:space="preserve"> = 180 paket</w:t>
+              <w:t>196</w:t>
             </w:r>
           </w:p>
         </w:tc>
@@ -4904,7 +2672,7 @@
               <w:rPr>
                 <w:sz w:val="16"/>
               </w:rPr>
-              <w:t>Ukuran file pcap</w:t>
+              <w:t>Ukuran pcap</w:t>
             </w:r>
           </w:p>
         </w:tc>
@@ -4921,7 +2689,7 @@
               <w:rPr>
                 <w:sz w:val="16"/>
               </w:rPr>
-              <w:t>58.624 byte</w:t>
+              <w:t>186.833 byte</w:t>
             </w:r>
           </w:p>
         </w:tc>
@@ -4937,74 +2705,20 @@
         <w:rPr>
           <w:sz w:val="19"/>
         </w:rPr>
-        <w:t>Contoh paket pembuka koneksi HTTP:</w:t>
+        <w:t xml:space="preserve">Artefak: </w:t>
       </w:r>
-    </w:p>
-    <w:p>
-      <w:pPr>
-        <w:spacing w:before="40" w:after="120"/>
-        <w:ind w:left="227"/>
-      </w:pPr>
-      <w:r>
-        <w:rPr>
-          <w:rFonts w:ascii="Consolas" w:hAnsi="Consolas"/>
-          <w:sz w:val="16"/>
-        </w:rPr>
-        <w:t>17:05:07.656376 IP 192.168.4.100.34884 &gt; 192.168.4.5.80: Flags [S], seq 2236195093, win 64240</w:t>
-        <w:br/>
-      </w:r>
-      <w:r>
-        <w:rPr>
-          <w:rFonts w:ascii="Consolas" w:hAnsi="Consolas"/>
-          <w:sz w:val="16"/>
-        </w:rPr>
-        <w:t>17:05:07.656456 IP 192.168.4.5.80 &gt; 192.168.4.100.34884: Flags [S.], seq 2758904524, ack 2236195094</w:t>
-      </w:r>
-    </w:p>
-    <w:p>
-      <w:pPr>
-        <w:pStyle w:val="Heading3"/>
-      </w:pPr>
-      <w:r>
-        <w:t>6.3 Artefak</w:t>
-      </w:r>
-    </w:p>
-    <w:p>
-      <w:pPr>
-        <w:pStyle w:val="ListBullet"/>
-        <w:spacing w:after="40"/>
-      </w:pPr>
       <w:r>
         <w:rPr>
           <w:rFonts w:ascii="Consolas" w:hAnsi="Consolas"/>
           <w:sz w:val="17"/>
         </w:rPr>
-        <w:t>docs/blueteam/evidence/baseline/baseline_minggu9.pcap</w:t>
+        <w:t>docs/blueteam/evidence/baseline/</w:t>
       </w:r>
-    </w:p>
-    <w:p>
-      <w:pPr>
-        <w:pStyle w:val="ListBullet"/>
-        <w:spacing w:after="40"/>
-      </w:pPr>
-      <w:r>
-        <w:rPr>
-          <w:rFonts w:ascii="Consolas" w:hAnsi="Consolas"/>
-          <w:sz w:val="17"/>
-        </w:rPr>
-        <w:t>docs/blueteam/evidence/baseline/baseline_metrics.txt</w:t>
-      </w:r>
-    </w:p>
-    <w:p>
-      <w:pPr>
-        <w:pStyle w:val="ListBullet"/>
-        <w:spacing w:after="40"/>
-      </w:pPr>
       <w:r>
         <w:rPr>
           <w:sz w:val="19"/>
         </w:rPr>
-        <w:t>Ringkasan tabel di bagian ini.</w:t>
+        <w:t>. Angka ini menjadi pembanding saat Fase 2: lonjakan</w:t>
       </w:r>
     </w:p>
     <w:p>
@@ -5012,31 +2726,15 @@
         <w:rPr>
           <w:sz w:val="19"/>
         </w:rPr>
-        <w:t>Baseline ini menjadi pembanding saat Fase 2: lonjakan koneksi, pola scan, atau request HTTP</w:t>
+        <w:t>koneksi, pola pemindaian, atau request berulang dinilai menyimpang atau tidak terhadap baseline.</w:t>
       </w:r>
-    </w:p>
-    <w:p>
-      <w:r>
-        <w:rPr>
-          <w:sz w:val="19"/>
-        </w:rPr>
-        <w:t>berulang dapat dinilai menyimpang atau tidak terhadap angka di atas.</w:t>
-      </w:r>
-    </w:p>
-    <w:p>
-      <w:pPr>
-        <w:pBdr>
-          <w:bottom w:val="single" w:sz="6" w:space="1" w:color="D5DED9"/>
-        </w:pBdr>
-        <w:spacing w:after="80"/>
-      </w:pPr>
     </w:p>
     <w:p>
       <w:pPr>
         <w:pStyle w:val="Heading2"/>
       </w:pPr>
       <w:r>
-        <w:t>7. Verifikasi Keterhubungan</w:t>
+        <w:t>7. Kendala dan pembelajaran</w:t>
       </w:r>
     </w:p>
     <w:tbl>
@@ -5047,548 +2745,13 @@
         <w:tblLook w:firstColumn="1" w:firstRow="1" w:lastColumn="0" w:lastRow="0" w:noHBand="0" w:noVBand="1" w:val="04A0"/>
       </w:tblPr>
       <w:tblGrid>
-        <w:gridCol w:w="2521"/>
-        <w:gridCol w:w="2521"/>
-        <w:gridCol w:w="2521"/>
-        <w:gridCol w:w="2521"/>
+        <w:gridCol w:w="5043"/>
+        <w:gridCol w:w="5043"/>
       </w:tblGrid>
       <w:tr>
         <w:tc>
           <w:tcPr>
-            <w:tcW w:type="dxa" w:w="2521"/>
-            <w:shd w:val="clear" w:color="auto" w:fill="0B6B4F"/>
-          </w:tcPr>
-          <w:p>
-            <w:pPr>
-              <w:spacing w:after="0"/>
-            </w:pPr>
-            <w:r/>
-            <w:r>
-              <w:rPr>
-                <w:b/>
-                <w:color w:val="FFFFFF"/>
-                <w:sz w:val="16"/>
-              </w:rPr>
-              <w:t>Dari \ Ke</w:t>
-            </w:r>
-          </w:p>
-        </w:tc>
-        <w:tc>
-          <w:tcPr>
-            <w:tcW w:type="dxa" w:w="2521"/>
-            <w:shd w:val="clear" w:color="auto" w:fill="0B6B4F"/>
-          </w:tcPr>
-          <w:p>
-            <w:pPr>
-              <w:spacing w:after="0"/>
-            </w:pPr>
-            <w:r/>
-            <w:r>
-              <w:rPr>
-                <w:b/>
-                <w:color w:val="FFFFFF"/>
-                <w:sz w:val="16"/>
-              </w:rPr>
-              <w:t>Target `192.168.4.5`</w:t>
-            </w:r>
-          </w:p>
-        </w:tc>
-        <w:tc>
-          <w:tcPr>
-            <w:tcW w:type="dxa" w:w="2521"/>
-            <w:shd w:val="clear" w:color="auto" w:fill="0B6B4F"/>
-          </w:tcPr>
-          <w:p>
-            <w:pPr>
-              <w:spacing w:after="0"/>
-            </w:pPr>
-            <w:r/>
-            <w:r>
-              <w:rPr>
-                <w:b/>
-                <w:color w:val="FFFFFF"/>
-                <w:sz w:val="16"/>
-              </w:rPr>
-              <w:t>Kali `192.168.4.100`</w:t>
-            </w:r>
-          </w:p>
-        </w:tc>
-        <w:tc>
-          <w:tcPr>
-            <w:tcW w:type="dxa" w:w="2521"/>
-            <w:shd w:val="clear" w:color="auto" w:fill="0B6B4F"/>
-          </w:tcPr>
-          <w:p>
-            <w:pPr>
-              <w:spacing w:after="0"/>
-            </w:pPr>
-            <w:r/>
-            <w:r>
-              <w:rPr>
-                <w:b/>
-                <w:color w:val="FFFFFF"/>
-                <w:sz w:val="16"/>
-              </w:rPr>
-              <w:t>Onion `192.168.4.200`</w:t>
-            </w:r>
-          </w:p>
-        </w:tc>
-      </w:tr>
-      <w:tr>
-        <w:tc>
-          <w:tcPr>
-            <w:tcW w:type="dxa" w:w="2521"/>
-          </w:tcPr>
-          <w:p>
-            <w:pPr>
-              <w:spacing w:after="0" w:line="240" w:lineRule="auto"/>
-            </w:pPr>
-            <w:r/>
-            <w:r>
-              <w:rPr>
-                <w:sz w:val="16"/>
-              </w:rPr>
-              <w:t>Target</w:t>
-            </w:r>
-          </w:p>
-        </w:tc>
-        <w:tc>
-          <w:tcPr>
-            <w:tcW w:type="dxa" w:w="2521"/>
-          </w:tcPr>
-          <w:p>
-            <w:pPr>
-              <w:spacing w:after="0" w:line="240" w:lineRule="auto"/>
-            </w:pPr>
-            <w:r/>
-            <w:r>
-              <w:rPr>
-                <w:sz w:val="16"/>
-              </w:rPr>
-              <w:t>—</w:t>
-            </w:r>
-          </w:p>
-        </w:tc>
-        <w:tc>
-          <w:tcPr>
-            <w:tcW w:type="dxa" w:w="2521"/>
-          </w:tcPr>
-          <w:p>
-            <w:pPr>
-              <w:spacing w:after="0" w:line="240" w:lineRule="auto"/>
-            </w:pPr>
-            <w:r/>
-            <w:r>
-              <w:rPr>
-                <w:sz w:val="16"/>
-              </w:rPr>
-              <w:t>0% (3,3 ms)</w:t>
-            </w:r>
-          </w:p>
-        </w:tc>
-        <w:tc>
-          <w:tcPr>
-            <w:tcW w:type="dxa" w:w="2521"/>
-          </w:tcPr>
-          <w:p>
-            <w:pPr>
-              <w:spacing w:after="0" w:line="240" w:lineRule="auto"/>
-            </w:pPr>
-            <w:r/>
-            <w:r>
-              <w:rPr>
-                <w:sz w:val="16"/>
-              </w:rPr>
-              <w:t>0% (3,9 ms)</w:t>
-            </w:r>
-          </w:p>
-        </w:tc>
-      </w:tr>
-      <w:tr>
-        <w:tc>
-          <w:tcPr>
-            <w:tcW w:type="dxa" w:w="2521"/>
-            <w:shd w:val="clear" w:color="auto" w:fill="F2F6F4"/>
-          </w:tcPr>
-          <w:p>
-            <w:pPr>
-              <w:spacing w:after="0" w:line="240" w:lineRule="auto"/>
-            </w:pPr>
-            <w:r/>
-            <w:r>
-              <w:rPr>
-                <w:sz w:val="16"/>
-              </w:rPr>
-              <w:t>Kali</w:t>
-            </w:r>
-          </w:p>
-        </w:tc>
-        <w:tc>
-          <w:tcPr>
-            <w:tcW w:type="dxa" w:w="2521"/>
-            <w:shd w:val="clear" w:color="auto" w:fill="F2F6F4"/>
-          </w:tcPr>
-          <w:p>
-            <w:pPr>
-              <w:spacing w:after="0" w:line="240" w:lineRule="auto"/>
-            </w:pPr>
-            <w:r/>
-            <w:r>
-              <w:rPr>
-                <w:sz w:val="16"/>
-              </w:rPr>
-              <w:t>0% (7,5 ms)</w:t>
-            </w:r>
-          </w:p>
-        </w:tc>
-        <w:tc>
-          <w:tcPr>
-            <w:tcW w:type="dxa" w:w="2521"/>
-            <w:shd w:val="clear" w:color="auto" w:fill="F2F6F4"/>
-          </w:tcPr>
-          <w:p>
-            <w:pPr>
-              <w:spacing w:after="0" w:line="240" w:lineRule="auto"/>
-            </w:pPr>
-            <w:r/>
-            <w:r>
-              <w:rPr>
-                <w:sz w:val="16"/>
-              </w:rPr>
-              <w:t>—</w:t>
-            </w:r>
-          </w:p>
-        </w:tc>
-        <w:tc>
-          <w:tcPr>
-            <w:tcW w:type="dxa" w:w="2521"/>
-            <w:shd w:val="clear" w:color="auto" w:fill="F2F6F4"/>
-          </w:tcPr>
-          <w:p>
-            <w:pPr>
-              <w:spacing w:after="0" w:line="240" w:lineRule="auto"/>
-            </w:pPr>
-            <w:r/>
-            <w:r>
-              <w:rPr>
-                <w:sz w:val="16"/>
-              </w:rPr>
-              <w:t>0% (2,2 ms)</w:t>
-            </w:r>
-          </w:p>
-        </w:tc>
-      </w:tr>
-      <w:tr>
-        <w:tc>
-          <w:tcPr>
-            <w:tcW w:type="dxa" w:w="2521"/>
-          </w:tcPr>
-          <w:p>
-            <w:pPr>
-              <w:spacing w:after="0" w:line="240" w:lineRule="auto"/>
-            </w:pPr>
-            <w:r/>
-            <w:r>
-              <w:rPr>
-                <w:sz w:val="16"/>
-              </w:rPr>
-              <w:t>Onion</w:t>
-            </w:r>
-          </w:p>
-        </w:tc>
-        <w:tc>
-          <w:tcPr>
-            <w:tcW w:type="dxa" w:w="2521"/>
-          </w:tcPr>
-          <w:p>
-            <w:pPr>
-              <w:spacing w:after="0" w:line="240" w:lineRule="auto"/>
-            </w:pPr>
-            <w:r/>
-            <w:r>
-              <w:rPr>
-                <w:sz w:val="16"/>
-              </w:rPr>
-              <w:t>0% (4/4 paket terekam)</w:t>
-            </w:r>
-          </w:p>
-        </w:tc>
-        <w:tc>
-          <w:tcPr>
-            <w:tcW w:type="dxa" w:w="2521"/>
-          </w:tcPr>
-          <w:p>
-            <w:pPr>
-              <w:spacing w:after="0" w:line="240" w:lineRule="auto"/>
-            </w:pPr>
-            <w:r/>
-            <w:r>
-              <w:rPr>
-                <w:sz w:val="16"/>
-              </w:rPr>
-              <w:t>0% (2,0 ms)</w:t>
-            </w:r>
-          </w:p>
-        </w:tc>
-        <w:tc>
-          <w:tcPr>
-            <w:tcW w:type="dxa" w:w="2521"/>
-          </w:tcPr>
-          <w:p>
-            <w:pPr>
-              <w:spacing w:after="0" w:line="240" w:lineRule="auto"/>
-            </w:pPr>
-            <w:r/>
-            <w:r>
-              <w:rPr>
-                <w:sz w:val="16"/>
-              </w:rPr>
-              <w:t>—</w:t>
-            </w:r>
-          </w:p>
-        </w:tc>
-      </w:tr>
-    </w:tbl>
-    <w:p>
-      <w:pPr>
-        <w:spacing w:after="40"/>
-      </w:pPr>
-    </w:p>
-    <w:p>
-      <w:r>
-        <w:rPr>
-          <w:sz w:val="19"/>
-        </w:rPr>
-        <w:t>Bukti sensor melihat trafik lab (</w:t>
-      </w:r>
-      <w:r>
-        <w:rPr>
-          <w:rFonts w:ascii="Consolas" w:hAnsi="Consolas"/>
-          <w:sz w:val="17"/>
-        </w:rPr>
-        <w:t>tcpdump -i eth0</w:t>
-      </w:r>
-      <w:r>
-        <w:rPr>
-          <w:sz w:val="19"/>
-        </w:rPr>
-        <w:t xml:space="preserve"> di Onion):</w:t>
-      </w:r>
-    </w:p>
-    <w:p>
-      <w:pPr>
-        <w:spacing w:before="40" w:after="120"/>
-        <w:ind w:left="227"/>
-      </w:pPr>
-      <w:r>
-        <w:rPr>
-          <w:rFonts w:ascii="Consolas" w:hAnsi="Consolas"/>
-          <w:sz w:val="16"/>
-        </w:rPr>
-        <w:t>16:04:03.136797 IP 192.168.4.100 &gt; 192.168.4.5: ICMP echo request, id 58782, seq 1</w:t>
-        <w:br/>
-      </w:r>
-      <w:r>
-        <w:rPr>
-          <w:rFonts w:ascii="Consolas" w:hAnsi="Consolas"/>
-          <w:sz w:val="16"/>
-        </w:rPr>
-        <w:t>16:04:03.137413 IP 192.168.4.5 &gt; 192.168.4.100: ICMP echo reply, id 58782, seq 1</w:t>
-      </w:r>
-    </w:p>
-    <w:p>
-      <w:r>
-        <w:rPr>
-          <w:sz w:val="19"/>
-        </w:rPr>
-        <w:t>Dua kendala jaringan yang ditemukan dan diselesaikan:</w:t>
-      </w:r>
-    </w:p>
-    <w:p>
-      <w:pPr>
-        <w:pStyle w:val="ListNumber"/>
-        <w:spacing w:after="40"/>
-      </w:pPr>
-      <w:r>
-        <w:rPr>
-          <w:sz w:val="19"/>
-        </w:rPr>
-        <w:t xml:space="preserve">IP yang ditambahkan dengan </w:t>
-      </w:r>
-      <w:r>
-        <w:rPr>
-          <w:rFonts w:ascii="Consolas" w:hAnsi="Consolas"/>
-          <w:sz w:val="17"/>
-        </w:rPr>
-        <w:t>ip addr add</w:t>
-      </w:r>
-      <w:r>
-        <w:rPr>
-          <w:sz w:val="19"/>
-        </w:rPr>
-        <w:t xml:space="preserve"> pada interface yang dikelola NetworkManager (Kali)</w:t>
-      </w:r>
-    </w:p>
-    <w:p>
-      <w:r>
-        <w:rPr>
-          <w:sz w:val="19"/>
-        </w:rPr>
-        <w:t xml:space="preserve">tidak dijawab ARP → host lain gagal ping. Solusi: profil </w:t>
-      </w:r>
-      <w:r>
-        <w:rPr>
-          <w:rFonts w:ascii="Consolas" w:hAnsi="Consolas"/>
-          <w:sz w:val="17"/>
-        </w:rPr>
-        <w:t>nmcli</w:t>
-      </w:r>
-      <w:r>
-        <w:rPr>
-          <w:sz w:val="19"/>
-        </w:rPr>
-        <w:t xml:space="preserve"> bernama </w:t>
-      </w:r>
-      <w:r>
-        <w:rPr>
-          <w:rFonts w:ascii="Consolas" w:hAnsi="Consolas"/>
-          <w:sz w:val="17"/>
-        </w:rPr>
-        <w:t>pbl-lab</w:t>
-      </w:r>
-      <w:r>
-        <w:rPr>
-          <w:sz w:val="19"/>
-        </w:rPr>
-        <w:t>.</w:t>
-      </w:r>
-    </w:p>
-    <w:p>
-      <w:pPr>
-        <w:pStyle w:val="ListNumber"/>
-        <w:spacing w:after="40"/>
-      </w:pPr>
-      <w:r>
-        <w:rPr>
-          <w:sz w:val="19"/>
-        </w:rPr>
-        <w:t xml:space="preserve">Interface sensor Security Onion dikonfigurasi </w:t>
-      </w:r>
-      <w:r>
-        <w:rPr>
-          <w:rFonts w:ascii="Consolas" w:hAnsi="Consolas"/>
-          <w:sz w:val="17"/>
-        </w:rPr>
-        <w:t>promisc on arp off</w:t>
-      </w:r>
-      <w:r>
-        <w:rPr>
-          <w:sz w:val="19"/>
-        </w:rPr>
-        <w:t xml:space="preserve"> (desain sniffing pasif),</w:t>
-      </w:r>
-    </w:p>
-    <w:p>
-      <w:r>
-        <w:rPr>
-          <w:sz w:val="19"/>
-        </w:rPr>
-        <w:t xml:space="preserve">sehingga IP </w:t>
-      </w:r>
-      <w:r>
-        <w:rPr>
-          <w:rFonts w:ascii="Consolas" w:hAnsi="Consolas"/>
-          <w:sz w:val="17"/>
-        </w:rPr>
-        <w:t>.200</w:t>
-      </w:r>
-      <w:r>
-        <w:rPr>
-          <w:sz w:val="19"/>
-        </w:rPr>
-        <w:t xml:space="preserve"> tidak menjawab ARP. Solusi: </w:t>
-      </w:r>
-      <w:r>
-        <w:rPr>
-          <w:rFonts w:ascii="Consolas" w:hAnsi="Consolas"/>
-          <w:sz w:val="17"/>
-        </w:rPr>
-        <w:t>arp on</w:t>
-      </w:r>
-      <w:r>
-        <w:rPr>
-          <w:sz w:val="19"/>
-        </w:rPr>
-        <w:t xml:space="preserve"> (runtime dan permanen) serta</w:t>
-      </w:r>
-    </w:p>
-    <w:p>
-      <w:r>
-        <w:rPr>
-          <w:rFonts w:ascii="Consolas" w:hAnsi="Consolas"/>
-          <w:sz w:val="17"/>
-        </w:rPr>
-        <w:t>post-up ip addr add 192.168.4.200/24 dev eth0</w:t>
-      </w:r>
-      <w:r>
-        <w:rPr>
-          <w:sz w:val="19"/>
-        </w:rPr>
-        <w:t>.</w:t>
-      </w:r>
-    </w:p>
-    <w:p>
-      <w:pPr>
-        <w:pBdr>
-          <w:bottom w:val="single" w:sz="6" w:space="1" w:color="D5DED9"/>
-        </w:pBdr>
-        <w:spacing w:after="80"/>
-      </w:pPr>
-    </w:p>
-    <w:p>
-      <w:pPr>
-        <w:pStyle w:val="Heading2"/>
-      </w:pPr>
-      <w:r>
-        <w:t>8. Kendala dan Pembelajaran</w:t>
-      </w:r>
-    </w:p>
-    <w:tbl>
-      <w:tblPr>
-        <w:tblStyle w:val="TableGrid"/>
-        <w:tblW w:type="auto" w:w="0"/>
-        <w:jc w:val="center"/>
-        <w:tblLook w:firstColumn="1" w:firstRow="1" w:lastColumn="0" w:lastRow="0" w:noHBand="0" w:noVBand="1" w:val="04A0"/>
-      </w:tblPr>
-      <w:tblGrid>
-        <w:gridCol w:w="3362"/>
-        <w:gridCol w:w="3362"/>
-        <w:gridCol w:w="3362"/>
-      </w:tblGrid>
-      <w:tr>
-        <w:tc>
-          <w:tcPr>
-            <w:tcW w:type="dxa" w:w="3362"/>
-            <w:shd w:val="clear" w:color="auto" w:fill="0B6B4F"/>
-          </w:tcPr>
-          <w:p>
-            <w:pPr>
-              <w:spacing w:after="0"/>
-            </w:pPr>
-            <w:r/>
-            <w:r>
-              <w:rPr>
-                <w:b/>
-                <w:color w:val="FFFFFF"/>
-                <w:sz w:val="16"/>
-              </w:rPr>
-              <w:t>#</w:t>
-            </w:r>
-          </w:p>
-        </w:tc>
-        <w:tc>
-          <w:tcPr>
-            <w:tcW w:type="dxa" w:w="3362"/>
+            <w:tcW w:type="dxa" w:w="5043"/>
             <w:shd w:val="clear" w:color="auto" w:fill="0B6B4F"/>
           </w:tcPr>
           <w:p>
@@ -5608,7 +2771,7 @@
         </w:tc>
         <w:tc>
           <w:tcPr>
-            <w:tcW w:type="dxa" w:w="3362"/>
+            <w:tcW w:type="dxa" w:w="5043"/>
             <w:shd w:val="clear" w:color="auto" w:fill="0B6B4F"/>
           </w:tcPr>
           <w:p>
@@ -5622,7 +2785,7 @@
                 <w:color w:val="FFFFFF"/>
                 <w:sz w:val="16"/>
               </w:rPr>
-              <w:t>Pembelajaran</w:t>
+              <w:t>Penyelesaian</w:t>
             </w:r>
           </w:p>
         </w:tc>
@@ -5630,7 +2793,7 @@
       <w:tr>
         <w:tc>
           <w:tcPr>
-            <w:tcW w:type="dxa" w:w="3362"/>
+            <w:tcW w:type="dxa" w:w="5043"/>
           </w:tcPr>
           <w:p>
             <w:pPr>
@@ -5641,13 +2804,13 @@
               <w:rPr>
                 <w:sz w:val="16"/>
               </w:rPr>
-              <w:t>1</w:t>
+              <w:t>VM tidak saling terhubung</w:t>
             </w:r>
           </w:p>
         </w:tc>
         <w:tc>
           <w:tcPr>
-            <w:tcW w:type="dxa" w:w="3362"/>
+            <w:tcW w:type="dxa" w:w="5043"/>
           </w:tcPr>
           <w:p>
             <w:pPr>
@@ -5658,24 +2821,14 @@
               <w:rPr>
                 <w:sz w:val="16"/>
               </w:rPr>
-              <w:t>VM tidak saling terhubung karena adapter berbeda segmen</w:t>
+              <w:t xml:space="preserve">semua NIC lab ke intnet </w:t>
             </w:r>
-          </w:p>
-        </w:tc>
-        <w:tc>
-          <w:tcPr>
-            <w:tcW w:type="dxa" w:w="3362"/>
-          </w:tcPr>
-          <w:p>
-            <w:pPr>
-              <w:spacing w:after="0" w:line="240" w:lineRule="auto"/>
-            </w:pPr>
-            <w:r/>
             <w:r>
               <w:rPr>
-                <w:sz w:val="16"/>
+                <w:rFonts w:ascii="Consolas" w:hAnsi="Consolas"/>
+                <w:sz w:val="17"/>
               </w:rPr>
-              <w:t>Topologi harus diverifikasi di level hypervisor, bukan hanya di diagram</w:t>
+              <w:t>pbl-kel4</w:t>
             </w:r>
           </w:p>
         </w:tc>
@@ -5683,7 +2836,7 @@
       <w:tr>
         <w:tc>
           <w:tcPr>
-            <w:tcW w:type="dxa" w:w="3362"/>
+            <w:tcW w:type="dxa" w:w="5043"/>
             <w:shd w:val="clear" w:color="auto" w:fill="F2F6F4"/>
           </w:tcPr>
           <w:p>
@@ -5695,13 +2848,13 @@
               <w:rPr>
                 <w:sz w:val="16"/>
               </w:rPr>
-              <w:t>2</w:t>
+              <w:t>Instalasi unattended berhenti di konfirmasi</w:t>
             </w:r>
           </w:p>
         </w:tc>
         <w:tc>
           <w:tcPr>
-            <w:tcW w:type="dxa" w:w="3362"/>
+            <w:tcW w:type="dxa" w:w="5043"/>
             <w:shd w:val="clear" w:color="auto" w:fill="F2F6F4"/>
           </w:tcPr>
           <w:p>
@@ -5713,14 +2866,28 @@
               <w:rPr>
                 <w:sz w:val="16"/>
               </w:rPr>
-              <w:t>Instalasi unattended berhenti pada konfirmasi</w:t>
+              <w:t xml:space="preserve">jawab </w:t>
+            </w:r>
+            <w:r>
+              <w:rPr>
+                <w:rFonts w:ascii="Consolas" w:hAnsi="Consolas"/>
+                <w:sz w:val="17"/>
+              </w:rPr>
+              <w:t>yes</w:t>
+            </w:r>
+            <w:r>
+              <w:rPr>
+                <w:sz w:val="16"/>
+              </w:rPr>
+              <w:t xml:space="preserve"> pada konsol</w:t>
             </w:r>
           </w:p>
         </w:tc>
+      </w:tr>
+      <w:tr>
         <w:tc>
           <w:tcPr>
-            <w:tcW w:type="dxa" w:w="3362"/>
-            <w:shd w:val="clear" w:color="auto" w:fill="F2F6F4"/>
+            <w:tcW w:type="dxa" w:w="5043"/>
           </w:tcPr>
           <w:p>
             <w:pPr>
@@ -5731,15 +2898,13 @@
               <w:rPr>
                 <w:sz w:val="16"/>
               </w:rPr>
-              <w:t>Otomasi tetap butuh titik konfirmasi; konsol harus dipantau</w:t>
+              <w:t>IP statis di Kali tidak dijawab ARP</w:t>
             </w:r>
           </w:p>
         </w:tc>
-      </w:tr>
-      <w:tr>
         <w:tc>
           <w:tcPr>
-            <w:tcW w:type="dxa" w:w="3362"/>
+            <w:tcW w:type="dxa" w:w="5043"/>
           </w:tcPr>
           <w:p>
             <w:pPr>
@@ -5750,104 +2915,20 @@
               <w:rPr>
                 <w:sz w:val="16"/>
               </w:rPr>
-              <w:t>3</w:t>
+              <w:t xml:space="preserve">pakai </w:t>
             </w:r>
-          </w:p>
-        </w:tc>
-        <w:tc>
-          <w:tcPr>
-            <w:tcW w:type="dxa" w:w="3362"/>
-          </w:tcPr>
-          <w:p>
-            <w:pPr>
-              <w:spacing w:after="0" w:line="240" w:lineRule="auto"/>
-            </w:pPr>
-            <w:r/>
             <w:r>
               <w:rPr>
                 <w:rFonts w:ascii="Consolas" w:hAnsi="Consolas"/>
                 <w:sz w:val="17"/>
               </w:rPr>
-              <w:t>cloud-init</w:t>
+              <w:t>nmcli</w:t>
             </w:r>
             <w:r>
               <w:rPr>
                 <w:sz w:val="16"/>
               </w:rPr>
-              <w:t xml:space="preserve"> disabled pada sistem hasil autoinstall</w:t>
-            </w:r>
-          </w:p>
-        </w:tc>
-        <w:tc>
-          <w:tcPr>
-            <w:tcW w:type="dxa" w:w="3362"/>
-          </w:tcPr>
-          <w:p>
-            <w:pPr>
-              <w:spacing w:after="0" w:line="240" w:lineRule="auto"/>
-            </w:pPr>
-            <w:r/>
-            <w:r>
-              <w:rPr>
-                <w:sz w:val="16"/>
-              </w:rPr>
-              <w:t>Jangan mengandalkan cloud-init pasca-instalasi; siapkan jalur akses alternatif</w:t>
-            </w:r>
-          </w:p>
-        </w:tc>
-      </w:tr>
-      <w:tr>
-        <w:tc>
-          <w:tcPr>
-            <w:tcW w:type="dxa" w:w="3362"/>
-            <w:shd w:val="clear" w:color="auto" w:fill="F2F6F4"/>
-          </w:tcPr>
-          <w:p>
-            <w:pPr>
-              <w:spacing w:after="0" w:line="240" w:lineRule="auto"/>
-            </w:pPr>
-            <w:r/>
-            <w:r>
-              <w:rPr>
-                <w:sz w:val="16"/>
-              </w:rPr>
-              <w:t>4</w:t>
-            </w:r>
-          </w:p>
-        </w:tc>
-        <w:tc>
-          <w:tcPr>
-            <w:tcW w:type="dxa" w:w="3362"/>
-            <w:shd w:val="clear" w:color="auto" w:fill="F2F6F4"/>
-          </w:tcPr>
-          <w:p>
-            <w:pPr>
-              <w:spacing w:after="0" w:line="240" w:lineRule="auto"/>
-            </w:pPr>
-            <w:r/>
-            <w:r>
-              <w:rPr>
-                <w:sz w:val="16"/>
-              </w:rPr>
-              <w:t>ARP gagal pada IP statis di Kali</w:t>
-            </w:r>
-          </w:p>
-        </w:tc>
-        <w:tc>
-          <w:tcPr>
-            <w:tcW w:type="dxa" w:w="3362"/>
-            <w:shd w:val="clear" w:color="auto" w:fill="F2F6F4"/>
-          </w:tcPr>
-          <w:p>
-            <w:pPr>
-              <w:spacing w:after="0" w:line="240" w:lineRule="auto"/>
-            </w:pPr>
-            <w:r/>
-            <w:r>
-              <w:rPr>
-                <w:sz w:val="16"/>
-              </w:rPr>
-              <w:t xml:space="preserve">Kelola IP lewat NetworkManager, jangan </w:t>
+              <w:t xml:space="preserve">, bukan </w:t>
             </w:r>
             <w:r>
               <w:rPr>
@@ -5862,73 +2943,7 @@
       <w:tr>
         <w:tc>
           <w:tcPr>
-            <w:tcW w:type="dxa" w:w="3362"/>
-          </w:tcPr>
-          <w:p>
-            <w:pPr>
-              <w:spacing w:after="0" w:line="240" w:lineRule="auto"/>
-            </w:pPr>
-            <w:r/>
-            <w:r>
-              <w:rPr>
-                <w:sz w:val="16"/>
-              </w:rPr>
-              <w:t>5</w:t>
-            </w:r>
-          </w:p>
-        </w:tc>
-        <w:tc>
-          <w:tcPr>
-            <w:tcW w:type="dxa" w:w="3362"/>
-          </w:tcPr>
-          <w:p>
-            <w:pPr>
-              <w:spacing w:after="0" w:line="240" w:lineRule="auto"/>
-            </w:pPr>
-            <w:r/>
-            <w:r>
-              <w:rPr>
-                <w:sz w:val="16"/>
-              </w:rPr>
-              <w:t>IP sensor tidak menjawab ARP</w:t>
-            </w:r>
-          </w:p>
-        </w:tc>
-        <w:tc>
-          <w:tcPr>
-            <w:tcW w:type="dxa" w:w="3362"/>
-          </w:tcPr>
-          <w:p>
-            <w:pPr>
-              <w:spacing w:after="0" w:line="240" w:lineRule="auto"/>
-            </w:pPr>
-            <w:r/>
-            <w:r>
-              <w:rPr>
-                <w:sz w:val="16"/>
-              </w:rPr>
-              <w:t xml:space="preserve">Pahami mode kerja sensor (pasif, </w:t>
-            </w:r>
-            <w:r>
-              <w:rPr>
-                <w:rFonts w:ascii="Consolas" w:hAnsi="Consolas"/>
-                <w:sz w:val="17"/>
-              </w:rPr>
-              <w:t>arp off</w:t>
-            </w:r>
-            <w:r>
-              <w:rPr>
-                <w:sz w:val="16"/>
-              </w:rPr>
-              <w:t>) sebelum menaruh IP</w:t>
-            </w:r>
-          </w:p>
-        </w:tc>
-      </w:tr>
-      <w:tr>
-        <w:tc>
-          <w:tcPr>
-            <w:tcW w:type="dxa" w:w="3362"/>
+            <w:tcW w:type="dxa" w:w="5043"/>
             <w:shd w:val="clear" w:color="auto" w:fill="F2F6F4"/>
           </w:tcPr>
           <w:p>
@@ -5940,13 +2955,83 @@
               <w:rPr>
                 <w:sz w:val="16"/>
               </w:rPr>
-              <w:t>6</w:t>
+              <w:t>Sensor tidak menjawab ARP</w:t>
             </w:r>
           </w:p>
         </w:tc>
         <w:tc>
           <w:tcPr>
-            <w:tcW w:type="dxa" w:w="3362"/>
+            <w:tcW w:type="dxa" w:w="5043"/>
+            <w:shd w:val="clear" w:color="auto" w:fill="F2F6F4"/>
+          </w:tcPr>
+          <w:p>
+            <w:pPr>
+              <w:spacing w:after="0" w:line="240" w:lineRule="auto"/>
+            </w:pPr>
+            <w:r/>
+            <w:r>
+              <w:rPr>
+                <w:rFonts w:ascii="Consolas" w:hAnsi="Consolas"/>
+                <w:sz w:val="17"/>
+              </w:rPr>
+              <w:t>promisc on arp off</w:t>
+            </w:r>
+            <w:r>
+              <w:rPr>
+                <w:sz w:val="16"/>
+              </w:rPr>
+              <w:t xml:space="preserve"> bawaan SO, set </w:t>
+            </w:r>
+            <w:r>
+              <w:rPr>
+                <w:rFonts w:ascii="Consolas" w:hAnsi="Consolas"/>
+                <w:sz w:val="17"/>
+              </w:rPr>
+              <w:t>arp on</w:t>
+            </w:r>
+          </w:p>
+        </w:tc>
+      </w:tr>
+      <w:tr>
+        <w:tc>
+          <w:tcPr>
+            <w:tcW w:type="dxa" w:w="5043"/>
+          </w:tcPr>
+          <w:p>
+            <w:pPr>
+              <w:spacing w:after="0" w:line="240" w:lineRule="auto"/>
+            </w:pPr>
+            <w:r/>
+            <w:r>
+              <w:rPr>
+                <w:sz w:val="16"/>
+              </w:rPr>
+              <w:t>nginx dan MariaDB hilang saat migrasi stack</w:t>
+            </w:r>
+          </w:p>
+        </w:tc>
+        <w:tc>
+          <w:tcPr>
+            <w:tcW w:type="dxa" w:w="5043"/>
+          </w:tcPr>
+          <w:p>
+            <w:pPr>
+              <w:spacing w:after="0" w:line="240" w:lineRule="auto"/>
+            </w:pPr>
+            <w:r/>
+            <w:r>
+              <w:rPr>
+                <w:sz w:val="16"/>
+              </w:rPr>
+              <w:t>replika final tanpa nginx, database PostgreSQL</w:t>
+            </w:r>
+          </w:p>
+        </w:tc>
+      </w:tr>
+      <w:tr>
+        <w:tc>
+          <w:tcPr>
+            <w:tcW w:type="dxa" w:w="5043"/>
             <w:shd w:val="clear" w:color="auto" w:fill="F2F6F4"/>
           </w:tcPr>
           <w:p>
@@ -5958,13 +3043,13 @@
               <w:rPr>
                 <w:sz w:val="16"/>
               </w:rPr>
-              <w:t>Paket upgrade tertahan</w:t>
+              <w:t>capture tcpdump di latar belakang mati</w:t>
             </w:r>
           </w:p>
         </w:tc>
         <w:tc>
           <w:tcPr>
-            <w:tcW w:type="dxa" w:w="3362"/>
+            <w:tcW w:type="dxa" w:w="5043"/>
             <w:shd w:val="clear" w:color="auto" w:fill="F2F6F4"/>
           </w:tcPr>
           <w:p>
@@ -5976,7 +3061,56 @@
               <w:rPr>
                 <w:sz w:val="16"/>
               </w:rPr>
-              <w:t>Sebagian pembaruan ditahan *phased update*; dicatat sebagai sisa pekerjaan B-3</w:t>
+              <w:t xml:space="preserve">jalankan lewat </w:t>
+            </w:r>
+            <w:r>
+              <w:rPr>
+                <w:rFonts w:ascii="Consolas" w:hAnsi="Consolas"/>
+                <w:sz w:val="17"/>
+              </w:rPr>
+              <w:t>systemd-run</w:t>
+            </w:r>
+            <w:r>
+              <w:rPr>
+                <w:sz w:val="16"/>
+              </w:rPr>
+              <w:t xml:space="preserve"> agar tidak terputus</w:t>
+            </w:r>
+          </w:p>
+        </w:tc>
+      </w:tr>
+      <w:tr>
+        <w:tc>
+          <w:tcPr>
+            <w:tcW w:type="dxa" w:w="5043"/>
+          </w:tcPr>
+          <w:p>
+            <w:pPr>
+              <w:spacing w:after="0" w:line="240" w:lineRule="auto"/>
+            </w:pPr>
+            <w:r/>
+            <w:r>
+              <w:rPr>
+                <w:sz w:val="16"/>
+              </w:rPr>
+              <w:t>10 paket tertahan</w:t>
+            </w:r>
+          </w:p>
+        </w:tc>
+        <w:tc>
+          <w:tcPr>
+            <w:tcW w:type="dxa" w:w="5043"/>
+          </w:tcPr>
+          <w:p>
+            <w:pPr>
+              <w:spacing w:after="0" w:line="240" w:lineRule="auto"/>
+            </w:pPr>
+            <w:r/>
+            <w:r>
+              <w:rPr>
+                <w:sz w:val="16"/>
+              </w:rPr>
+              <w:t>phased update Ubuntu; dicatat, bukan diklaim selesai</w:t>
             </w:r>
           </w:p>
         </w:tc>
@@ -5989,50 +3123,10 @@
     </w:p>
     <w:p>
       <w:pPr>
-        <w:pBdr>
-          <w:bottom w:val="single" w:sz="6" w:space="1" w:color="D5DED9"/>
-        </w:pBdr>
-        <w:spacing w:after="80"/>
-      </w:pPr>
-    </w:p>
-    <w:p>
-      <w:pPr>
         <w:pStyle w:val="Heading2"/>
       </w:pPr>
       <w:r>
-        <w:t>9. Kesimpulan dan Kesiapan Fase 2</w:t>
-      </w:r>
-    </w:p>
-    <w:p>
-      <w:r>
-        <w:rPr>
-          <w:sz w:val="19"/>
-        </w:rPr>
-        <w:t>Fase 1 selesai secara teknis: laboratorium tiga node berjalan, replika backend IoT tersedia dan</w:t>
-      </w:r>
-    </w:p>
-    <w:p>
-      <w:r>
-        <w:rPr>
-          <w:sz w:val="19"/>
-        </w:rPr>
-        <w:t>dapat diakses, hardening awal terbukti tidak memutus layanan, serta baseline traffic normal</w:t>
-      </w:r>
-    </w:p>
-    <w:p>
-      <w:r>
-        <w:rPr>
-          <w:sz w:val="19"/>
-        </w:rPr>
-        <w:t>terdokumentasi lengkap dengan pcap dan metrik.</w:t>
-      </w:r>
-    </w:p>
-    <w:p>
-      <w:r>
-        <w:rPr>
-          <w:sz w:val="19"/>
-        </w:rPr>
-        <w:t>Kesiapan menuju Fase 2:</w:t>
+        <w:t>8. Kesiapan Fase 2</w:t>
       </w:r>
     </w:p>
     <w:p>
@@ -6044,7 +3138,7 @@
         <w:rPr>
           <w:sz w:val="19"/>
         </w:rPr>
-        <w:t>Sasaran serangan sudah tersedia dan terdaftar (enam kelemahan sengaja) beserta kontrol penutupnya.</w:t>
+        <w:t>Sasaran serangan tersedia dan terdaftar (enam celah) beserta kontrol penutupnya.</w:t>
       </w:r>
     </w:p>
     <w:p>
@@ -6056,7 +3150,7 @@
         <w:rPr>
           <w:sz w:val="19"/>
         </w:rPr>
-        <w:t>Sensor Security Onion terbukti menerima trafik segmen lab, sehingga deteksi dapat diuji.</w:t>
+        <w:t>Sensor menerima trafik lab sehingga deteksi dapat diuji.</w:t>
       </w:r>
     </w:p>
     <w:p>
@@ -6068,7 +3162,7 @@
         <w:rPr>
           <w:sz w:val="19"/>
         </w:rPr>
-        <w:t>Baseline angka tersedia, sehingga anomali dapat dinilai secara kuantitatif.</w:t>
+        <w:t>Baseline angka tersedia untuk menilai anomali.</w:t>
       </w:r>
     </w:p>
     <w:p>
@@ -6080,7 +3174,7 @@
         <w:rPr>
           <w:sz w:val="19"/>
         </w:rPr>
-        <w:t xml:space="preserve">Sisa pekerjaan yang harus diselesaikan di awal Fase 2: verifikasi </w:t>
+        <w:t xml:space="preserve">Sisa pekerjaan: verifikasi </w:t>
       </w:r>
       <w:r>
         <w:rPr>
@@ -6093,7 +3187,7 @@
         <w:rPr>
           <w:sz w:val="19"/>
         </w:rPr>
-        <w:t xml:space="preserve"> (SO 2.x EOL),</w:t>
+        <w:t xml:space="preserve"> (Security Onion 2.x sudah EOL), pencabutan sudo</w:t>
       </w:r>
     </w:p>
     <w:p>
@@ -6101,31 +3195,15 @@
         <w:rPr>
           <w:sz w:val="19"/>
         </w:rPr>
-        <w:t>pencabutan sudo NOPASSWD sebelum penilaian, dan pelaksanaan 10 kontrol hardening penuh dengan</w:t>
+        <w:t>NOPASSWD sebelum penilaian, dan pelaksanaan tujuh kontrol sisanya pada siklus Purple Team.</w:t>
       </w:r>
-    </w:p>
-    <w:p>
-      <w:r>
-        <w:rPr>
-          <w:sz w:val="19"/>
-        </w:rPr>
-        <w:t>bukti before/after.</w:t>
-      </w:r>
-    </w:p>
-    <w:p>
-      <w:pPr>
-        <w:pBdr>
-          <w:bottom w:val="single" w:sz="6" w:space="1" w:color="D5DED9"/>
-        </w:pBdr>
-        <w:spacing w:after="80"/>
-      </w:pPr>
     </w:p>
     <w:p>
       <w:pPr>
         <w:pStyle w:val="Heading2"/>
       </w:pPr>
       <w:r>
-        <w:t>Lampiran A — Artefak di repositori</w:t>
+        <w:t>Lampiran — artefak</w:t>
       </w:r>
     </w:p>
     <w:tbl>
@@ -6195,52 +3273,13 @@
               <w:rPr>
                 <w:sz w:val="16"/>
               </w:rPr>
-              <w:t>Diagram topologi (revisi)</w:t>
+              <w:t>Skema IP</w:t>
             </w:r>
           </w:p>
         </w:tc>
         <w:tc>
           <w:tcPr>
             <w:tcW w:type="dxa" w:w="5043"/>
-          </w:tcPr>
-          <w:p>
-            <w:pPr>
-              <w:spacing w:after="0" w:line="240" w:lineRule="auto"/>
-            </w:pPr>
-            <w:r/>
-            <w:r>
-              <w:rPr>
-                <w:rFonts w:ascii="Consolas" w:hAnsi="Consolas"/>
-                <w:sz w:val="17"/>
-              </w:rPr>
-              <w:t>docs/design/topology-v2.png</w:t>
-            </w:r>
-          </w:p>
-        </w:tc>
-      </w:tr>
-      <w:tr>
-        <w:tc>
-          <w:tcPr>
-            <w:tcW w:type="dxa" w:w="5043"/>
-            <w:shd w:val="clear" w:color="auto" w:fill="F2F6F4"/>
-          </w:tcPr>
-          <w:p>
-            <w:pPr>
-              <w:spacing w:after="0" w:line="240" w:lineRule="auto"/>
-            </w:pPr>
-            <w:r/>
-            <w:r>
-              <w:rPr>
-                <w:sz w:val="16"/>
-              </w:rPr>
-              <w:t>Skema IP + catatan revisi</w:t>
-            </w:r>
-          </w:p>
-        </w:tc>
-        <w:tc>
-          <w:tcPr>
-            <w:tcW w:type="dxa" w:w="5043"/>
-            <w:shd w:val="clear" w:color="auto" w:fill="F2F6F4"/>
           </w:tcPr>
           <w:p>
             <w:pPr>
@@ -6261,6 +3300,7 @@
         <w:tc>
           <w:tcPr>
             <w:tcW w:type="dxa" w:w="5043"/>
+            <w:shd w:val="clear" w:color="auto" w:fill="F2F6F4"/>
           </w:tcPr>
           <w:p>
             <w:pPr>
@@ -6271,7 +3311,45 @@
               <w:rPr>
                 <w:sz w:val="16"/>
               </w:rPr>
-              <w:t>Panduan replika &amp; kelemahan sengaja</w:t>
+              <w:t>Konfigurasi VM</w:t>
+            </w:r>
+          </w:p>
+        </w:tc>
+        <w:tc>
+          <w:tcPr>
+            <w:tcW w:type="dxa" w:w="5043"/>
+            <w:shd w:val="clear" w:color="auto" w:fill="F2F6F4"/>
+          </w:tcPr>
+          <w:p>
+            <w:pPr>
+              <w:spacing w:after="0" w:line="240" w:lineRule="auto"/>
+            </w:pPr>
+            <w:r/>
+            <w:r>
+              <w:rPr>
+                <w:rFonts w:ascii="Consolas" w:hAnsi="Consolas"/>
+                <w:sz w:val="17"/>
+              </w:rPr>
+              <w:t>docs/design/vm_config.md</w:t>
+            </w:r>
+          </w:p>
+        </w:tc>
+      </w:tr>
+      <w:tr>
+        <w:tc>
+          <w:tcPr>
+            <w:tcW w:type="dxa" w:w="5043"/>
+          </w:tcPr>
+          <w:p>
+            <w:pPr>
+              <w:spacing w:after="0" w:line="240" w:lineRule="auto"/>
+            </w:pPr>
+            <w:r/>
+            <w:r>
+              <w:rPr>
+                <w:sz w:val="16"/>
+              </w:rPr>
+              <w:t>Panduan membangun replika</w:t>
             </w:r>
           </w:p>
         </w:tc>
@@ -6309,7 +3387,7 @@
               <w:rPr>
                 <w:sz w:val="16"/>
               </w:rPr>
-              <w:t>Catatan konfigurasi VM</w:t>
+              <w:t>Kode aplikasi</w:t>
             </w:r>
           </w:p>
         </w:tc>
@@ -6328,7 +3406,7 @@
                 <w:rFonts w:ascii="Consolas" w:hAnsi="Consolas"/>
                 <w:sz w:val="17"/>
               </w:rPr>
-              <w:t>docs/design/vm_config.md</w:t>
+              <w:t>app/kabita/</w:t>
             </w:r>
           </w:p>
         </w:tc>
@@ -6347,96 +3425,7 @@
               <w:rPr>
                 <w:sz w:val="16"/>
               </w:rPr>
-              <w:t>Status lab &amp; progres</w:t>
-            </w:r>
-          </w:p>
-        </w:tc>
-        <w:tc>
-          <w:tcPr>
-            <w:tcW w:type="dxa" w:w="5043"/>
-          </w:tcPr>
-          <w:p>
-            <w:pPr>
-              <w:spacing w:after="0" w:line="240" w:lineRule="auto"/>
-            </w:pPr>
-            <w:r/>
-            <w:r>
-              <w:rPr>
-                <w:rFonts w:ascii="Consolas" w:hAnsi="Consolas"/>
-                <w:sz w:val="17"/>
-              </w:rPr>
-              <w:t>docs/lab-status.md</w:t>
-            </w:r>
-          </w:p>
-        </w:tc>
-      </w:tr>
-      <w:tr>
-        <w:tc>
-          <w:tcPr>
-            <w:tcW w:type="dxa" w:w="5043"/>
-            <w:shd w:val="clear" w:color="auto" w:fill="F2F6F4"/>
-          </w:tcPr>
-          <w:p>
-            <w:pPr>
-              <w:spacing w:after="0" w:line="240" w:lineRule="auto"/>
-            </w:pPr>
-            <w:r/>
-            <w:r>
-              <w:rPr>
-                <w:sz w:val="16"/>
-              </w:rPr>
-              <w:t>Bukti hardening awal</w:t>
-            </w:r>
-          </w:p>
-        </w:tc>
-        <w:tc>
-          <w:tcPr>
-            <w:tcW w:type="dxa" w:w="5043"/>
-            <w:shd w:val="clear" w:color="auto" w:fill="F2F6F4"/>
-          </w:tcPr>
-          <w:p>
-            <w:pPr>
-              <w:spacing w:after="0" w:line="240" w:lineRule="auto"/>
-            </w:pPr>
-            <w:r/>
-            <w:r>
-              <w:rPr>
-                <w:rFonts w:ascii="Consolas" w:hAnsi="Consolas"/>
-                <w:sz w:val="17"/>
-              </w:rPr>
-              <w:t>docs/blueteam/evidence/hardening-fase1/before.txt</w:t>
-            </w:r>
-            <w:r>
-              <w:rPr>
-                <w:sz w:val="16"/>
-              </w:rPr>
-              <w:t xml:space="preserve">, </w:t>
-            </w:r>
-            <w:r>
-              <w:rPr>
-                <w:rFonts w:ascii="Consolas" w:hAnsi="Consolas"/>
-                <w:sz w:val="17"/>
-              </w:rPr>
-              <w:t>after.txt</w:t>
-            </w:r>
-          </w:p>
-        </w:tc>
-      </w:tr>
-      <w:tr>
-        <w:tc>
-          <w:tcPr>
-            <w:tcW w:type="dxa" w:w="5043"/>
-          </w:tcPr>
-          <w:p>
-            <w:pPr>
-              <w:spacing w:after="0" w:line="240" w:lineRule="auto"/>
-            </w:pPr>
-            <w:r/>
-            <w:r>
-              <w:rPr>
-                <w:sz w:val="16"/>
-              </w:rPr>
-              <w:t>Baseline pcap + metrik</w:t>
+              <w:t>Bukti baseline</w:t>
             </w:r>
           </w:p>
         </w:tc>
@@ -6474,7 +3463,7 @@
               <w:rPr>
                 <w:sz w:val="16"/>
               </w:rPr>
-              <w:t>Checklist hardening (rencana penuh)</w:t>
+              <w:t>Bukti hardening</w:t>
             </w:r>
           </w:p>
         </w:tc>
@@ -6482,6 +3471,43 @@
           <w:tcPr>
             <w:tcW w:type="dxa" w:w="5043"/>
             <w:shd w:val="clear" w:color="auto" w:fill="F2F6F4"/>
+          </w:tcPr>
+          <w:p>
+            <w:pPr>
+              <w:spacing w:after="0" w:line="240" w:lineRule="auto"/>
+            </w:pPr>
+            <w:r/>
+            <w:r>
+              <w:rPr>
+                <w:rFonts w:ascii="Consolas" w:hAnsi="Consolas"/>
+                <w:sz w:val="17"/>
+              </w:rPr>
+              <w:t>docs/blueteam/evidence/hardening/</w:t>
+            </w:r>
+          </w:p>
+        </w:tc>
+      </w:tr>
+      <w:tr>
+        <w:tc>
+          <w:tcPr>
+            <w:tcW w:type="dxa" w:w="5043"/>
+          </w:tcPr>
+          <w:p>
+            <w:pPr>
+              <w:spacing w:after="0" w:line="240" w:lineRule="auto"/>
+            </w:pPr>
+            <w:r/>
+            <w:r>
+              <w:rPr>
+                <w:sz w:val="16"/>
+              </w:rPr>
+              <w:t>Checklist 10 kontrol</w:t>
+            </w:r>
+          </w:p>
+        </w:tc>
+        <w:tc>
+          <w:tcPr>
+            <w:tcW w:type="dxa" w:w="5043"/>
           </w:tcPr>
           <w:p>
             <w:pPr>
@@ -6502,6 +3528,7 @@
         <w:tc>
           <w:tcPr>
             <w:tcW w:type="dxa" w:w="5043"/>
+            <w:shd w:val="clear" w:color="auto" w:fill="F2F6F4"/>
           </w:tcPr>
           <w:p>
             <w:pPr>
@@ -6512,13 +3539,14 @@
               <w:rPr>
                 <w:sz w:val="16"/>
               </w:rPr>
-              <w:t>Rencana serangan Fase 2</w:t>
+              <w:t>Panduan perintah per VM</w:t>
             </w:r>
           </w:p>
         </w:tc>
         <w:tc>
           <w:tcPr>
             <w:tcW w:type="dxa" w:w="5043"/>
+            <w:shd w:val="clear" w:color="auto" w:fill="F2F6F4"/>
           </w:tcPr>
           <w:p>
             <w:pPr>
@@ -6530,7 +3558,7 @@
                 <w:rFonts w:ascii="Consolas" w:hAnsi="Consolas"/>
                 <w:sz w:val="17"/>
               </w:rPr>
-              <w:t>docs/redteam/attack_plan.md</w:t>
+              <w:t>docs/checkpoint-pertemuan9.md</w:t>
             </w:r>
           </w:p>
         </w:tc>
@@ -6540,121 +3568,6 @@
       <w:pPr>
         <w:spacing w:after="40"/>
       </w:pPr>
-    </w:p>
-    <w:p>
-      <w:pPr>
-        <w:pStyle w:val="Heading2"/>
-      </w:pPr>
-      <w:r>
-        <w:t>Lampiran B — Perintah verifikasi ulang</w:t>
-      </w:r>
-    </w:p>
-    <w:p>
-      <w:pPr>
-        <w:spacing w:before="40" w:after="120"/>
-        <w:ind w:left="227"/>
-      </w:pPr>
-      <w:r>
-        <w:rPr>
-          <w:rFonts w:ascii="Consolas" w:hAnsi="Consolas"/>
-          <w:sz w:val="16"/>
-        </w:rPr>
-        <w:t># dari host: nyalakan tiga node lalu uji target</w:t>
-        <w:br/>
-      </w:r>
-      <w:r>
-        <w:rPr>
-          <w:rFonts w:ascii="Consolas" w:hAnsi="Consolas"/>
-          <w:sz w:val="16"/>
-        </w:rPr>
-        <w:t>VBM="/c/Program Files/Oracle/VirtualBox/VBoxManage.exe"</w:t>
-        <w:br/>
-      </w:r>
-      <w:r>
-        <w:rPr>
-          <w:rFonts w:ascii="Consolas" w:hAnsi="Consolas"/>
-          <w:sz w:val="16"/>
-        </w:rPr>
-        <w:t>"$VBM" startvm "PBL-K4-01-Target-Ubuntu" --type headless</w:t>
-        <w:br/>
-      </w:r>
-      <w:r>
-        <w:rPr>
-          <w:rFonts w:ascii="Consolas" w:hAnsi="Consolas"/>
-          <w:sz w:val="16"/>
-        </w:rPr>
-        <w:t>ssh -p 2222 iotadmin@127.0.0.1              # password: 123</w:t>
-        <w:br/>
-      </w:r>
-      <w:r>
-        <w:rPr>
-          <w:rFonts w:ascii="Consolas" w:hAnsi="Consolas"/>
-          <w:sz w:val="16"/>
-        </w:rPr>
-        <w:br/>
-      </w:r>
-      <w:r>
-        <w:rPr>
-          <w:rFonts w:ascii="Consolas" w:hAnsi="Consolas"/>
-          <w:sz w:val="16"/>
-        </w:rPr>
-        <w:t># di target</w:t>
-        <w:br/>
-      </w:r>
-      <w:r>
-        <w:rPr>
-          <w:rFonts w:ascii="Consolas" w:hAnsi="Consolas"/>
-          <w:sz w:val="16"/>
-        </w:rPr>
-        <w:t>sudo ufw status verbose</w:t>
-        <w:br/>
-      </w:r>
-      <w:r>
-        <w:rPr>
-          <w:rFonts w:ascii="Consolas" w:hAnsi="Consolas"/>
-          <w:sz w:val="16"/>
-        </w:rPr>
-        <w:t>sudo fail2ban-client status sshd</w:t>
-        <w:br/>
-      </w:r>
-      <w:r>
-        <w:rPr>
-          <w:rFonts w:ascii="Consolas" w:hAnsi="Consolas"/>
-          <w:sz w:val="16"/>
-        </w:rPr>
-        <w:t>curl -s http://127.0.0.1/api.php?id=1</w:t>
-        <w:br/>
-      </w:r>
-      <w:r>
-        <w:rPr>
-          <w:rFonts w:ascii="Consolas" w:hAnsi="Consolas"/>
-          <w:sz w:val="16"/>
-        </w:rPr>
-        <w:t>ping -c 2 192.168.4.100 &amp;&amp; ping -c 2 192.168.4.200</w:t>
-        <w:br/>
-      </w:r>
-      <w:r>
-        <w:rPr>
-          <w:rFonts w:ascii="Consolas" w:hAnsi="Consolas"/>
-          <w:sz w:val="16"/>
-        </w:rPr>
-        <w:br/>
-      </w:r>
-      <w:r>
-        <w:rPr>
-          <w:rFonts w:ascii="Consolas" w:hAnsi="Consolas"/>
-          <w:sz w:val="16"/>
-        </w:rPr>
-        <w:t># di sensor (konsol)</w:t>
-        <w:br/>
-      </w:r>
-      <w:r>
-        <w:rPr>
-          <w:rFonts w:ascii="Consolas" w:hAnsi="Consolas"/>
-          <w:sz w:val="16"/>
-        </w:rPr>
-        <w:t>sudo tcpdump -i eth0 -nn host 192.168.4.100</w:t>
-      </w:r>
     </w:p>
     <w:sectPr>
       <w:footerReference w:type="default" r:id="rId9"/>
